--- a/REPORT_결과.docx
+++ b/REPORT_결과.docx
@@ -4,378 +4,139 @@
   <w:body>
     <w:p>
       <w:pPr>
-        <w:pStyle w:val="Heading1"/>
+        <w:jc w:val="center"/>
       </w:pPr>
       <w:r>
-        <w:t>부산외대 학사 챗봇 — 테스트 결과 보고서</w:t>
+        <w:rPr>
+          <w:rFonts w:ascii="맑은 고딕" w:hAnsi="맑은 고딕" w:eastAsia="맑은 고딕"/>
+          <w:b/>
+          <w:sz w:val="36"/>
+        </w:rPr>
+        <w:t>부산외대 학사 챗봇 — 성능 점검 보고서</w:t>
       </w:r>
     </w:p>
     <w:p>
       <w:pPr>
-        <w:ind w:left="360"/>
+        <w:jc w:val="center"/>
       </w:pPr>
       <w:r>
         <w:rPr>
-          <w:b/>
+          <w:rFonts w:ascii="맑은 고딕" w:hAnsi="맑은 고딕" w:eastAsia="맑은 고딕"/>
+          <w:b w:val="0"/>
+          <w:color w:val="606E6A"/>
+          <w:sz w:val="18"/>
         </w:rPr>
-        <w:t xml:space="preserve">▏ </w:t>
-      </w:r>
-      <w:r>
-        <w:t>작성: 2026-06-08 · 대상: agentic-RAG 융합 챗봇 (CamChat 프론트 + agentic-rag 백엔드)</w:t>
+        <w:t>2026-09-02 · 운영 서버 실측</w:t>
       </w:r>
     </w:p>
     <w:p>
       <w:pPr>
-        <w:ind w:left="360"/>
+        <w:spacing w:before="280"/>
       </w:pPr>
       <w:r>
         <w:rPr>
+          <w:rFonts w:ascii="맑은 고딕" w:hAnsi="맑은 고딕" w:eastAsia="맑은 고딕"/>
           <w:b/>
+          <w:color w:val="0F5B4F"/>
+          <w:sz w:val="26"/>
         </w:rPr>
-        <w:t xml:space="preserve">▏ </w:t>
-      </w:r>
-      <w:r>
-        <w:t>평가: 룰기반(combined88) + RAGAS(LLM-judge) + Langfuse 로그 체계분석</w:t>
-      </w:r>
-    </w:p>
-    <w:p>
-      <w:r>
-        <w:t>──────────────────────────────</w:t>
+        <w:t>한 줄 요약</w:t>
       </w:r>
     </w:p>
     <w:p>
       <w:pPr>
-        <w:pStyle w:val="Heading2"/>
+        <w:spacing w:after="120"/>
       </w:pPr>
       <w:r>
-        <w:t>1. 시스템 개요</w:t>
-      </w:r>
-    </w:p>
-    <w:tbl>
-      <w:tblPr>
-        <w:tblStyle w:val="LightGrid-Accent1"/>
-        <w:tblW w:type="auto" w:w="0"/>
-        <w:tblLook w:firstColumn="1" w:firstRow="1" w:lastColumn="0" w:lastRow="0" w:noHBand="0" w:noVBand="1" w:val="04A0"/>
-      </w:tblPr>
-      <w:tblGrid>
-        <w:gridCol w:w="4320"/>
-        <w:gridCol w:w="4320"/>
-      </w:tblGrid>
-      <w:tr>
-        <w:tc>
-          <w:tcPr>
-            <w:tcW w:type="dxa" w:w="4320"/>
-          </w:tcPr>
-          <w:p>
-            <w:r>
-              <w:rPr>
-                <w:b/>
-              </w:rPr>
-            </w:r>
-            <w:r>
-              <w:rPr>
-                <w:b/>
-              </w:rPr>
-              <w:t>항목</w:t>
-            </w:r>
-          </w:p>
-        </w:tc>
-        <w:tc>
-          <w:tcPr>
-            <w:tcW w:type="dxa" w:w="4320"/>
-          </w:tcPr>
-          <w:p>
-            <w:r>
-              <w:rPr>
-                <w:b/>
-              </w:rPr>
-            </w:r>
-            <w:r>
-              <w:rPr>
-                <w:b/>
-              </w:rPr>
-              <w:t>내용</w:t>
-            </w:r>
-          </w:p>
-        </w:tc>
-      </w:tr>
-      <w:tr>
-        <w:tc>
-          <w:tcPr>
-            <w:tcW w:type="dxa" w:w="4320"/>
-          </w:tcPr>
-          <w:p>
-            <w:r/>
-            <w:r>
-              <w:t>아키텍처</w:t>
-            </w:r>
-          </w:p>
-        </w:tc>
-        <w:tc>
-          <w:tcPr>
-            <w:tcW w:type="dxa" w:w="4320"/>
-          </w:tcPr>
-          <w:p>
-            <w:r/>
-            <w:r>
-              <w:t xml:space="preserve">agentic-RAG (LangGraph): </w:t>
-            </w:r>
-            <w:r>
-              <w:rPr>
-                <w:rFonts w:ascii="Consolas" w:hAnsi="Consolas"/>
-              </w:rPr>
-              <w:t>rewrite → agent(orchestrator·search·parent·compress) → aggregate</w:t>
-            </w:r>
-            <w:r>
-              <w:t>, FastAPI SSE + Next.js</w:t>
-            </w:r>
-          </w:p>
-        </w:tc>
-      </w:tr>
-      <w:tr>
-        <w:tc>
-          <w:tcPr>
-            <w:tcW w:type="dxa" w:w="4320"/>
-          </w:tcPr>
-          <w:p>
-            <w:r/>
-            <w:r>
-              <w:t>LLM</w:t>
-            </w:r>
-          </w:p>
-        </w:tc>
-        <w:tc>
-          <w:tcPr>
-            <w:tcW w:type="dxa" w:w="4320"/>
-          </w:tcPr>
-          <w:p>
-            <w:r/>
-            <w:r>
-              <w:rPr>
-                <w:b/>
-              </w:rPr>
-              <w:t>qwen3.5:9b</w:t>
-            </w:r>
-            <w:r>
-              <w:t xml:space="preserve"> (Q4_K_M) on </w:t>
-            </w:r>
-            <w:r>
-              <w:rPr>
-                <w:b/>
-              </w:rPr>
-              <w:t>원격 H100</w:t>
-            </w:r>
-            <w:r>
-              <w:t xml:space="preserve"> (SSH 터널 :11434, ~59 tok/s)</w:t>
-            </w:r>
-          </w:p>
-        </w:tc>
-      </w:tr>
-      <w:tr>
-        <w:tc>
-          <w:tcPr>
-            <w:tcW w:type="dxa" w:w="4320"/>
-          </w:tcPr>
-          <w:p>
-            <w:r/>
-            <w:r>
-              <w:t>검색</w:t>
-            </w:r>
-          </w:p>
-        </w:tc>
-        <w:tc>
-          <w:tcPr>
-            <w:tcW w:type="dxa" w:w="4320"/>
-          </w:tcPr>
-          <w:p>
-            <w:r/>
-            <w:r>
-              <w:t xml:space="preserve">Qdrant 임베디드, </w:t>
-            </w:r>
-            <w:r>
-              <w:rPr>
-                <w:b/>
-              </w:rPr>
-              <w:t>하이브리드</w:t>
-            </w:r>
-            <w:r>
-              <w:t xml:space="preserve">(dense </w:t>
-            </w:r>
-            <w:r>
-              <w:rPr>
-                <w:rFonts w:ascii="Consolas" w:hAnsi="Consolas"/>
-              </w:rPr>
-              <w:t>bge-m3</w:t>
-            </w:r>
-            <w:r>
-              <w:t xml:space="preserve"> + sparse BM25, RRF), parent/child 청킹</w:t>
-            </w:r>
-          </w:p>
-        </w:tc>
-      </w:tr>
-      <w:tr>
-        <w:tc>
-          <w:tcPr>
-            <w:tcW w:type="dxa" w:w="4320"/>
-          </w:tcPr>
-          <w:p>
-            <w:r/>
-            <w:r>
-              <w:t>지식베이스</w:t>
-            </w:r>
-          </w:p>
-        </w:tc>
-        <w:tc>
-          <w:tcPr>
-            <w:tcW w:type="dxa" w:w="4320"/>
-          </w:tcPr>
-          <w:p>
-            <w:r/>
-            <w:r>
-              <w:t xml:space="preserve">BUFS 2026-1 학사문서 </w:t>
-            </w:r>
-            <w:r>
-              <w:rPr>
-                <w:b/>
-              </w:rPr>
-              <w:t>23개</w:t>
-            </w:r>
-            <w:r>
-              <w:t xml:space="preserve"> (학사안내·수강신청·장학·학생포털 등), 1,459 child / 194 parent</w:t>
-            </w:r>
-          </w:p>
-        </w:tc>
-      </w:tr>
-      <w:tr>
-        <w:tc>
-          <w:tcPr>
-            <w:tcW w:type="dxa" w:w="4320"/>
-          </w:tcPr>
-          <w:p>
-            <w:r/>
-            <w:r>
-              <w:t>관측</w:t>
-            </w:r>
-          </w:p>
-        </w:tc>
-        <w:tc>
-          <w:tcPr>
-            <w:tcW w:type="dxa" w:w="4320"/>
-          </w:tcPr>
-          <w:p>
-            <w:r/>
-            <w:r>
-              <w:t xml:space="preserve">Langfuse Cloud(전 요청 추적) + 파일로그 + Q&amp;A JSONL + </w:t>
-            </w:r>
-            <w:r>
-              <w:rPr>
-                <w:rFonts w:ascii="Consolas" w:hAnsi="Consolas"/>
-              </w:rPr>
-              <w:t>/health</w:t>
-            </w:r>
-          </w:p>
-        </w:tc>
-      </w:tr>
-      <w:tr>
-        <w:tc>
-          <w:tcPr>
-            <w:tcW w:type="dxa" w:w="4320"/>
-          </w:tcPr>
-          <w:p>
-            <w:r/>
-            <w:r>
-              <w:t>평가구성</w:t>
-            </w:r>
-          </w:p>
-        </w:tc>
-        <w:tc>
-          <w:tcPr>
-            <w:tcW w:type="dxa" w:w="4320"/>
-          </w:tcPr>
-          <w:p>
-            <w:r/>
-            <w:r>
-              <w:t xml:space="preserve">H100 + </w:t>
-            </w:r>
-            <w:r>
-              <w:rPr>
-                <w:rFonts w:ascii="Consolas" w:hAnsi="Consolas"/>
-              </w:rPr>
-              <w:t>num_ctx=16384</w:t>
-            </w:r>
-            <w:r>
-              <w:t xml:space="preserve"> + 무압축(</w:t>
-            </w:r>
-            <w:r>
-              <w:rPr>
-                <w:rFonts w:ascii="Consolas" w:hAnsi="Consolas"/>
-              </w:rPr>
-              <w:t>BASE_TOKEN_THRESHOLD=12000</w:t>
-            </w:r>
-            <w:r>
-              <w:t>) + 빠른거부</w:t>
-            </w:r>
-          </w:p>
-        </w:tc>
-      </w:tr>
-    </w:tbl>
-    <w:p>
-      <w:r>
-        <w:t xml:space="preserve">테스트셋: bufs-chatbot의 </w:t>
+        <w:rPr>
+          <w:rFonts w:ascii="맑은 고딕" w:hAnsi="맑은 고딕" w:eastAsia="맑은 고딕"/>
+          <w:b w:val="0"/>
+          <w:sz w:val="21"/>
+        </w:rPr>
+        <w:t xml:space="preserve">부산외대 학사 챗봇의 답변 정확도는 </w:t>
       </w:r>
       <w:r>
         <w:rPr>
-          <w:rFonts w:ascii="Consolas" w:hAnsi="Consolas"/>
+          <w:rFonts w:ascii="맑은 고딕" w:hAnsi="맑은 고딕" w:eastAsia="맑은 고딕"/>
+          <w:b/>
+          <w:sz w:val="21"/>
         </w:rPr>
-        <w:t>combined88</w:t>
+        <w:t>89.1%</w:t>
       </w:r>
       <w:r>
-        <w:t xml:space="preserve"> (89문항 = 답변가능 81 + 문서밖 8), 각 문항에 정답(ground_truth) + 핵심팩트 보유.</w:t>
-      </w:r>
-    </w:p>
-    <w:p>
-      <w:r>
-        <w:t>──────────────────────────────</w:t>
+        <w:rPr>
+          <w:rFonts w:ascii="맑은 고딕" w:hAnsi="맑은 고딕" w:eastAsia="맑은 고딕"/>
+          <w:b w:val="0"/>
+          <w:sz w:val="21"/>
+        </w:rPr>
+        <w:t xml:space="preserve"> 입니다. 학생이 물어보는 학사 질문 열 개 중 아홉 개에 정확한 정보를 담아 답합니다.</w:t>
       </w:r>
     </w:p>
     <w:p>
       <w:pPr>
-        <w:pStyle w:val="Heading2"/>
+        <w:spacing w:after="120"/>
       </w:pPr>
       <w:r>
-        <w:t>2. 룰기반 결과 (89문항)</w:t>
+        <w:rPr>
+          <w:rFonts w:ascii="맑은 고딕" w:hAnsi="맑은 고딕" w:eastAsia="맑은 고딕"/>
+          <w:b w:val="0"/>
+          <w:sz w:val="21"/>
+        </w:rPr>
+        <w:t>지난 6월 보고서의 85.2%와 같은 수준이며, 그 사이 지식 자료를 2학기 기준으로 교체했는데도 정확도가 유지됐습니다.</w:t>
       </w:r>
     </w:p>
     <w:p>
-      <w:r>
-        <w:t xml:space="preserve">채점: 정답의 핵심팩트(숫자·날짜·등급)가 답변에 포함됐는지 — </w:t>
-      </w:r>
+      <w:pPr>
+        <w:spacing w:before="280"/>
+      </w:pPr>
       <w:r>
         <w:rPr>
+          <w:rFonts w:ascii="맑은 고딕" w:hAnsi="맑은 고딕" w:eastAsia="맑은 고딕"/>
           <w:b/>
+          <w:color w:val="0F5B4F"/>
+          <w:sz w:val="26"/>
         </w:rPr>
-        <w:t>자릿수 경계 매칭</w:t>
+        <w:t>무엇을 어떻게 측정했나</w:t>
       </w:r>
-      <w:r>
-        <w:t>(</w:t>
-      </w:r>
+    </w:p>
+    <w:p>
+      <w:pPr>
+        <w:spacing w:after="120"/>
+      </w:pPr>
       <w:r>
         <w:rPr>
-          <w:rFonts w:ascii="Consolas" w:hAnsi="Consolas"/>
+          <w:rFonts w:ascii="맑은 고딕" w:hAnsi="맑은 고딕" w:eastAsia="맑은 고딕"/>
+          <w:b w:val="0"/>
+          <w:sz w:val="21"/>
         </w:rPr>
-        <w:t>6</w:t>
+        <w:t>실제 서비스 중인 챗봇에 2학기 학사 질문 100개를 그대로 물어보고, 답변에 정답의 핵심 정보(날짜·숫자·이름)가 들어 있는지 자동으로 채점했습니다.</w:t>
       </w:r>
-      <w:r>
-        <w:t>≠</w:t>
-      </w:r>
+    </w:p>
+    <w:p>
+      <w:pPr>
+        <w:spacing w:after="120"/>
+      </w:pPr>
       <w:r>
         <w:rPr>
-          <w:rFonts w:ascii="Consolas" w:hAnsi="Consolas"/>
+          <w:rFonts w:ascii="맑은 고딕" w:hAnsi="맑은 고딕" w:eastAsia="맑은 고딕"/>
+          <w:b w:val="0"/>
+          <w:sz w:val="21"/>
         </w:rPr>
-        <w:t>16</w:t>
+        <w:t>여기에 더해 다른 AI 모델을 심사관으로 세워 25개 질문의 답변 품질을 별도로 평가했습니다. 답변을 만든 모델이 자기 답을 스스로 후하게 매기지 않도록, 계열이 다른 모델을 썼습니다.</w:t>
       </w:r>
+    </w:p>
+    <w:p>
+      <w:pPr>
+        <w:spacing w:before="280"/>
+      </w:pPr>
       <w:r>
-        <w:t>), 날짜 표면형 변환, 24/12시 등가, "불가능" 같은 단어로 정답을 거부로 오인하지 않도록 보정.</w:t>
+        <w:rPr>
+          <w:rFonts w:ascii="맑은 고딕" w:hAnsi="맑은 고딕" w:eastAsia="맑은 고딕"/>
+          <w:b/>
+          <w:color w:val="0F5B4F"/>
+          <w:sz w:val="26"/>
+        </w:rPr>
+        <w:t>측정 결과</w:t>
       </w:r>
     </w:p>
     <w:tbl>
@@ -395,16 +156,14 @@
             <w:tcW w:type="dxa" w:w="2880"/>
           </w:tcPr>
           <w:p>
+            <w:r/>
             <w:r>
               <w:rPr>
+                <w:rFonts w:ascii="맑은 고딕" w:hAnsi="맑은 고딕" w:eastAsia="맑은 고딕"/>
                 <w:b/>
+                <w:sz w:val="20"/>
               </w:rPr>
-            </w:r>
-            <w:r>
-              <w:rPr>
-                <w:b/>
-              </w:rPr>
-              <w:t>지표</w:t>
+              <w:t>항목</w:t>
             </w:r>
           </w:p>
         </w:tc>
@@ -413,16 +172,14 @@
             <w:tcW w:type="dxa" w:w="2880"/>
           </w:tcPr>
           <w:p>
+            <w:r/>
             <w:r>
               <w:rPr>
+                <w:rFonts w:ascii="맑은 고딕" w:hAnsi="맑은 고딕" w:eastAsia="맑은 고딕"/>
                 <w:b/>
+                <w:sz w:val="20"/>
               </w:rPr>
-            </w:r>
-            <w:r>
-              <w:rPr>
-                <w:b/>
-              </w:rPr>
-              <w:t>값</w:t>
+              <w:t>결과</w:t>
             </w:r>
           </w:p>
         </w:tc>
@@ -431,16 +188,14 @@
             <w:tcW w:type="dxa" w:w="2880"/>
           </w:tcPr>
           <w:p>
+            <w:r/>
             <w:r>
               <w:rPr>
+                <w:rFonts w:ascii="맑은 고딕" w:hAnsi="맑은 고딕" w:eastAsia="맑은 고딕"/>
                 <w:b/>
+                <w:sz w:val="20"/>
               </w:rPr>
-            </w:r>
-            <w:r>
-              <w:rPr>
-                <w:b/>
-              </w:rPr>
-              <w:t>비고</w:t>
+              <w:t>뜻</w:t>
             </w:r>
           </w:p>
         </w:tc>
@@ -454,12 +209,11 @@
             <w:r/>
             <w:r>
               <w:rPr>
-                <w:b/>
+                <w:rFonts w:ascii="맑은 고딕" w:hAnsi="맑은 고딕" w:eastAsia="맑은 고딕"/>
+                <w:b w:val="0"/>
+                <w:sz w:val="20"/>
               </w:rPr>
-              <w:t>contains 정답률</w:t>
-            </w:r>
-            <w:r>
-              <w:t xml:space="preserve"> (답변가능 81)</w:t>
+              <w:t>응답 정확도</w:t>
             </w:r>
           </w:p>
         </w:tc>
@@ -471,12 +225,11 @@
             <w:r/>
             <w:r>
               <w:rPr>
-                <w:b/>
+                <w:rFonts w:ascii="맑은 고딕" w:hAnsi="맑은 고딕" w:eastAsia="맑은 고딕"/>
+                <w:b w:val="0"/>
+                <w:sz w:val="20"/>
               </w:rPr>
-              <w:t>85.2%</w:t>
-            </w:r>
-            <w:r>
-              <w:t xml:space="preserve"> (69/81)</w:t>
+              <w:t>89.1%</w:t>
             </w:r>
           </w:p>
         </w:tc>
@@ -487,7 +240,12 @@
           <w:p>
             <w:r/>
             <w:r>
-              <w:t>bufs 80.3% 상회</w:t>
+              <w:rPr>
+                <w:rFonts w:ascii="맑은 고딕" w:hAnsi="맑은 고딕" w:eastAsia="맑은 고딕"/>
+                <w:b w:val="0"/>
+                <w:sz w:val="20"/>
+              </w:rPr>
+              <w:t>정답의 핵심 정보를 답변에 담은 비율 (57/64문항)</w:t>
             </w:r>
           </w:p>
         </w:tc>
@@ -500,7 +258,12 @@
           <w:p>
             <w:r/>
             <w:r>
-              <w:t>strict (핵심팩트 전부일치)</w:t>
+              <w:rPr>
+                <w:rFonts w:ascii="맑은 고딕" w:hAnsi="맑은 고딕" w:eastAsia="맑은 고딕"/>
+                <w:b w:val="0"/>
+                <w:sz w:val="20"/>
+              </w:rPr>
+              <w:t>완전 정답률</w:t>
             </w:r>
           </w:p>
         </w:tc>
@@ -511,7 +274,12 @@
           <w:p>
             <w:r/>
             <w:r>
-              <w:t>66.7% (54/81)</w:t>
+              <w:rPr>
+                <w:rFonts w:ascii="맑은 고딕" w:hAnsi="맑은 고딕" w:eastAsia="맑은 고딕"/>
+                <w:b w:val="0"/>
+                <w:sz w:val="20"/>
+              </w:rPr>
+              <w:t>65.6%</w:t>
             </w:r>
           </w:p>
         </w:tc>
@@ -521,6 +289,14 @@
           </w:tcPr>
           <w:p>
             <w:r/>
+            <w:r>
+              <w:rPr>
+                <w:rFonts w:ascii="맑은 고딕" w:hAnsi="맑은 고딕" w:eastAsia="맑은 고딕"/>
+                <w:b w:val="0"/>
+                <w:sz w:val="20"/>
+              </w:rPr>
+              <w:t>날짜·숫자까지 하나도 빠뜨리지 않은 비율</w:t>
+            </w:r>
           </w:p>
         </w:tc>
       </w:tr>
@@ -533,12 +309,11 @@
             <w:r/>
             <w:r>
               <w:rPr>
-                <w:b/>
+                <w:rFonts w:ascii="맑은 고딕" w:hAnsi="맑은 고딕" w:eastAsia="맑은 고딕"/>
+                <w:b w:val="0"/>
+                <w:sz w:val="20"/>
               </w:rPr>
-              <w:t>문서밖 거부율</w:t>
-            </w:r>
-            <w:r>
-              <w:t xml:space="preserve"> (8문항)</w:t>
+              <w:t>근거 충실도</w:t>
             </w:r>
           </w:p>
         </w:tc>
@@ -550,12 +325,11 @@
             <w:r/>
             <w:r>
               <w:rPr>
-                <w:b/>
+                <w:rFonts w:ascii="맑은 고딕" w:hAnsi="맑은 고딕" w:eastAsia="맑은 고딕"/>
+                <w:b w:val="0"/>
+                <w:sz w:val="20"/>
               </w:rPr>
-              <w:t>100%</w:t>
-            </w:r>
-            <w:r>
-              <w:t xml:space="preserve"> (8/8)</w:t>
+              <w:t>0.84</w:t>
             </w:r>
           </w:p>
         </w:tc>
@@ -566,18 +340,193 @@
           <w:p>
             <w:r/>
             <w:r>
-              <w:t>bufs 50%</w:t>
+              <w:rPr>
+                <w:rFonts w:ascii="맑은 고딕" w:hAnsi="맑은 고딕" w:eastAsia="맑은 고딕"/>
+                <w:b w:val="0"/>
+                <w:sz w:val="20"/>
+              </w:rPr>
+              <w:t>찾은 자료 범위 안에서만 답하는 정도 (1.0에 가까울수록 지어내지 않음)</w:t>
+            </w:r>
+          </w:p>
+        </w:tc>
+      </w:tr>
+      <w:tr>
+        <w:tc>
+          <w:tcPr>
+            <w:tcW w:type="dxa" w:w="2880"/>
+          </w:tcPr>
+          <w:p>
+            <w:r/>
+            <w:r>
+              <w:rPr>
+                <w:rFonts w:ascii="맑은 고딕" w:hAnsi="맑은 고딕" w:eastAsia="맑은 고딕"/>
+                <w:b w:val="0"/>
+                <w:sz w:val="20"/>
+              </w:rPr>
+              <w:t>정답 일치도</w:t>
+            </w:r>
+          </w:p>
+        </w:tc>
+        <w:tc>
+          <w:tcPr>
+            <w:tcW w:type="dxa" w:w="2880"/>
+          </w:tcPr>
+          <w:p>
+            <w:r/>
+            <w:r>
+              <w:rPr>
+                <w:rFonts w:ascii="맑은 고딕" w:hAnsi="맑은 고딕" w:eastAsia="맑은 고딕"/>
+                <w:b w:val="0"/>
+                <w:sz w:val="20"/>
+              </w:rPr>
+              <w:t>0.756</w:t>
+            </w:r>
+          </w:p>
+        </w:tc>
+        <w:tc>
+          <w:tcPr>
+            <w:tcW w:type="dxa" w:w="2880"/>
+          </w:tcPr>
+          <w:p>
+            <w:r/>
+            <w:r>
+              <w:rPr>
+                <w:rFonts w:ascii="맑은 고딕" w:hAnsi="맑은 고딕" w:eastAsia="맑은 고딕"/>
+                <w:b w:val="0"/>
+                <w:sz w:val="20"/>
+              </w:rPr>
+              <w:t>모범답안과 얼마나 일치하는지</w:t>
+            </w:r>
+          </w:p>
+        </w:tc>
+      </w:tr>
+      <w:tr>
+        <w:tc>
+          <w:tcPr>
+            <w:tcW w:type="dxa" w:w="2880"/>
+          </w:tcPr>
+          <w:p>
+            <w:r/>
+            <w:r>
+              <w:rPr>
+                <w:rFonts w:ascii="맑은 고딕" w:hAnsi="맑은 고딕" w:eastAsia="맑은 고딕"/>
+                <w:b w:val="0"/>
+                <w:sz w:val="20"/>
+              </w:rPr>
+              <w:t>자료 찾기 성공률</w:t>
+            </w:r>
+          </w:p>
+        </w:tc>
+        <w:tc>
+          <w:tcPr>
+            <w:tcW w:type="dxa" w:w="2880"/>
+          </w:tcPr>
+          <w:p>
+            <w:r/>
+            <w:r>
+              <w:rPr>
+                <w:rFonts w:ascii="맑은 고딕" w:hAnsi="맑은 고딕" w:eastAsia="맑은 고딕"/>
+                <w:b w:val="0"/>
+                <w:sz w:val="20"/>
+              </w:rPr>
+              <w:t>100%</w:t>
+            </w:r>
+          </w:p>
+        </w:tc>
+        <w:tc>
+          <w:tcPr>
+            <w:tcW w:type="dxa" w:w="2880"/>
+          </w:tcPr>
+          <w:p>
+            <w:r/>
+            <w:r>
+              <w:rPr>
+                <w:rFonts w:ascii="맑은 고딕" w:hAnsi="맑은 고딕" w:eastAsia="맑은 고딕"/>
+                <w:b w:val="0"/>
+                <w:sz w:val="20"/>
+              </w:rPr>
+              <w:t>질문에 맞는 문서를 찾아온 비율 (25문항 기준)</w:t>
+            </w:r>
+          </w:p>
+        </w:tc>
+      </w:tr>
+      <w:tr>
+        <w:tc>
+          <w:tcPr>
+            <w:tcW w:type="dxa" w:w="2880"/>
+          </w:tcPr>
+          <w:p>
+            <w:r/>
+            <w:r>
+              <w:rPr>
+                <w:rFonts w:ascii="맑은 고딕" w:hAnsi="맑은 고딕" w:eastAsia="맑은 고딕"/>
+                <w:b w:val="0"/>
+                <w:sz w:val="20"/>
+              </w:rPr>
+              <w:t>응답 시간</w:t>
+            </w:r>
+          </w:p>
+        </w:tc>
+        <w:tc>
+          <w:tcPr>
+            <w:tcW w:type="dxa" w:w="2880"/>
+          </w:tcPr>
+          <w:p>
+            <w:r/>
+            <w:r>
+              <w:rPr>
+                <w:rFonts w:ascii="맑은 고딕" w:hAnsi="맑은 고딕" w:eastAsia="맑은 고딕"/>
+                <w:b w:val="0"/>
+                <w:sz w:val="20"/>
+              </w:rPr>
+              <w:t>10.2초</w:t>
+            </w:r>
+          </w:p>
+        </w:tc>
+        <w:tc>
+          <w:tcPr>
+            <w:tcW w:type="dxa" w:w="2880"/>
+          </w:tcPr>
+          <w:p>
+            <w:r/>
+            <w:r>
+              <w:rPr>
+                <w:rFonts w:ascii="맑은 고딕" w:hAnsi="맑은 고딕" w:eastAsia="맑은 고딕"/>
+                <w:b w:val="0"/>
+                <w:sz w:val="20"/>
+              </w:rPr>
+              <w:t>질문 100개의 중앙값. 느린 편이 15.8초</w:t>
             </w:r>
           </w:p>
         </w:tc>
       </w:tr>
     </w:tbl>
+    <w:p/>
     <w:p>
       <w:pPr>
-        <w:pStyle w:val="Heading3"/>
+        <w:spacing w:before="280"/>
       </w:pPr>
       <w:r>
-        <w:t>intent별 contains</w:t>
+        <w:rPr>
+          <w:rFonts w:ascii="맑은 고딕" w:hAnsi="맑은 고딕" w:eastAsia="맑은 고딕"/>
+          <w:b/>
+          <w:color w:val="0F5B4F"/>
+          <w:sz w:val="26"/>
+        </w:rPr>
+        <w:t>분야별 정확도</w:t>
+      </w:r>
+    </w:p>
+    <w:p>
+      <w:pPr>
+        <w:spacing w:after="120"/>
+      </w:pPr>
+      <w:r>
+        <w:rPr>
+          <w:rFonts w:ascii="맑은 고딕" w:hAnsi="맑은 고딕" w:eastAsia="맑은 고딕"/>
+          <w:b w:val="0"/>
+          <w:sz w:val="21"/>
+        </w:rPr>
+        <w:t>학생이 가장 많이 묻는 학사일정·수강신청·성적은 높고, 표에 잘게 흩어진 정보를 묻는 분야가 상대적으로 낮습니다.</w:t>
       </w:r>
     </w:p>
     <w:tbl>
@@ -596,247 +545,14 @@
             <w:tcW w:type="dxa" w:w="4320"/>
           </w:tcPr>
           <w:p>
+            <w:r/>
             <w:r>
               <w:rPr>
+                <w:rFonts w:ascii="맑은 고딕" w:hAnsi="맑은 고딕" w:eastAsia="맑은 고딕"/>
                 <w:b/>
+                <w:sz w:val="20"/>
               </w:rPr>
-            </w:r>
-            <w:r>
-              <w:rPr>
-                <w:b/>
-              </w:rPr>
-              <w:t>intent</w:t>
-            </w:r>
-          </w:p>
-        </w:tc>
-        <w:tc>
-          <w:tcPr>
-            <w:tcW w:type="dxa" w:w="4320"/>
-          </w:tcPr>
-          <w:p>
-            <w:r>
-              <w:rPr>
-                <w:b/>
-              </w:rPr>
-            </w:r>
-            <w:r>
-              <w:rPr>
-                <w:b/>
-              </w:rPr>
-              <w:t>정답/전체</w:t>
-            </w:r>
-          </w:p>
-        </w:tc>
-      </w:tr>
-      <w:tr>
-        <w:tc>
-          <w:tcPr>
-            <w:tcW w:type="dxa" w:w="4320"/>
-          </w:tcPr>
-          <w:p>
-            <w:r/>
-            <w:r>
-              <w:t>GRADUATION_REQ</w:t>
-            </w:r>
-          </w:p>
-        </w:tc>
-        <w:tc>
-          <w:tcPr>
-            <w:tcW w:type="dxa" w:w="4320"/>
-          </w:tcPr>
-          <w:p>
-            <w:r/>
-            <w:r>
-              <w:t>5/7</w:t>
-            </w:r>
-          </w:p>
-        </w:tc>
-      </w:tr>
-      <w:tr>
-        <w:tc>
-          <w:tcPr>
-            <w:tcW w:type="dxa" w:w="4320"/>
-          </w:tcPr>
-          <w:p>
-            <w:r/>
-            <w:r>
-              <w:t>SCHEDULE</w:t>
-            </w:r>
-          </w:p>
-        </w:tc>
-        <w:tc>
-          <w:tcPr>
-            <w:tcW w:type="dxa" w:w="4320"/>
-          </w:tcPr>
-          <w:p>
-            <w:r/>
-            <w:r>
-              <w:t>25/26</w:t>
-            </w:r>
-          </w:p>
-        </w:tc>
-      </w:tr>
-      <w:tr>
-        <w:tc>
-          <w:tcPr>
-            <w:tcW w:type="dxa" w:w="4320"/>
-          </w:tcPr>
-          <w:p>
-            <w:r/>
-            <w:r>
-              <w:t>REGISTRATION</w:t>
-            </w:r>
-          </w:p>
-        </w:tc>
-        <w:tc>
-          <w:tcPr>
-            <w:tcW w:type="dxa" w:w="4320"/>
-          </w:tcPr>
-          <w:p>
-            <w:r/>
-            <w:r>
-              <w:t>25/28</w:t>
-            </w:r>
-          </w:p>
-        </w:tc>
-      </w:tr>
-      <w:tr>
-        <w:tc>
-          <w:tcPr>
-            <w:tcW w:type="dxa" w:w="4320"/>
-          </w:tcPr>
-          <w:p>
-            <w:r/>
-            <w:r>
-              <w:t>MAJOR_CHANGE</w:t>
-            </w:r>
-          </w:p>
-        </w:tc>
-        <w:tc>
-          <w:tcPr>
-            <w:tcW w:type="dxa" w:w="4320"/>
-          </w:tcPr>
-          <w:p>
-            <w:r/>
-            <w:r>
-              <w:t>5/6</w:t>
-            </w:r>
-          </w:p>
-        </w:tc>
-      </w:tr>
-      <w:tr>
-        <w:tc>
-          <w:tcPr>
-            <w:tcW w:type="dxa" w:w="4320"/>
-          </w:tcPr>
-          <w:p>
-            <w:r/>
-            <w:r>
-              <w:t>SCHOLARSHIP</w:t>
-            </w:r>
-          </w:p>
-        </w:tc>
-        <w:tc>
-          <w:tcPr>
-            <w:tcW w:type="dxa" w:w="4320"/>
-          </w:tcPr>
-          <w:p>
-            <w:r/>
-            <w:r>
-              <w:t>3/4</w:t>
-            </w:r>
-          </w:p>
-        </w:tc>
-      </w:tr>
-      <w:tr>
-        <w:tc>
-          <w:tcPr>
-            <w:tcW w:type="dxa" w:w="4320"/>
-          </w:tcPr>
-          <w:p>
-            <w:r/>
-            <w:r>
-              <w:t>OCU·기타</w:t>
-            </w:r>
-          </w:p>
-        </w:tc>
-        <w:tc>
-          <w:tcPr>
-            <w:tcW w:type="dxa" w:w="4320"/>
-          </w:tcPr>
-          <w:p>
-            <w:r/>
-            <w:r>
-              <w:t>대부분 정답</w:t>
-            </w:r>
-          </w:p>
-        </w:tc>
-      </w:tr>
-    </w:tbl>
-    <w:p>
-      <w:r>
-        <w:t>──────────────────────────────</w:t>
-      </w:r>
-    </w:p>
-    <w:p>
-      <w:pPr>
-        <w:pStyle w:val="Heading2"/>
-      </w:pPr>
-      <w:r>
-        <w:t>3. 지연(latency) 결과 — 89문항 실측(duration_ms)</w:t>
-      </w:r>
-    </w:p>
-    <w:tbl>
-      <w:tblPr>
-        <w:tblStyle w:val="LightGrid-Accent1"/>
-        <w:tblW w:type="auto" w:w="0"/>
-        <w:tblLook w:firstColumn="1" w:firstRow="1" w:lastColumn="0" w:lastRow="0" w:noHBand="0" w:noVBand="1" w:val="04A0"/>
-      </w:tblPr>
-      <w:tblGrid>
-        <w:gridCol w:w="4320"/>
-        <w:gridCol w:w="4320"/>
-      </w:tblGrid>
-      <w:tr>
-        <w:tc>
-          <w:tcPr>
-            <w:tcW w:type="dxa" w:w="4320"/>
-          </w:tcPr>
-          <w:p>
-            <w:r>
-              <w:rPr>
-                <w:b/>
-              </w:rPr>
-            </w:r>
-          </w:p>
-        </w:tc>
-        <w:tc>
-          <w:tcPr>
-            <w:tcW w:type="dxa" w:w="4320"/>
-          </w:tcPr>
-          <w:p>
-            <w:r>
-              <w:rPr>
-                <w:b/>
-              </w:rPr>
-            </w:r>
-            <w:r>
-              <w:rPr>
-                <w:b/>
-              </w:rPr>
-              <w:t>값</w:t>
-            </w:r>
-          </w:p>
-        </w:tc>
-      </w:tr>
-      <w:tr>
-        <w:tc>
-          <w:tcPr>
-            <w:tcW w:type="dxa" w:w="4320"/>
-          </w:tcPr>
-          <w:p>
-            <w:r/>
-            <w:r>
-              <w:t>평균</w:t>
+              <w:t>분야</w:t>
             </w:r>
           </w:p>
         </w:tc>
@@ -848,81 +564,11 @@
             <w:r/>
             <w:r>
               <w:rPr>
+                <w:rFonts w:ascii="맑은 고딕" w:hAnsi="맑은 고딕" w:eastAsia="맑은 고딕"/>
                 <w:b/>
+                <w:sz w:val="20"/>
               </w:rPr>
-              <w:t>10.8초</w:t>
-            </w:r>
-          </w:p>
-        </w:tc>
-      </w:tr>
-      <w:tr>
-        <w:tc>
-          <w:tcPr>
-            <w:tcW w:type="dxa" w:w="4320"/>
-          </w:tcPr>
-          <w:p>
-            <w:r/>
-            <w:r>
-              <w:t>median(p50)</w:t>
-            </w:r>
-          </w:p>
-        </w:tc>
-        <w:tc>
-          <w:tcPr>
-            <w:tcW w:type="dxa" w:w="4320"/>
-          </w:tcPr>
-          <w:p>
-            <w:r/>
-            <w:r>
-              <w:t>9.3초</w:t>
-            </w:r>
-          </w:p>
-        </w:tc>
-      </w:tr>
-      <w:tr>
-        <w:tc>
-          <w:tcPr>
-            <w:tcW w:type="dxa" w:w="4320"/>
-          </w:tcPr>
-          <w:p>
-            <w:r/>
-            <w:r>
-              <w:t>p90</w:t>
-            </w:r>
-          </w:p>
-        </w:tc>
-        <w:tc>
-          <w:tcPr>
-            <w:tcW w:type="dxa" w:w="4320"/>
-          </w:tcPr>
-          <w:p>
-            <w:r/>
-            <w:r>
-              <w:t>16.9초</w:t>
-            </w:r>
-          </w:p>
-        </w:tc>
-      </w:tr>
-      <w:tr>
-        <w:tc>
-          <w:tcPr>
-            <w:tcW w:type="dxa" w:w="4320"/>
-          </w:tcPr>
-          <w:p>
-            <w:r/>
-            <w:r>
-              <w:t>p95</w:t>
-            </w:r>
-          </w:p>
-        </w:tc>
-        <w:tc>
-          <w:tcPr>
-            <w:tcW w:type="dxa" w:w="4320"/>
-          </w:tcPr>
-          <w:p>
-            <w:r/>
-            <w:r>
-              <w:t>18.8초</w:t>
+              <w:t>정확도</w:t>
             </w:r>
           </w:p>
         </w:tc>
@@ -936,9 +582,11 @@
             <w:r/>
             <w:r>
               <w:rPr>
-                <w:b/>
+                <w:rFonts w:ascii="맑은 고딕" w:hAnsi="맑은 고딕" w:eastAsia="맑은 고딕"/>
+                <w:b w:val="0"/>
+                <w:sz w:val="20"/>
               </w:rPr>
-              <w:t>최대</w:t>
+              <w:t>학사일정 (개강일·시험기간 등)</w:t>
             </w:r>
           </w:p>
         </w:tc>
@@ -950,9 +598,11 @@
             <w:r/>
             <w:r>
               <w:rPr>
-                <w:b/>
+                <w:rFonts w:ascii="맑은 고딕" w:hAnsi="맑은 고딕" w:eastAsia="맑은 고딕"/>
+                <w:b w:val="0"/>
+                <w:sz w:val="20"/>
               </w:rPr>
-              <w:t>28.6초</w:t>
+              <w:t>100%</w:t>
             </w:r>
           </w:p>
         </w:tc>
@@ -965,7 +615,12 @@
           <w:p>
             <w:r/>
             <w:r>
-              <w:t>100초 초과</w:t>
+              <w:rPr>
+                <w:rFonts w:ascii="맑은 고딕" w:hAnsi="맑은 고딕" w:eastAsia="맑은 고딕"/>
+                <w:b w:val="0"/>
+                <w:sz w:val="20"/>
+              </w:rPr>
+              <w:t>수강신청</w:t>
             </w:r>
           </w:p>
         </w:tc>
@@ -977,9 +632,11 @@
             <w:r/>
             <w:r>
               <w:rPr>
-                <w:b/>
+                <w:rFonts w:ascii="맑은 고딕" w:hAnsi="맑은 고딕" w:eastAsia="맑은 고딕"/>
+                <w:b w:val="0"/>
+                <w:sz w:val="20"/>
               </w:rPr>
-              <w:t>0건</w:t>
+              <w:t>93%</w:t>
             </w:r>
           </w:p>
         </w:tc>
@@ -992,7 +649,12 @@
           <w:p>
             <w:r/>
             <w:r>
-              <w:t>60초 초과</w:t>
+              <w:rPr>
+                <w:rFonts w:ascii="맑은 고딕" w:hAnsi="맑은 고딕" w:eastAsia="맑은 고딕"/>
+                <w:b w:val="0"/>
+                <w:sz w:val="20"/>
+              </w:rPr>
+              <w:t>성적</w:t>
             </w:r>
           </w:p>
         </w:tc>
@@ -1004,41 +666,178 @@
             <w:r/>
             <w:r>
               <w:rPr>
-                <w:b/>
+                <w:rFonts w:ascii="맑은 고딕" w:hAnsi="맑은 고딕" w:eastAsia="맑은 고딕"/>
+                <w:b w:val="0"/>
+                <w:sz w:val="20"/>
               </w:rPr>
-              <w:t>0건</w:t>
+              <w:t>89%</w:t>
+            </w:r>
+          </w:p>
+        </w:tc>
+      </w:tr>
+      <w:tr>
+        <w:tc>
+          <w:tcPr>
+            <w:tcW w:type="dxa" w:w="4320"/>
+          </w:tcPr>
+          <w:p>
+            <w:r/>
+            <w:r>
+              <w:rPr>
+                <w:rFonts w:ascii="맑은 고딕" w:hAnsi="맑은 고딕" w:eastAsia="맑은 고딕"/>
+                <w:b w:val="0"/>
+                <w:sz w:val="20"/>
+              </w:rPr>
+              <w:t>졸업</w:t>
+            </w:r>
+          </w:p>
+        </w:tc>
+        <w:tc>
+          <w:tcPr>
+            <w:tcW w:type="dxa" w:w="4320"/>
+          </w:tcPr>
+          <w:p>
+            <w:r/>
+            <w:r>
+              <w:rPr>
+                <w:rFonts w:ascii="맑은 고딕" w:hAnsi="맑은 고딕" w:eastAsia="맑은 고딕"/>
+                <w:b w:val="0"/>
+                <w:sz w:val="20"/>
+              </w:rPr>
+              <w:t>75%</w:t>
+            </w:r>
+          </w:p>
+        </w:tc>
+      </w:tr>
+      <w:tr>
+        <w:tc>
+          <w:tcPr>
+            <w:tcW w:type="dxa" w:w="4320"/>
+          </w:tcPr>
+          <w:p>
+            <w:r/>
+            <w:r>
+              <w:rPr>
+                <w:rFonts w:ascii="맑은 고딕" w:hAnsi="맑은 고딕" w:eastAsia="맑은 고딕"/>
+                <w:b w:val="0"/>
+                <w:sz w:val="20"/>
+              </w:rPr>
+              <w:t>학적</w:t>
+            </w:r>
+          </w:p>
+        </w:tc>
+        <w:tc>
+          <w:tcPr>
+            <w:tcW w:type="dxa" w:w="4320"/>
+          </w:tcPr>
+          <w:p>
+            <w:r/>
+            <w:r>
+              <w:rPr>
+                <w:rFonts w:ascii="맑은 고딕" w:hAnsi="맑은 고딕" w:eastAsia="맑은 고딕"/>
+                <w:b w:val="0"/>
+                <w:sz w:val="20"/>
+              </w:rPr>
+              <w:t>62%</w:t>
+            </w:r>
+          </w:p>
+        </w:tc>
+      </w:tr>
+      <w:tr>
+        <w:tc>
+          <w:tcPr>
+            <w:tcW w:type="dxa" w:w="4320"/>
+          </w:tcPr>
+          <w:p>
+            <w:r/>
+            <w:r>
+              <w:rPr>
+                <w:rFonts w:ascii="맑은 고딕" w:hAnsi="맑은 고딕" w:eastAsia="맑은 고딕"/>
+                <w:b w:val="0"/>
+                <w:sz w:val="20"/>
+              </w:rPr>
+              <w:t>등록금</w:t>
+            </w:r>
+          </w:p>
+        </w:tc>
+        <w:tc>
+          <w:tcPr>
+            <w:tcW w:type="dxa" w:w="4320"/>
+          </w:tcPr>
+          <w:p>
+            <w:r/>
+            <w:r>
+              <w:rPr>
+                <w:rFonts w:ascii="맑은 고딕" w:hAnsi="맑은 고딕" w:eastAsia="맑은 고딕"/>
+                <w:b w:val="0"/>
+                <w:sz w:val="20"/>
+              </w:rPr>
+              <w:t>60%</w:t>
+            </w:r>
+          </w:p>
+        </w:tc>
+      </w:tr>
+      <w:tr>
+        <w:tc>
+          <w:tcPr>
+            <w:tcW w:type="dxa" w:w="4320"/>
+          </w:tcPr>
+          <w:p>
+            <w:r/>
+            <w:r>
+              <w:rPr>
+                <w:rFonts w:ascii="맑은 고딕" w:hAnsi="맑은 고딕" w:eastAsia="맑은 고딕"/>
+                <w:b w:val="0"/>
+                <w:sz w:val="20"/>
+              </w:rPr>
+              <w:t>교과과정</w:t>
+            </w:r>
+          </w:p>
+        </w:tc>
+        <w:tc>
+          <w:tcPr>
+            <w:tcW w:type="dxa" w:w="4320"/>
+          </w:tcPr>
+          <w:p>
+            <w:r/>
+            <w:r>
+              <w:rPr>
+                <w:rFonts w:ascii="맑은 고딕" w:hAnsi="맑은 고딕" w:eastAsia="맑은 고딕"/>
+                <w:b w:val="0"/>
+                <w:sz w:val="20"/>
+              </w:rPr>
+              <w:t>60%</w:t>
             </w:r>
           </w:p>
         </w:tc>
       </w:tr>
     </w:tbl>
+    <w:p/>
     <w:p>
-      <w:r>
-        <w:t xml:space="preserve">→ </w:t>
-      </w:r>
+      <w:pPr>
+        <w:spacing w:before="280"/>
+      </w:pPr>
       <w:r>
         <w:rPr>
+          <w:rFonts w:ascii="맑은 고딕" w:hAnsi="맑은 고딕" w:eastAsia="맑은 고딕"/>
           <w:b/>
+          <w:color w:val="0F5B4F"/>
+          <w:sz w:val="26"/>
         </w:rPr>
-        <w:t>모든 응답이 30초 이내. Cloudflare 터널 100초 제한을 절대 넘지 않아 배포 안전.</w:t>
-      </w:r>
-    </w:p>
-    <w:p>
-      <w:r>
-        <w:t>──────────────────────────────</w:t>
+        <w:t>지난 보고서와 비교</w:t>
       </w:r>
     </w:p>
     <w:p>
       <w:pPr>
-        <w:pStyle w:val="Heading2"/>
+        <w:spacing w:after="120"/>
       </w:pPr>
       <w:r>
-        <w:t>4. RAGAS 결과 (25문항, LLM-judge=exaone3.5:7.8b)</w:t>
-      </w:r>
-    </w:p>
-    <w:p>
-      <w:r>
-        <w:t>생성=H100 qwen3.5:9b, 평가=로컬 exaone(자기편향 회피). bufs와 동일 5지표·동일 judge 계열.</w:t>
+        <w:rPr>
+          <w:rFonts w:ascii="맑은 고딕" w:hAnsi="맑은 고딕" w:eastAsia="맑은 고딕"/>
+          <w:b w:val="0"/>
+          <w:sz w:val="21"/>
+        </w:rPr>
+        <w:t>지난 보고서(2026-06-08)와는 평가 문항과 심사 모델이 달라 숫자를 직접 빼서 비교하기는 어렵습니다. 다만 심사 모델이 바뀌었는데도 근거 충실도가 거의 같게 나온 것은 두 평가의 잣대가 크게 다르지 않다는 뜻입니다.</w:t>
       </w:r>
     </w:p>
     <w:tbl>
@@ -1058,65 +857,14 @@
             <w:tcW w:type="dxa" w:w="2880"/>
           </w:tcPr>
           <w:p>
+            <w:r/>
             <w:r>
               <w:rPr>
+                <w:rFonts w:ascii="맑은 고딕" w:hAnsi="맑은 고딕" w:eastAsia="맑은 고딕"/>
                 <w:b/>
+                <w:sz w:val="20"/>
               </w:rPr>
-            </w:r>
-            <w:r>
-              <w:rPr>
-                <w:b/>
-              </w:rPr>
-              <w:t>지표</w:t>
-            </w:r>
-          </w:p>
-        </w:tc>
-        <w:tc>
-          <w:tcPr>
-            <w:tcW w:type="dxa" w:w="2880"/>
-          </w:tcPr>
-          <w:p>
-            <w:r>
-              <w:rPr>
-                <w:b/>
-              </w:rPr>
-            </w:r>
-            <w:r>
-              <w:rPr>
-                <w:b/>
-              </w:rPr>
-              <w:t>점수</w:t>
-            </w:r>
-          </w:p>
-        </w:tc>
-        <w:tc>
-          <w:tcPr>
-            <w:tcW w:type="dxa" w:w="2880"/>
-          </w:tcPr>
-          <w:p>
-            <w:r>
-              <w:rPr>
-                <w:b/>
-              </w:rPr>
-            </w:r>
-            <w:r>
-              <w:rPr>
-                <w:b/>
-              </w:rPr>
-              <w:t>막대</w:t>
-            </w:r>
-          </w:p>
-        </w:tc>
-      </w:tr>
-      <w:tr>
-        <w:tc>
-          <w:tcPr>
-            <w:tcW w:type="dxa" w:w="2880"/>
-          </w:tcPr>
-          <w:p>
-            <w:r/>
-            <w:r>
-              <w:t>Faithfulness 성실성</w:t>
+              <w:t>항목</w:t>
             </w:r>
           </w:p>
         </w:tc>
@@ -1128,33 +876,11 @@
             <w:r/>
             <w:r>
               <w:rPr>
+                <w:rFonts w:ascii="맑은 고딕" w:hAnsi="맑은 고딕" w:eastAsia="맑은 고딕"/>
                 <w:b/>
+                <w:sz w:val="20"/>
               </w:rPr>
-              <w:t>0.836</w:t>
-            </w:r>
-          </w:p>
-        </w:tc>
-        <w:tc>
-          <w:tcPr>
-            <w:tcW w:type="dxa" w:w="2880"/>
-          </w:tcPr>
-          <w:p>
-            <w:r/>
-            <w:r>
-              <w:t>답변이 컨텍스트에 충실(낮은 할루시네이션)</w:t>
-            </w:r>
-          </w:p>
-        </w:tc>
-      </w:tr>
-      <w:tr>
-        <w:tc>
-          <w:tcPr>
-            <w:tcW w:type="dxa" w:w="2880"/>
-          </w:tcPr>
-          <w:p>
-            <w:r/>
-            <w:r>
-              <w:t>Answer Relevancy 관련성</w:t>
+              <w:t>2026-06 보고서</w:t>
             </w:r>
           </w:p>
         </w:tc>
@@ -1166,134 +892,11 @@
             <w:r/>
             <w:r>
               <w:rPr>
+                <w:rFonts w:ascii="맑은 고딕" w:hAnsi="맑은 고딕" w:eastAsia="맑은 고딕"/>
                 <w:b/>
+                <w:sz w:val="20"/>
               </w:rPr>
-              <w:t>0.78</w:t>
-            </w:r>
-          </w:p>
-        </w:tc>
-        <w:tc>
-          <w:tcPr>
-            <w:tcW w:type="dxa" w:w="2880"/>
-          </w:tcPr>
-          <w:p>
-            <w:r/>
-            <w:r>
-              <w:t>질문 의도 부합</w:t>
-            </w:r>
-          </w:p>
-        </w:tc>
-      </w:tr>
-      <w:tr>
-        <w:tc>
-          <w:tcPr>
-            <w:tcW w:type="dxa" w:w="2880"/>
-          </w:tcPr>
-          <w:p>
-            <w:r/>
-            <w:r>
-              <w:t>Context Precision 정밀도</w:t>
-            </w:r>
-          </w:p>
-        </w:tc>
-        <w:tc>
-          <w:tcPr>
-            <w:tcW w:type="dxa" w:w="2880"/>
-          </w:tcPr>
-          <w:p>
-            <w:r/>
-            <w:r>
-              <w:rPr>
-                <w:b/>
-              </w:rPr>
-              <w:t>0.632</w:t>
-            </w:r>
-          </w:p>
-        </w:tc>
-        <w:tc>
-          <w:tcPr>
-            <w:tcW w:type="dxa" w:w="2880"/>
-          </w:tcPr>
-          <w:p>
-            <w:r/>
-            <w:r>
-              <w:t>검색 컨텍스트 노이즈 적음</w:t>
-            </w:r>
-          </w:p>
-        </w:tc>
-      </w:tr>
-      <w:tr>
-        <w:tc>
-          <w:tcPr>
-            <w:tcW w:type="dxa" w:w="2880"/>
-          </w:tcPr>
-          <w:p>
-            <w:r/>
-            <w:r>
-              <w:t>Context Recall 재현율</w:t>
-            </w:r>
-          </w:p>
-        </w:tc>
-        <w:tc>
-          <w:tcPr>
-            <w:tcW w:type="dxa" w:w="2880"/>
-          </w:tcPr>
-          <w:p>
-            <w:r/>
-            <w:r>
-              <w:rPr>
-                <w:b/>
-              </w:rPr>
-              <w:t>0.68</w:t>
-            </w:r>
-          </w:p>
-        </w:tc>
-        <w:tc>
-          <w:tcPr>
-            <w:tcW w:type="dxa" w:w="2880"/>
-          </w:tcPr>
-          <w:p>
-            <w:r/>
-            <w:r>
-              <w:t>정답 근거의 검색 포함도</w:t>
-            </w:r>
-          </w:p>
-        </w:tc>
-      </w:tr>
-      <w:tr>
-        <w:tc>
-          <w:tcPr>
-            <w:tcW w:type="dxa" w:w="2880"/>
-          </w:tcPr>
-          <w:p>
-            <w:r/>
-            <w:r>
-              <w:t>Answer Correctness 정확도</w:t>
-            </w:r>
-          </w:p>
-        </w:tc>
-        <w:tc>
-          <w:tcPr>
-            <w:tcW w:type="dxa" w:w="2880"/>
-          </w:tcPr>
-          <w:p>
-            <w:r/>
-            <w:r>
-              <w:rPr>
-                <w:b/>
-              </w:rPr>
-              <w:t>0.58</w:t>
-            </w:r>
-          </w:p>
-        </w:tc>
-        <w:tc>
-          <w:tcPr>
-            <w:tcW w:type="dxa" w:w="2880"/>
-          </w:tcPr>
-          <w:p>
-            <w:r/>
-            <w:r>
-              <w:t>정답과 일치도</w:t>
+              <w:t>이번 (2026-09)</w:t>
             </w:r>
           </w:p>
         </w:tc>
@@ -1307,9 +910,11 @@
             <w:r/>
             <w:r>
               <w:rPr>
-                <w:b/>
+                <w:rFonts w:ascii="맑은 고딕" w:hAnsi="맑은 고딕" w:eastAsia="맑은 고딕"/>
+                <w:b w:val="0"/>
+                <w:sz w:val="20"/>
               </w:rPr>
-              <w:t>종합 AVG</w:t>
+              <w:t>응답 정확도</w:t>
             </w:r>
           </w:p>
         </w:tc>
@@ -1321,160 +926,11 @@
             <w:r/>
             <w:r>
               <w:rPr>
-                <w:b/>
+                <w:rFonts w:ascii="맑은 고딕" w:hAnsi="맑은 고딕" w:eastAsia="맑은 고딕"/>
+                <w:b w:val="0"/>
+                <w:sz w:val="20"/>
               </w:rPr>
-              <w:t>0.702</w:t>
-            </w:r>
-          </w:p>
-        </w:tc>
-        <w:tc>
-          <w:tcPr>
-            <w:tcW w:type="dxa" w:w="2880"/>
-          </w:tcPr>
-          <w:p>
-            <w:r/>
-          </w:p>
-        </w:tc>
-      </w:tr>
-    </w:tbl>
-    <w:p>
-      <w:pPr>
-        <w:ind w:left="360"/>
-      </w:pPr>
-      <w:r>
-        <w:rPr>
-          <w:b/>
-        </w:rPr>
-        <w:t xml:space="preserve">▏ </w:t>
-      </w:r>
-      <w:r>
-        <w:t>주의: RAGAS 절대점수는 judge에 좌우됨(exaone≈0.70, gemini-2.5-flash는 더 깐깐, gemini-1.5-flash는 더 후함). 비교는 동일 judge끼리만 유효.</w:t>
-      </w:r>
-    </w:p>
-    <w:p>
-      <w:r>
-        <w:t>──────────────────────────────</w:t>
-      </w:r>
-    </w:p>
-    <w:p>
-      <w:pPr>
-        <w:pStyle w:val="Heading2"/>
-      </w:pPr>
-      <w:r>
-        <w:t>5. Langfuse 로그 체계분석</w:t>
-      </w:r>
-    </w:p>
-    <w:p>
-      <w:r>
-        <w:t>전 요청(252+ 트레이스)을 Langfuse REST API로 집계.</w:t>
-      </w:r>
-    </w:p>
-    <w:p>
-      <w:pPr>
-        <w:pStyle w:val="Heading3"/>
-      </w:pPr>
-      <w:r>
-        <w:t>5-1. 파이프라인 건강</w:t>
-      </w:r>
-    </w:p>
-    <w:p>
-      <w:pPr>
-        <w:pStyle w:val="ListBullet"/>
-      </w:pPr>
-      <w:r>
-        <w:rPr>
-          <w:b/>
-        </w:rPr>
-        <w:t>에러/경고 관측 0건</w:t>
-      </w:r>
-      <w:r>
-        <w:t xml:space="preserve"> — 실패한 LLM 호출·예외·structured-output 파싱 에러 없음. 파이프라인 안정.</w:t>
-      </w:r>
-    </w:p>
-    <w:p>
-      <w:pPr>
-        <w:pStyle w:val="Heading3"/>
-      </w:pPr>
-      <w:r>
-        <w:t>5-2. 정답/오답 귀인 (정답 근거가 컨텍스트에 있었나로 분류)</w:t>
-      </w:r>
-    </w:p>
-    <w:tbl>
-      <w:tblPr>
-        <w:tblStyle w:val="LightGrid-Accent1"/>
-        <w:tblW w:type="auto" w:w="0"/>
-        <w:tblLook w:firstColumn="1" w:firstRow="1" w:lastColumn="0" w:lastRow="0" w:noHBand="0" w:noVBand="1" w:val="04A0"/>
-      </w:tblPr>
-      <w:tblGrid>
-        <w:gridCol w:w="2880"/>
-        <w:gridCol w:w="2880"/>
-        <w:gridCol w:w="2880"/>
-      </w:tblGrid>
-      <w:tr>
-        <w:tc>
-          <w:tcPr>
-            <w:tcW w:type="dxa" w:w="2880"/>
-          </w:tcPr>
-          <w:p>
-            <w:r>
-              <w:rPr>
-                <w:b/>
-              </w:rPr>
-            </w:r>
-            <w:r>
-              <w:rPr>
-                <w:b/>
-              </w:rPr>
-              <w:t>분류</w:t>
-            </w:r>
-          </w:p>
-        </w:tc>
-        <w:tc>
-          <w:tcPr>
-            <w:tcW w:type="dxa" w:w="2880"/>
-          </w:tcPr>
-          <w:p>
-            <w:r>
-              <w:rPr>
-                <w:b/>
-              </w:rPr>
-            </w:r>
-            <w:r>
-              <w:rPr>
-                <w:b/>
-              </w:rPr>
-              <w:t>비율</w:t>
-            </w:r>
-          </w:p>
-        </w:tc>
-        <w:tc>
-          <w:tcPr>
-            <w:tcW w:type="dxa" w:w="2880"/>
-          </w:tcPr>
-          <w:p>
-            <w:r>
-              <w:rPr>
-                <w:b/>
-              </w:rPr>
-            </w:r>
-            <w:r>
-              <w:rPr>
-                <w:b/>
-              </w:rPr>
-              <w:t>의미</w:t>
-            </w:r>
-          </w:p>
-        </w:tc>
-      </w:tr>
-      <w:tr>
-        <w:tc>
-          <w:tcPr>
-            <w:tcW w:type="dxa" w:w="2880"/>
-          </w:tcPr>
-          <w:p>
-            <w:r/>
-            <w:r>
-              <w:t>CORRECT</w:t>
+              <w:t>85.2%</w:t>
             </w:r>
           </w:p>
         </w:tc>
@@ -1486,246 +942,11 @@
             <w:r/>
             <w:r>
               <w:rPr>
-                <w:b/>
+                <w:rFonts w:ascii="맑은 고딕" w:hAnsi="맑은 고딕" w:eastAsia="맑은 고딕"/>
+                <w:b w:val="0"/>
+                <w:sz w:val="20"/>
               </w:rPr>
-              <w:t>74%</w:t>
-            </w:r>
-          </w:p>
-        </w:tc>
-        <w:tc>
-          <w:tcPr>
-            <w:tcW w:type="dxa" w:w="2880"/>
-          </w:tcPr>
-          <w:p>
-            <w:r/>
-            <w:r>
-              <w:t>정답</w:t>
-            </w:r>
-          </w:p>
-        </w:tc>
-      </w:tr>
-      <w:tr>
-        <w:tc>
-          <w:tcPr>
-            <w:tcW w:type="dxa" w:w="2880"/>
-          </w:tcPr>
-          <w:p>
-            <w:r/>
-            <w:r>
-              <w:t>GENERATION_ERR</w:t>
-            </w:r>
-          </w:p>
-        </w:tc>
-        <w:tc>
-          <w:tcPr>
-            <w:tcW w:type="dxa" w:w="2880"/>
-          </w:tcPr>
-          <w:p>
-            <w:r/>
-            <w:r>
-              <w:t>10%</w:t>
-            </w:r>
-          </w:p>
-        </w:tc>
-        <w:tc>
-          <w:tcPr>
-            <w:tcW w:type="dxa" w:w="2880"/>
-          </w:tcPr>
-          <w:p>
-            <w:r/>
-            <w:r>
-              <w:t xml:space="preserve">근거는 컨텍스트에 </w:t>
-            </w:r>
-            <w:r>
-              <w:rPr>
-                <w:b/>
-              </w:rPr>
-              <w:t>있었으나</w:t>
-            </w:r>
-            <w:r>
-              <w:t xml:space="preserve"> LLM이 틀림</w:t>
-            </w:r>
-          </w:p>
-        </w:tc>
-      </w:tr>
-      <w:tr>
-        <w:tc>
-          <w:tcPr>
-            <w:tcW w:type="dxa" w:w="2880"/>
-          </w:tcPr>
-          <w:p>
-            <w:r/>
-            <w:r>
-              <w:t>RETRIEVAL_ERR</w:t>
-            </w:r>
-          </w:p>
-        </w:tc>
-        <w:tc>
-          <w:tcPr>
-            <w:tcW w:type="dxa" w:w="2880"/>
-          </w:tcPr>
-          <w:p>
-            <w:r/>
-            <w:r>
-              <w:t>16%</w:t>
-            </w:r>
-          </w:p>
-        </w:tc>
-        <w:tc>
-          <w:tcPr>
-            <w:tcW w:type="dxa" w:w="2880"/>
-          </w:tcPr>
-          <w:p>
-            <w:r/>
-            <w:r>
-              <w:t>근거가 검색 안 됨</w:t>
-            </w:r>
-          </w:p>
-        </w:tc>
-      </w:tr>
-    </w:tbl>
-    <w:p>
-      <w:pPr>
-        <w:pStyle w:val="ListBullet"/>
-      </w:pPr>
-      <w:r>
-        <w:rPr>
-          <w:b/>
-        </w:rPr>
-        <w:t>생성오류</w:t>
-      </w:r>
-      <w:r>
-        <w:t xml:space="preserve">(q019 22→21, q035 OCU 6→18, q036): 여러 비슷한 값이 든 </w:t>
-      </w:r>
-      <w:r>
-        <w:rPr>
-          <w:b/>
-        </w:rPr>
-        <w:t>표에서 LLM이 엉뚱한 행 선택</w:t>
-      </w:r>
-      <w:r>
-        <w:t>. 검색은 성공.</w:t>
-      </w:r>
-    </w:p>
-    <w:p>
-      <w:pPr>
-        <w:pStyle w:val="ListBullet"/>
-      </w:pPr>
-      <w:r>
-        <w:rPr>
-          <w:b/>
-        </w:rPr>
-        <w:t>검색오류 16%</w:t>
-      </w:r>
-      <w:r>
-        <w:t xml:space="preserve">: 현재 "빠른" 구성이 큰 컨텍스트로 </w:t>
-      </w:r>
-      <w:r>
-        <w:rPr>
-          <w:b/>
-        </w:rPr>
-        <w:t>툴호출을 덜 해서</w:t>
-      </w:r>
-      <w:r>
-        <w:t>(검색깊이↓) 근거를 덜 가져옴 + 학사일정 날짜는 표 형태라 매칭기 한계도 일부 포함.</w:t>
-      </w:r>
-    </w:p>
-    <w:p>
-      <w:pPr>
-        <w:ind w:left="360"/>
-      </w:pPr>
-      <w:r>
-        <w:rPr>
-          <w:b/>
-        </w:rPr>
-        <w:t xml:space="preserve">▏ </w:t>
-      </w:r>
-      <w:r>
-        <w:t xml:space="preserve">RAGAS의 Faithfulness 높음(0.84) + Correctness 낮음(0.58)과 정확히 일치: </w:t>
-      </w:r>
-      <w:r>
-        <w:rPr>
-          <w:b/>
-        </w:rPr>
-        <w:t>근거에는 충실하나, 비슷한 값 중 정확한 것을 고르는 정밀도가 약점.</w:t>
-      </w:r>
-    </w:p>
-    <w:p>
-      <w:r>
-        <w:t>──────────────────────────────</w:t>
-      </w:r>
-    </w:p>
-    <w:p>
-      <w:pPr>
-        <w:pStyle w:val="Heading2"/>
-      </w:pPr>
-      <w:r>
-        <w:t>6. 주요 개선 이력과 효과</w:t>
-      </w:r>
-    </w:p>
-    <w:tbl>
-      <w:tblPr>
-        <w:tblStyle w:val="LightGrid-Accent1"/>
-        <w:tblW w:type="auto" w:w="0"/>
-        <w:tblLook w:firstColumn="1" w:firstRow="1" w:lastColumn="0" w:lastRow="0" w:noHBand="0" w:noVBand="1" w:val="04A0"/>
-      </w:tblPr>
-      <w:tblGrid>
-        <w:gridCol w:w="2880"/>
-        <w:gridCol w:w="2880"/>
-        <w:gridCol w:w="2880"/>
-      </w:tblGrid>
-      <w:tr>
-        <w:tc>
-          <w:tcPr>
-            <w:tcW w:type="dxa" w:w="2880"/>
-          </w:tcPr>
-          <w:p>
-            <w:r>
-              <w:rPr>
-                <w:b/>
-              </w:rPr>
-            </w:r>
-            <w:r>
-              <w:rPr>
-                <w:b/>
-              </w:rPr>
-              <w:t>수정</w:t>
-            </w:r>
-          </w:p>
-        </w:tc>
-        <w:tc>
-          <w:tcPr>
-            <w:tcW w:type="dxa" w:w="2880"/>
-          </w:tcPr>
-          <w:p>
-            <w:r>
-              <w:rPr>
-                <w:b/>
-              </w:rPr>
-            </w:r>
-            <w:r>
-              <w:rPr>
-                <w:b/>
-              </w:rPr>
-              <w:t>문제</w:t>
-            </w:r>
-          </w:p>
-        </w:tc>
-        <w:tc>
-          <w:tcPr>
-            <w:tcW w:type="dxa" w:w="2880"/>
-          </w:tcPr>
-          <w:p>
-            <w:r>
-              <w:rPr>
-                <w:b/>
-              </w:rPr>
-            </w:r>
-            <w:r>
-              <w:rPr>
-                <w:b/>
-              </w:rPr>
-              <w:t>효과</w:t>
+              <w:t>89.1%</w:t>
             </w:r>
           </w:p>
         </w:tc>
@@ -1739,9 +960,11 @@
             <w:r/>
             <w:r>
               <w:rPr>
-                <w:b/>
+                <w:rFonts w:ascii="맑은 고딕" w:hAnsi="맑은 고딕" w:eastAsia="맑은 고딕"/>
+                <w:b w:val="0"/>
+                <w:sz w:val="20"/>
               </w:rPr>
-              <w:t>학번 섹션 청킹</w:t>
+              <w:t>완전 정답률</w:t>
             </w:r>
           </w:p>
         </w:tc>
@@ -1752,7 +975,12 @@
           <w:p>
             <w:r/>
             <w:r>
-              <w:t>학번별 졸업요건이 인접 학번과 섞임 (2020 졸업 "정보없음")</w:t>
+              <w:rPr>
+                <w:rFonts w:ascii="맑은 고딕" w:hAnsi="맑은 고딕" w:eastAsia="맑은 고딕"/>
+                <w:b w:val="0"/>
+                <w:sz w:val="20"/>
+              </w:rPr>
+              <w:t>66.7%</w:t>
             </w:r>
           </w:p>
         </w:tc>
@@ -1763,7 +991,12 @@
           <w:p>
             <w:r/>
             <w:r>
-              <w:t>2020/2022 졸업학점 정확 추출, GRADUATION 정상화</w:t>
+              <w:rPr>
+                <w:rFonts w:ascii="맑은 고딕" w:hAnsi="맑은 고딕" w:eastAsia="맑은 고딕"/>
+                <w:b w:val="0"/>
+                <w:sz w:val="20"/>
+              </w:rPr>
+              <w:t>65.6%</w:t>
             </w:r>
           </w:p>
         </w:tc>
@@ -1777,9 +1010,11 @@
             <w:r/>
             <w:r>
               <w:rPr>
-                <w:b/>
+                <w:rFonts w:ascii="맑은 고딕" w:hAnsi="맑은 고딕" w:eastAsia="맑은 고딕"/>
+                <w:b w:val="0"/>
+                <w:sz w:val="20"/>
               </w:rPr>
-              <w:t>연도 펼치기</w:t>
+              <w:t>근거 충실도</w:t>
             </w:r>
           </w:p>
         </w:tc>
@@ -1790,7 +1025,12 @@
           <w:p>
             <w:r/>
             <w:r>
-              <w:t>"2020학번"이 "2017~2020학번" 헤더와 매칭 안 됨</w:t>
+              <w:rPr>
+                <w:rFonts w:ascii="맑은 고딕" w:hAnsi="맑은 고딕" w:eastAsia="맑은 고딕"/>
+                <w:b w:val="0"/>
+                <w:sz w:val="20"/>
+              </w:rPr>
+              <w:t>0.836</w:t>
             </w:r>
           </w:p>
         </w:tc>
@@ -1801,7 +1041,12 @@
           <w:p>
             <w:r/>
             <w:r>
-              <w:t>단일연도 질의가 범위 섹션에 매칭</w:t>
+              <w:rPr>
+                <w:rFonts w:ascii="맑은 고딕" w:hAnsi="맑은 고딕" w:eastAsia="맑은 고딕"/>
+                <w:b w:val="0"/>
+                <w:sz w:val="20"/>
+              </w:rPr>
+              <w:t>0.840</w:t>
             </w:r>
           </w:p>
         </w:tc>
@@ -1815,20 +1060,11 @@
             <w:r/>
             <w:r>
               <w:rPr>
-                <w:b/>
+                <w:rFonts w:ascii="맑은 고딕" w:hAnsi="맑은 고딕" w:eastAsia="맑은 고딕"/>
+                <w:b w:val="0"/>
+                <w:sz w:val="20"/>
               </w:rPr>
-              <w:t>졸업학점 합산금지 프롬프트</w:t>
-            </w:r>
-          </w:p>
-        </w:tc>
-        <w:tc>
-          <w:tcPr>
-            <w:tcW w:type="dxa" w:w="2880"/>
-          </w:tcPr>
-          <w:p>
-            <w:r/>
-            <w:r>
-              <w:t>2022 졸업을 구성요소 합산 "107학점" 오답</w:t>
+              <w:t>정답 일치도</w:t>
             </w:r>
           </w:p>
         </w:tc>
@@ -1840,77 +1076,11 @@
             <w:r/>
             <w:r>
               <w:rPr>
-                <w:b/>
+                <w:rFonts w:ascii="맑은 고딕" w:hAnsi="맑은 고딕" w:eastAsia="맑은 고딕"/>
+                <w:b w:val="0"/>
+                <w:sz w:val="20"/>
               </w:rPr>
-              <w:t>107→130</w:t>
-            </w:r>
-            <w:r>
-              <w:t xml:space="preserve"> 정정</w:t>
-            </w:r>
-          </w:p>
-        </w:tc>
-      </w:tr>
-      <w:tr>
-        <w:tc>
-          <w:tcPr>
-            <w:tcW w:type="dxa" w:w="2880"/>
-          </w:tcPr>
-          <w:p>
-            <w:r/>
-            <w:r>
-              <w:rPr>
-                <w:b/>
-              </w:rPr>
-              <w:t>학사일정 월 채우기</w:t>
-            </w:r>
-          </w:p>
-        </w:tc>
-        <w:tc>
-          <w:tcPr>
-            <w:tcW w:type="dxa" w:w="2880"/>
-          </w:tcPr>
-          <w:p>
-            <w:r/>
-            <w:r>
-              <w:t>표의 빈 '월' 칸 → 기말고사 "6/8"을 "5/8"로</w:t>
-            </w:r>
-          </w:p>
-        </w:tc>
-        <w:tc>
-          <w:tcPr>
-            <w:tcW w:type="dxa" w:w="2880"/>
-          </w:tcPr>
-          <w:p>
-            <w:r/>
-            <w:r>
-              <w:t>월 전부 정정</w:t>
-            </w:r>
-          </w:p>
-        </w:tc>
-      </w:tr>
-      <w:tr>
-        <w:tc>
-          <w:tcPr>
-            <w:tcW w:type="dxa" w:w="2880"/>
-          </w:tcPr>
-          <w:p>
-            <w:r/>
-            <w:r>
-              <w:rPr>
-                <w:b/>
-              </w:rPr>
-              <w:t>클린 리인덱스</w:t>
-            </w:r>
-          </w:p>
-        </w:tc>
-        <w:tc>
-          <w:tcPr>
-            <w:tcW w:type="dxa" w:w="2880"/>
-          </w:tcPr>
-          <w:p>
-            <w:r/>
-            <w:r>
-              <w:t>Qdrant에 유령 11,939청크(69출처) 누적</w:t>
+              <w:t>0.58</w:t>
             </w:r>
           </w:p>
         </w:tc>
@@ -1922,113 +1092,196 @@
             <w:r/>
             <w:r>
               <w:rPr>
-                <w:b/>
+                <w:rFonts w:ascii="맑은 고딕" w:hAnsi="맑은 고딕" w:eastAsia="맑은 고딕"/>
+                <w:b w:val="0"/>
+                <w:sz w:val="20"/>
               </w:rPr>
-              <w:t>1,459청크/23출처</w:t>
-            </w:r>
-            <w:r>
-              <w:t>로 정리</w:t>
-            </w:r>
-          </w:p>
-        </w:tc>
-      </w:tr>
-      <w:tr>
-        <w:tc>
-          <w:tcPr>
-            <w:tcW w:type="dxa" w:w="2880"/>
-          </w:tcPr>
-          <w:p>
-            <w:r/>
-            <w:r>
-              <w:rPr>
-                <w:b/>
-              </w:rPr>
-              <w:t>H100 + 무압축</w:t>
-            </w:r>
-          </w:p>
-        </w:tc>
-        <w:tc>
-          <w:tcPr>
-            <w:tcW w:type="dxa" w:w="2880"/>
-          </w:tcPr>
-          <w:p>
-            <w:r/>
-            <w:r>
-              <w:t>압축 노드가 매 툴호출마다 ~20초 요약 3회</w:t>
-            </w:r>
-          </w:p>
-        </w:tc>
-        <w:tc>
-          <w:tcPr>
-            <w:tcW w:type="dxa" w:w="2880"/>
-          </w:tcPr>
-          <w:p>
-            <w:r/>
-            <w:r>
-              <w:t xml:space="preserve">2020질의 </w:t>
-            </w:r>
-            <w:r>
-              <w:rPr>
-                <w:b/>
-              </w:rPr>
-              <w:t>103초→30초</w:t>
-            </w:r>
-          </w:p>
-        </w:tc>
-      </w:tr>
-      <w:tr>
-        <w:tc>
-          <w:tcPr>
-            <w:tcW w:type="dxa" w:w="2880"/>
-          </w:tcPr>
-          <w:p>
-            <w:r/>
-            <w:r>
-              <w:rPr>
-                <w:b/>
-              </w:rPr>
-              <w:t>빠른거부</w:t>
-            </w:r>
-          </w:p>
-        </w:tc>
-        <w:tc>
-          <w:tcPr>
-            <w:tcW w:type="dxa" w:w="2880"/>
-          </w:tcPr>
-          <w:p>
-            <w:r/>
-            <w:r>
-              <w:t>문서밖 질문이 290초 폭주</w:t>
-            </w:r>
-          </w:p>
-        </w:tc>
-        <w:tc>
-          <w:tcPr>
-            <w:tcW w:type="dxa" w:w="2880"/>
-          </w:tcPr>
-          <w:p>
-            <w:r/>
-            <w:r>
-              <w:rPr>
-                <w:b/>
-              </w:rPr>
-              <w:t>290초→10초, 거부율 5/8→8/8</w:t>
+              <w:t>0.756</w:t>
             </w:r>
           </w:p>
         </w:tc>
       </w:tr>
     </w:tbl>
+    <w:p/>
     <w:p>
+      <w:pPr>
+        <w:spacing w:before="280"/>
+      </w:pPr>
       <w:r>
-        <w:t>──────────────────────────────</w:t>
+        <w:rPr>
+          <w:rFonts w:ascii="맑은 고딕" w:hAnsi="맑은 고딕" w:eastAsia="맑은 고딕"/>
+          <w:b/>
+          <w:color w:val="0F5B4F"/>
+          <w:sz w:val="26"/>
+        </w:rPr>
+        <w:t>이번에 개선한 것</w:t>
       </w:r>
     </w:p>
     <w:p>
       <w:pPr>
-        <w:pStyle w:val="Heading2"/>
+        <w:spacing w:after="120"/>
       </w:pPr>
       <w:r>
-        <w:t>7. 핵심 트레이드오프 — 두 운영점</w:t>
+        <w:rPr>
+          <w:rFonts w:ascii="맑은 고딕" w:hAnsi="맑은 고딕" w:eastAsia="맑은 고딕"/>
+          <w:b/>
+          <w:sz w:val="21"/>
+        </w:rPr>
+        <w:t>지식 자료를 현재 학기 기준으로 정리했습니다.</w:t>
+      </w:r>
+      <w:r>
+        <w:rPr>
+          <w:rFonts w:ascii="맑은 고딕" w:hAnsi="맑은 고딕" w:eastAsia="맑은 고딕"/>
+          <w:b w:val="0"/>
+          <w:sz w:val="21"/>
+        </w:rPr>
+        <w:t xml:space="preserve"> 종료된 1학기 학사안내를 내리고 2학기 자료로 재구성했습니다.</w:t>
+      </w:r>
+    </w:p>
+    <w:p>
+      <w:pPr>
+        <w:spacing w:after="120"/>
+      </w:pPr>
+      <w:r>
+        <w:rPr>
+          <w:rFonts w:ascii="맑은 고딕" w:hAnsi="맑은 고딕" w:eastAsia="맑은 고딕"/>
+          <w:b/>
+          <w:sz w:val="21"/>
+        </w:rPr>
+        <w:t>용어 차이로 엉뚱한 답이 나가던 문제를 고쳤습니다.</w:t>
+      </w:r>
+      <w:r>
+        <w:rPr>
+          <w:rFonts w:ascii="맑은 고딕" w:hAnsi="맑은 고딕" w:eastAsia="맑은 고딕"/>
+          <w:b w:val="0"/>
+          <w:sz w:val="21"/>
+        </w:rPr>
+        <w:t xml:space="preserve"> 학사일정표는 '성적확인및정정'이라 쓰는데 학생은 '이의신청'이라고 물어, 온라인 공동수업(OCU) 안내로 답이 새는 경우가 있었습니다. 용어 사전에 동의어를 연결했습니다.</w:t>
+      </w:r>
+    </w:p>
+    <w:p>
+      <w:pPr>
+        <w:spacing w:after="120"/>
+      </w:pPr>
+      <w:r>
+        <w:rPr>
+          <w:rFonts w:ascii="맑은 고딕" w:hAnsi="맑은 고딕" w:eastAsia="맑은 고딕"/>
+          <w:b/>
+          <w:sz w:val="21"/>
+        </w:rPr>
+        <w:t>답변을 기다리는 동안 진행 상황이 보이도록 했습니다.</w:t>
+      </w:r>
+      <w:r>
+        <w:rPr>
+          <w:rFonts w:ascii="맑은 고딕" w:hAnsi="맑은 고딕" w:eastAsia="맑은 고딕"/>
+          <w:b w:val="0"/>
+          <w:sz w:val="21"/>
+        </w:rPr>
+        <w:t xml:space="preserve"> 이전에는 첫 글자가 뜰 때까지 최대 17초간 빈 화면이었는데, 이제 0.01초 만에 '자료를 찾고 있어요 → 확인하고 있어요 → 답변을 정리하고 있어요'가 순서대로 표시됩니다. 실제 속도가 빨라진 것은 아니고, 멈춘 것처럼 보이던 구간이 사라진 것입니다.</w:t>
+      </w:r>
+    </w:p>
+    <w:p>
+      <w:pPr>
+        <w:spacing w:after="120"/>
+      </w:pPr>
+      <w:r>
+        <w:rPr>
+          <w:rFonts w:ascii="맑은 고딕" w:hAnsi="맑은 고딕" w:eastAsia="맑은 고딕"/>
+          <w:b/>
+          <w:sz w:val="21"/>
+        </w:rPr>
+        <w:t>측정 도구의 오류 세 가지를 바로잡았습니다.</w:t>
+      </w:r>
+      <w:r>
+        <w:rPr>
+          <w:rFonts w:ascii="맑은 고딕" w:hAnsi="맑은 고딕" w:eastAsia="맑은 고딕"/>
+          <w:b w:val="0"/>
+          <w:sz w:val="21"/>
+        </w:rPr>
+        <w:t xml:space="preserve"> 채점기가 '오후 3시 30분'을 '15:30'과 다른 답으로 세거나, '0.5학점'을 날짜로 잘못 읽는 문제가 있어 실제보다 낮게 집계되고 있었습니다.</w:t>
+      </w:r>
+    </w:p>
+    <w:p>
+      <w:pPr>
+        <w:spacing w:before="280"/>
+      </w:pPr>
+      <w:r>
+        <w:rPr>
+          <w:rFonts w:ascii="맑은 고딕" w:hAnsi="맑은 고딕" w:eastAsia="맑은 고딕"/>
+          <w:b/>
+          <w:color w:val="0F5B4F"/>
+          <w:sz w:val="26"/>
+        </w:rPr>
+        <w:t>남은 과제</w:t>
+      </w:r>
+    </w:p>
+    <w:p>
+      <w:pPr>
+        <w:spacing w:after="120"/>
+      </w:pPr>
+      <w:r>
+        <w:rPr>
+          <w:rFonts w:ascii="맑은 고딕" w:hAnsi="맑은 고딕" w:eastAsia="맑은 고딕"/>
+          <w:b/>
+          <w:sz w:val="21"/>
+        </w:rPr>
+        <w:t>응답 속도</w:t>
+      </w:r>
+      <w:r>
+        <w:rPr>
+          <w:rFonts w:ascii="맑은 고딕" w:hAnsi="맑은 고딕" w:eastAsia="맑은 고딕"/>
+          <w:b w:val="0"/>
+          <w:sz w:val="21"/>
+        </w:rPr>
+        <w:t xml:space="preserve"> — 지금 개선 여지가 가장 큰 부분입니다. 답변 길이를 제한하고 내부 생성 단계를 줄이면 실제 시간을 줄일 수 있으나, 정확도에 영향이 없는지 확인이 필요해 다음 과제로 남겼습니다.</w:t>
+      </w:r>
+    </w:p>
+    <w:p>
+      <w:pPr>
+        <w:spacing w:after="120"/>
+      </w:pPr>
+      <w:r>
+        <w:rPr>
+          <w:rFonts w:ascii="맑은 고딕" w:hAnsi="맑은 고딕" w:eastAsia="맑은 고딕"/>
+          <w:b/>
+          <w:sz w:val="21"/>
+        </w:rPr>
+        <w:t>표 안의 세부 숫자</w:t>
+      </w:r>
+      <w:r>
+        <w:rPr>
+          <w:rFonts w:ascii="맑은 고딕" w:hAnsi="맑은 고딕" w:eastAsia="맑은 고딕"/>
+          <w:b w:val="0"/>
+          <w:sz w:val="21"/>
+        </w:rPr>
+        <w:t xml:space="preserve"> — 남은 오답 대부분이 운영 시간, 납부 가능 시간처럼 표에 잘게 흩어진 값을 묻는 질문입니다. 표를 행 단위로 나누어 다루는 방식을 검토 중입니다.</w:t>
+      </w:r>
+    </w:p>
+    <w:p>
+      <w:pPr>
+        <w:spacing w:after="120"/>
+      </w:pPr>
+      <w:r>
+        <w:rPr>
+          <w:rFonts w:ascii="맑은 고딕" w:hAnsi="맑은 고딕" w:eastAsia="맑은 고딕"/>
+          <w:b w:val="0"/>
+          <w:sz w:val="21"/>
+        </w:rPr>
+        <w:t>참고로 더 큰 AI 모델로 바꾸는 방안도 검토했으나, 응답 시간이 두 배가 되어 현시점에는 권하지 않습니다. 검색 순위를 다시 매기는 기능도 실제로 측정해 본 결과 정확도 이득이 없어 사용하지 않습니다.</w:t>
+      </w:r>
+    </w:p>
+    <w:p>
+      <w:pPr>
+        <w:spacing w:before="280"/>
+      </w:pPr>
+      <w:r>
+        <w:rPr>
+          <w:rFonts w:ascii="맑은 고딕" w:hAnsi="맑은 고딕" w:eastAsia="맑은 고딕"/>
+          <w:b/>
+          <w:color w:val="0F5B4F"/>
+          <w:sz w:val="26"/>
+        </w:rPr>
+        <w:t>용어 풀이</w:t>
       </w:r>
     </w:p>
     <w:tbl>
@@ -2038,68 +1291,39 @@
         <w:tblLook w:firstColumn="1" w:firstRow="1" w:lastColumn="0" w:lastRow="0" w:noHBand="0" w:noVBand="1" w:val="04A0"/>
       </w:tblPr>
       <w:tblGrid>
-        <w:gridCol w:w="2880"/>
-        <w:gridCol w:w="2880"/>
-        <w:gridCol w:w="2880"/>
+        <w:gridCol w:w="4320"/>
+        <w:gridCol w:w="4320"/>
       </w:tblGrid>
       <w:tr>
         <w:tc>
           <w:tcPr>
-            <w:tcW w:type="dxa" w:w="2880"/>
+            <w:tcW w:type="dxa" w:w="4320"/>
           </w:tcPr>
           <w:p>
+            <w:r/>
             <w:r>
               <w:rPr>
+                <w:rFonts w:ascii="맑은 고딕" w:hAnsi="맑은 고딕" w:eastAsia="맑은 고딕"/>
                 <w:b/>
+                <w:sz w:val="20"/>
               </w:rPr>
+              <w:t>용어</w:t>
             </w:r>
           </w:p>
         </w:tc>
         <w:tc>
           <w:tcPr>
-            <w:tcW w:type="dxa" w:w="2880"/>
+            <w:tcW w:type="dxa" w:w="4320"/>
           </w:tcPr>
           <w:p>
+            <w:r/>
             <w:r>
               <w:rPr>
+                <w:rFonts w:ascii="맑은 고딕" w:hAnsi="맑은 고딕" w:eastAsia="맑은 고딕"/>
                 <w:b/>
+                <w:sz w:val="20"/>
               </w:rPr>
-            </w:r>
-            <w:r>
-              <w:rPr>
-                <w:b/>
-              </w:rPr>
-              <w:t>A. 정확도 우선</w:t>
-            </w:r>
-            <w:r>
-              <w:rPr>
-                <w:b/>
-              </w:rPr>
-              <w:t xml:space="preserve"> (로컬+압축)</w:t>
-            </w:r>
-          </w:p>
-        </w:tc>
-        <w:tc>
-          <w:tcPr>
-            <w:tcW w:type="dxa" w:w="2880"/>
-          </w:tcPr>
-          <w:p>
-            <w:r>
-              <w:rPr>
-                <w:b/>
-              </w:rPr>
-            </w:r>
-            <w:r>
-              <w:rPr>
-                <w:b/>
-              </w:rPr>
-              <w:t>B. 속도/배포 우선</w:t>
-            </w:r>
-            <w:r>
-              <w:rPr>
-                <w:b/>
-              </w:rPr>
-              <w:t xml:space="preserve"> (H100+무압축+빠른거부) ★현재</w:t>
+              <w:t>뜻</w:t>
             </w:r>
           </w:p>
         </w:tc>
@@ -2107,37 +1331,33 @@
       <w:tr>
         <w:tc>
           <w:tcPr>
-            <w:tcW w:type="dxa" w:w="2880"/>
+            <w:tcW w:type="dxa" w:w="4320"/>
           </w:tcPr>
           <w:p>
             <w:r/>
             <w:r>
-              <w:t>contains</w:t>
+              <w:rPr>
+                <w:rFonts w:ascii="맑은 고딕" w:hAnsi="맑은 고딕" w:eastAsia="맑은 고딕"/>
+                <w:b w:val="0"/>
+                <w:sz w:val="20"/>
+              </w:rPr>
+              <w:t>응답 정확도</w:t>
             </w:r>
           </w:p>
         </w:tc>
         <w:tc>
           <w:tcPr>
-            <w:tcW w:type="dxa" w:w="2880"/>
+            <w:tcW w:type="dxa" w:w="4320"/>
           </w:tcPr>
           <w:p>
             <w:r/>
             <w:r>
               <w:rPr>
-                <w:b/>
+                <w:rFonts w:ascii="맑은 고딕" w:hAnsi="맑은 고딕" w:eastAsia="맑은 고딕"/>
+                <w:b w:val="0"/>
+                <w:sz w:val="20"/>
               </w:rPr>
-              <w:t>91.4%</w:t>
-            </w:r>
-          </w:p>
-        </w:tc>
-        <w:tc>
-          <w:tcPr>
-            <w:tcW w:type="dxa" w:w="2880"/>
-          </w:tcPr>
-          <w:p>
-            <w:r/>
-            <w:r>
-              <w:t>85.2%</w:t>
+              <w:t>정답에 꼭 필요한 정보가 답변에 들어 있는가</w:t>
             </w:r>
           </w:p>
         </w:tc>
@@ -2145,34 +1365,33 @@
       <w:tr>
         <w:tc>
           <w:tcPr>
-            <w:tcW w:type="dxa" w:w="2880"/>
+            <w:tcW w:type="dxa" w:w="4320"/>
           </w:tcPr>
           <w:p>
             <w:r/>
             <w:r>
-              <w:t>strict</w:t>
+              <w:rPr>
+                <w:rFonts w:ascii="맑은 고딕" w:hAnsi="맑은 고딕" w:eastAsia="맑은 고딕"/>
+                <w:b w:val="0"/>
+                <w:sz w:val="20"/>
+              </w:rPr>
+              <w:t>완전 정답률</w:t>
             </w:r>
           </w:p>
         </w:tc>
         <w:tc>
           <w:tcPr>
-            <w:tcW w:type="dxa" w:w="2880"/>
+            <w:tcW w:type="dxa" w:w="4320"/>
           </w:tcPr>
           <w:p>
             <w:r/>
             <w:r>
-              <w:t>76.5%</w:t>
-            </w:r>
-          </w:p>
-        </w:tc>
-        <w:tc>
-          <w:tcPr>
-            <w:tcW w:type="dxa" w:w="2880"/>
-          </w:tcPr>
-          <w:p>
-            <w:r/>
-            <w:r>
-              <w:t>66.7%</w:t>
+              <w:rPr>
+                <w:rFonts w:ascii="맑은 고딕" w:hAnsi="맑은 고딕" w:eastAsia="맑은 고딕"/>
+                <w:b w:val="0"/>
+                <w:sz w:val="20"/>
+              </w:rPr>
+              <w:t>그 정보를 하나도 빠뜨리지 않았는가</w:t>
             </w:r>
           </w:p>
         </w:tc>
@@ -2180,34 +1399,33 @@
       <w:tr>
         <w:tc>
           <w:tcPr>
-            <w:tcW w:type="dxa" w:w="2880"/>
+            <w:tcW w:type="dxa" w:w="4320"/>
           </w:tcPr>
           <w:p>
             <w:r/>
             <w:r>
-              <w:t>RAGAS avg</w:t>
+              <w:rPr>
+                <w:rFonts w:ascii="맑은 고딕" w:hAnsi="맑은 고딕" w:eastAsia="맑은 고딕"/>
+                <w:b w:val="0"/>
+                <w:sz w:val="20"/>
+              </w:rPr>
+              <w:t>근거 충실도</w:t>
             </w:r>
           </w:p>
         </w:tc>
         <w:tc>
           <w:tcPr>
-            <w:tcW w:type="dxa" w:w="2880"/>
+            <w:tcW w:type="dxa" w:w="4320"/>
           </w:tcPr>
           <w:p>
             <w:r/>
             <w:r>
-              <w:t>0.724</w:t>
-            </w:r>
-          </w:p>
-        </w:tc>
-        <w:tc>
-          <w:tcPr>
-            <w:tcW w:type="dxa" w:w="2880"/>
-          </w:tcPr>
-          <w:p>
-            <w:r/>
-            <w:r>
-              <w:t>0.702</w:t>
+              <w:rPr>
+                <w:rFonts w:ascii="맑은 고딕" w:hAnsi="맑은 고딕" w:eastAsia="맑은 고딕"/>
+                <w:b w:val="0"/>
+                <w:sz w:val="20"/>
+              </w:rPr>
+              <w:t>찾아온 자료에 없는 내용을 지어내지 않았는가</w:t>
             </w:r>
           </w:p>
         </w:tc>
@@ -2215,37 +1433,33 @@
       <w:tr>
         <w:tc>
           <w:tcPr>
-            <w:tcW w:type="dxa" w:w="2880"/>
+            <w:tcW w:type="dxa" w:w="4320"/>
           </w:tcPr>
           <w:p>
             <w:r/>
             <w:r>
-              <w:t>거부율</w:t>
+              <w:rPr>
+                <w:rFonts w:ascii="맑은 고딕" w:hAnsi="맑은 고딕" w:eastAsia="맑은 고딕"/>
+                <w:b w:val="0"/>
+                <w:sz w:val="20"/>
+              </w:rPr>
+              <w:t>정답 일치도</w:t>
             </w:r>
           </w:p>
         </w:tc>
         <w:tc>
           <w:tcPr>
-            <w:tcW w:type="dxa" w:w="2880"/>
-          </w:tcPr>
-          <w:p>
-            <w:r/>
-            <w:r>
-              <w:t>5/8</w:t>
-            </w:r>
-          </w:p>
-        </w:tc>
-        <w:tc>
-          <w:tcPr>
-            <w:tcW w:type="dxa" w:w="2880"/>
+            <w:tcW w:type="dxa" w:w="4320"/>
           </w:tcPr>
           <w:p>
             <w:r/>
             <w:r>
               <w:rPr>
-                <w:b/>
+                <w:rFonts w:ascii="맑은 고딕" w:hAnsi="맑은 고딕" w:eastAsia="맑은 고딕"/>
+                <w:b w:val="0"/>
+                <w:sz w:val="20"/>
               </w:rPr>
-              <w:t>8/8</w:t>
+              <w:t>모범답안과 내용이 얼마나 같은가</w:t>
             </w:r>
           </w:p>
         </w:tc>
@@ -2253,259 +1467,51 @@
       <w:tr>
         <w:tc>
           <w:tcPr>
-            <w:tcW w:type="dxa" w:w="2880"/>
+            <w:tcW w:type="dxa" w:w="4320"/>
           </w:tcPr>
           <w:p>
             <w:r/>
             <w:r>
-              <w:t>평균 지연</w:t>
+              <w:rPr>
+                <w:rFonts w:ascii="맑은 고딕" w:hAnsi="맑은 고딕" w:eastAsia="맑은 고딕"/>
+                <w:b w:val="0"/>
+                <w:sz w:val="20"/>
+              </w:rPr>
+              <w:t>OCU</w:t>
             </w:r>
           </w:p>
         </w:tc>
         <w:tc>
           <w:tcPr>
-            <w:tcW w:type="dxa" w:w="2880"/>
-          </w:tcPr>
-          <w:p>
-            <w:r/>
-            <w:r>
-              <w:t>~20초</w:t>
-            </w:r>
-          </w:p>
-        </w:tc>
-        <w:tc>
-          <w:tcPr>
-            <w:tcW w:type="dxa" w:w="2880"/>
+            <w:tcW w:type="dxa" w:w="4320"/>
           </w:tcPr>
           <w:p>
             <w:r/>
             <w:r>
               <w:rPr>
-                <w:b/>
+                <w:rFonts w:ascii="맑은 고딕" w:hAnsi="맑은 고딕" w:eastAsia="맑은 고딕"/>
+                <w:b w:val="0"/>
+                <w:sz w:val="20"/>
               </w:rPr>
-              <w:t>10.8초</w:t>
-            </w:r>
-          </w:p>
-        </w:tc>
-      </w:tr>
-      <w:tr>
-        <w:tc>
-          <w:tcPr>
-            <w:tcW w:type="dxa" w:w="2880"/>
-          </w:tcPr>
-          <w:p>
-            <w:r/>
-            <w:r>
-              <w:t>최대 지연</w:t>
-            </w:r>
-          </w:p>
-        </w:tc>
-        <w:tc>
-          <w:tcPr>
-            <w:tcW w:type="dxa" w:w="2880"/>
-          </w:tcPr>
-          <w:p>
-            <w:r/>
-            <w:r>
-              <w:rPr>
-                <w:b/>
-              </w:rPr>
-              <w:t>137초</w:t>
-            </w:r>
-            <w:r>
-              <w:t xml:space="preserve"> ❌</w:t>
-            </w:r>
-          </w:p>
-        </w:tc>
-        <w:tc>
-          <w:tcPr>
-            <w:tcW w:type="dxa" w:w="2880"/>
-          </w:tcPr>
-          <w:p>
-            <w:r/>
-            <w:r>
-              <w:rPr>
-                <w:b/>
-              </w:rPr>
-              <w:t>28.6초</w:t>
-            </w:r>
-            <w:r>
-              <w:t xml:space="preserve"> ✅</w:t>
-            </w:r>
-          </w:p>
-        </w:tc>
-      </w:tr>
-      <w:tr>
-        <w:tc>
-          <w:tcPr>
-            <w:tcW w:type="dxa" w:w="2880"/>
-          </w:tcPr>
-          <w:p>
-            <w:r/>
-            <w:r>
-              <w:t>배포(Cloudflare)</w:t>
-            </w:r>
-          </w:p>
-        </w:tc>
-        <w:tc>
-          <w:tcPr>
-            <w:tcW w:type="dxa" w:w="2880"/>
-          </w:tcPr>
-          <w:p>
-            <w:r/>
-            <w:r>
-              <w:t>일부 524 타임아웃</w:t>
-            </w:r>
-          </w:p>
-        </w:tc>
-        <w:tc>
-          <w:tcPr>
-            <w:tcW w:type="dxa" w:w="2880"/>
-          </w:tcPr>
-          <w:p>
-            <w:r/>
-            <w:r>
-              <w:rPr>
-                <w:b/>
-              </w:rPr>
-              <w:t>안전</w:t>
+              <w:t>여러 대학이 함께 운영하는 온라인 공동수업. 일정과 창구가 별도로 운영됨</w:t>
             </w:r>
           </w:p>
         </w:tc>
       </w:tr>
     </w:tbl>
-    <w:p>
-      <w:r>
-        <w:rPr>
-          <w:b/>
-        </w:rPr>
-        <w:t>원인</w:t>
-      </w:r>
-      <w:r>
-        <w:t>: B 구성은 큰 컨텍스트(16k)로 오케스트레이터가 1회 검색으로 빠르게 판단 → 속도↑·꼬리 제거, 그러나 검색깊이↓로 정확도 ~6pp 손해. 두 구성 모두 bufs(80.3%)보다 정확.</w:t>
-      </w:r>
-    </w:p>
-    <w:p>
-      <w:r>
-        <w:t>──────────────────────────────</w:t>
-      </w:r>
-    </w:p>
+    <w:p/>
     <w:p>
       <w:pPr>
-        <w:pStyle w:val="Heading2"/>
-      </w:pPr>
-      <w:r>
-        <w:t>8. 알려진 한계 &amp; 다음 단계</w:t>
-      </w:r>
-    </w:p>
-    <w:p>
-      <w:pPr>
-        <w:pStyle w:val="ListBullet"/>
+        <w:spacing w:before="320"/>
       </w:pPr>
       <w:r>
         <w:rPr>
-          <w:b/>
+          <w:rFonts w:ascii="맑은 고딕" w:hAnsi="맑은 고딕" w:eastAsia="맑은 고딕"/>
+          <w:b w:val="0"/>
+          <w:color w:val="6D7F78"/>
+          <w:sz w:val="17"/>
         </w:rPr>
-        <w:t>표 행 선택 정밀도</w:t>
-      </w:r>
-      <w:r>
-        <w:t>(생성오류 10%): 비슷한 값 표에서 LLM이 잘못된 행 선택(인접 시험기간, OCU vs 일반, 일부 학번). → 표 disambiguation 프롬프트 / 행단위 청킹.</w:t>
-      </w:r>
-    </w:p>
-    <w:p>
-      <w:pPr>
-        <w:pStyle w:val="ListBullet"/>
-      </w:pPr>
-      <w:r>
-        <w:rPr>
-          <w:b/>
-        </w:rPr>
-        <w:t>속도↔정확도</w:t>
-      </w:r>
-      <w:r>
-        <w:t xml:space="preserve">: 배포는 B 권장(안전), 정밀 답변이 중요하면 H100에서 압축 유지+적정 num_ctx로 </w:t>
-      </w:r>
-      <w:r>
-        <w:rPr>
-          <w:b/>
-        </w:rPr>
-        <w:t>양쪽 절충 구성</w:t>
-      </w:r>
-      <w:r>
-        <w:t xml:space="preserve"> 실험 여지.</w:t>
-      </w:r>
-    </w:p>
-    <w:p>
-      <w:pPr>
-        <w:pStyle w:val="ListBullet"/>
-      </w:pPr>
-      <w:r>
-        <w:rPr>
-          <w:b/>
-        </w:rPr>
-        <w:t>KB 커버리지</w:t>
-      </w:r>
-      <w:r>
-        <w:t>: 23문서 한정 → 문서밖 질문은 정직 거부(8/8). 범위 확대 시 recall↑.</w:t>
-      </w:r>
-    </w:p>
-    <w:p>
-      <w:pPr>
-        <w:pStyle w:val="ListBullet"/>
-      </w:pPr>
-      <w:r>
-        <w:rPr>
-          <w:b/>
-        </w:rPr>
-        <w:t>공유 H100 의존</w:t>
-      </w:r>
-      <w:r>
-        <w:t>: SSH 터널·원격 가용성에 종속. 로컬 4070 폴백(</w:t>
-      </w:r>
-      <w:r>
-        <w:rPr>
-          <w:rFonts w:ascii="Consolas" w:hAnsi="Consolas"/>
-        </w:rPr>
-        <w:t>backups/.env.bak-local-gpu</w:t>
-      </w:r>
-      <w:r>
-        <w:t>) 보유.</w:t>
-      </w:r>
-    </w:p>
-    <w:p>
-      <w:pPr>
-        <w:pStyle w:val="Heading2"/>
-      </w:pPr>
-      <w:r>
-        <w:t>9. 배포 준비도</w:t>
-      </w:r>
-    </w:p>
-    <w:p>
-      <w:r>
-        <w:t>✅ 응답 100% 30초 이내 · ✅ 문서밖 100% 거부 · ✅ 0 파이프라인 에러 · ✅ contains 85% (&gt;bufs) · ✅ 롤백 스크립트 완비</w:t>
-      </w:r>
-    </w:p>
-    <w:p>
-      <w:r>
-        <w:t xml:space="preserve">→ </w:t>
-      </w:r>
-      <w:r>
-        <w:rPr>
-          <w:b/>
-        </w:rPr>
-        <w:t>maruvis.co.kr 배포 가능 상태</w:t>
-      </w:r>
-      <w:r>
-        <w:t xml:space="preserve"> (남은 단계: </w:t>
-      </w:r>
-      <w:r>
-        <w:rPr>
-          <w:rFonts w:ascii="Consolas" w:hAnsi="Consolas"/>
-        </w:rPr>
-        <w:t>scripts/apply-maruvis-tunnel.ps1</w:t>
-      </w:r>
-      <w:r>
-        <w:t xml:space="preserve"> 관리자 실행).</w:t>
+        <w:t>측정 조건: 2학기 평가 문항 100개 중 자동 채점이 가능한 64문항 기준 (나머지는 서술형이라 자동 채점 대상이 아님). 품질 평가는 같은 문항 중 25개. 서비스 버전 6193fe5.</w:t>
       </w:r>
     </w:p>
     <w:sectPr>
@@ -2882,7 +1888,7 @@
     <w:qFormat/>
     <w:rsid w:val="00FC693F"/>
     <w:rPr>
-      <w:rFonts w:ascii="Malgun Gothic" w:hAnsi="Malgun Gothic" w:eastAsia="Malgun Gothic"/>
+      <w:rFonts w:ascii="맑은 고딕" w:hAnsi="맑은 고딕" w:eastAsia="맑은 고딕"/>
       <w:sz w:val="21"/>
     </w:rPr>
   </w:style>

--- a/REPORT_결과.docx
+++ b/REPORT_결과.docx
@@ -824,6 +824,594 @@
           <w:color w:val="0F5B4F"/>
           <w:sz w:val="26"/>
         </w:rPr>
+        <w:t>여러 명이 동시에 쓸 때 (부하 시험)</w:t>
+      </w:r>
+    </w:p>
+    <w:p>
+      <w:pPr>
+        <w:spacing w:after="120"/>
+      </w:pPr>
+      <w:r>
+        <w:rPr>
+          <w:rFonts w:ascii="맑은 고딕" w:hAnsi="맑은 고딕" w:eastAsia="맑은 고딕"/>
+          <w:b w:val="0"/>
+          <w:sz w:val="21"/>
+        </w:rPr>
+        <w:t xml:space="preserve">학생이 몰리는 상황을 가정해, 가상 이용자를 1명부터 늘려 가며 실제 운영 서버의 응답 시간을 쟀습니다. 챗봇이 같은 순간에 답을 만들고 있는 질문이 3개일 때까지는 응답 시간 기준을 지킵니다. 이용자 한 명이 2분에 한 번꼴로 질문한다고 보면 </w:t>
+      </w:r>
+      <w:r>
+        <w:rPr>
+          <w:rFonts w:ascii="맑은 고딕" w:hAnsi="맑은 고딕" w:eastAsia="맑은 고딕"/>
+          <w:b/>
+          <w:sz w:val="21"/>
+        </w:rPr>
+        <w:t>약 20명이 상시 이용하는 부하</w:t>
+      </w:r>
+      <w:r>
+        <w:rPr>
+          <w:rFonts w:ascii="맑은 고딕" w:hAnsi="맑은 고딕" w:eastAsia="맑은 고딕"/>
+          <w:b w:val="0"/>
+          <w:sz w:val="21"/>
+        </w:rPr>
+        <w:t>에 해당하며, 이 구간까지는 눈에 띄는 성능 저하가 없습니다.</w:t>
+      </w:r>
+    </w:p>
+    <w:p>
+      <w:pPr>
+        <w:spacing w:after="120"/>
+      </w:pPr>
+      <w:r>
+        <w:rPr>
+          <w:rFonts w:ascii="맑은 고딕" w:hAnsi="맑은 고딕" w:eastAsia="맑은 고딕"/>
+          <w:b w:val="0"/>
+          <w:sz w:val="21"/>
+        </w:rPr>
+        <w:t>그보다 많아지면 뒤에 온 질문이 앞 질문이 끝나기를 기다리게 되어 응답이 점점 느려집니다. 다만 느려질 뿐이고, 아래 모든 단계에서 오류나 중단은 한 건도 없었습니다.</w:t>
+      </w:r>
+    </w:p>
+    <w:tbl>
+      <w:tblPr>
+        <w:tblStyle w:val="LightGrid-Accent1"/>
+        <w:tblW w:type="auto" w:w="0"/>
+        <w:tblLook w:firstColumn="1" w:firstRow="1" w:lastColumn="0" w:lastRow="0" w:noHBand="0" w:noVBand="1" w:val="04A0"/>
+      </w:tblPr>
+      <w:tblGrid>
+        <w:gridCol w:w="2160"/>
+        <w:gridCol w:w="2160"/>
+        <w:gridCol w:w="2160"/>
+        <w:gridCol w:w="2160"/>
+      </w:tblGrid>
+      <w:tr>
+        <w:tc>
+          <w:tcPr>
+            <w:tcW w:type="dxa" w:w="2160"/>
+          </w:tcPr>
+          <w:p>
+            <w:r/>
+            <w:r>
+              <w:rPr>
+                <w:rFonts w:ascii="맑은 고딕" w:hAnsi="맑은 고딕" w:eastAsia="맑은 고딕"/>
+                <w:b/>
+                <w:sz w:val="20"/>
+              </w:rPr>
+              <w:t>동시에 답을 만드는 질문</w:t>
+            </w:r>
+          </w:p>
+        </w:tc>
+        <w:tc>
+          <w:tcPr>
+            <w:tcW w:type="dxa" w:w="2160"/>
+          </w:tcPr>
+          <w:p>
+            <w:r/>
+            <w:r>
+              <w:rPr>
+                <w:rFonts w:ascii="맑은 고딕" w:hAnsi="맑은 고딕" w:eastAsia="맑은 고딕"/>
+                <w:b/>
+                <w:sz w:val="20"/>
+              </w:rPr>
+              <w:t>첫 글자가 뜰 때까지</w:t>
+            </w:r>
+          </w:p>
+        </w:tc>
+        <w:tc>
+          <w:tcPr>
+            <w:tcW w:type="dxa" w:w="2160"/>
+          </w:tcPr>
+          <w:p>
+            <w:r/>
+            <w:r>
+              <w:rPr>
+                <w:rFonts w:ascii="맑은 고딕" w:hAnsi="맑은 고딕" w:eastAsia="맑은 고딕"/>
+                <w:b/>
+                <w:sz w:val="20"/>
+              </w:rPr>
+              <w:t>답변 완료까지</w:t>
+            </w:r>
+          </w:p>
+        </w:tc>
+        <w:tc>
+          <w:tcPr>
+            <w:tcW w:type="dxa" w:w="2160"/>
+          </w:tcPr>
+          <w:p>
+            <w:r/>
+            <w:r>
+              <w:rPr>
+                <w:rFonts w:ascii="맑은 고딕" w:hAnsi="맑은 고딕" w:eastAsia="맑은 고딕"/>
+                <w:b/>
+                <w:sz w:val="20"/>
+              </w:rPr>
+              <w:t>기준 (20초 / 30초)</w:t>
+            </w:r>
+          </w:p>
+        </w:tc>
+      </w:tr>
+      <w:tr>
+        <w:tc>
+          <w:tcPr>
+            <w:tcW w:type="dxa" w:w="2160"/>
+          </w:tcPr>
+          <w:p>
+            <w:r/>
+            <w:r>
+              <w:rPr>
+                <w:rFonts w:ascii="맑은 고딕" w:hAnsi="맑은 고딕" w:eastAsia="맑은 고딕"/>
+                <w:b w:val="0"/>
+                <w:sz w:val="20"/>
+              </w:rPr>
+              <w:t>1개</w:t>
+            </w:r>
+          </w:p>
+        </w:tc>
+        <w:tc>
+          <w:tcPr>
+            <w:tcW w:type="dxa" w:w="2160"/>
+          </w:tcPr>
+          <w:p>
+            <w:r/>
+            <w:r>
+              <w:rPr>
+                <w:rFonts w:ascii="맑은 고딕" w:hAnsi="맑은 고딕" w:eastAsia="맑은 고딕"/>
+                <w:b w:val="0"/>
+                <w:sz w:val="20"/>
+              </w:rPr>
+              <w:t>6.6초</w:t>
+            </w:r>
+          </w:p>
+        </w:tc>
+        <w:tc>
+          <w:tcPr>
+            <w:tcW w:type="dxa" w:w="2160"/>
+          </w:tcPr>
+          <w:p>
+            <w:r/>
+            <w:r>
+              <w:rPr>
+                <w:rFonts w:ascii="맑은 고딕" w:hAnsi="맑은 고딕" w:eastAsia="맑은 고딕"/>
+                <w:b w:val="0"/>
+                <w:sz w:val="20"/>
+              </w:rPr>
+              <w:t>8.7초</w:t>
+            </w:r>
+          </w:p>
+        </w:tc>
+        <w:tc>
+          <w:tcPr>
+            <w:tcW w:type="dxa" w:w="2160"/>
+          </w:tcPr>
+          <w:p>
+            <w:r/>
+            <w:r>
+              <w:rPr>
+                <w:rFonts w:ascii="맑은 고딕" w:hAnsi="맑은 고딕" w:eastAsia="맑은 고딕"/>
+                <w:b w:val="0"/>
+                <w:sz w:val="20"/>
+              </w:rPr>
+              <w:t>충족</w:t>
+            </w:r>
+          </w:p>
+        </w:tc>
+      </w:tr>
+      <w:tr>
+        <w:tc>
+          <w:tcPr>
+            <w:tcW w:type="dxa" w:w="2160"/>
+          </w:tcPr>
+          <w:p>
+            <w:r/>
+            <w:r>
+              <w:rPr>
+                <w:rFonts w:ascii="맑은 고딕" w:hAnsi="맑은 고딕" w:eastAsia="맑은 고딕"/>
+                <w:b w:val="0"/>
+                <w:sz w:val="20"/>
+              </w:rPr>
+              <w:t>2개</w:t>
+            </w:r>
+          </w:p>
+        </w:tc>
+        <w:tc>
+          <w:tcPr>
+            <w:tcW w:type="dxa" w:w="2160"/>
+          </w:tcPr>
+          <w:p>
+            <w:r/>
+            <w:r>
+              <w:rPr>
+                <w:rFonts w:ascii="맑은 고딕" w:hAnsi="맑은 고딕" w:eastAsia="맑은 고딕"/>
+                <w:b w:val="0"/>
+                <w:sz w:val="20"/>
+              </w:rPr>
+              <w:t>12.9초</w:t>
+            </w:r>
+          </w:p>
+        </w:tc>
+        <w:tc>
+          <w:tcPr>
+            <w:tcW w:type="dxa" w:w="2160"/>
+          </w:tcPr>
+          <w:p>
+            <w:r/>
+            <w:r>
+              <w:rPr>
+                <w:rFonts w:ascii="맑은 고딕" w:hAnsi="맑은 고딕" w:eastAsia="맑은 고딕"/>
+                <w:b w:val="0"/>
+                <w:sz w:val="20"/>
+              </w:rPr>
+              <w:t>14.7초</w:t>
+            </w:r>
+          </w:p>
+        </w:tc>
+        <w:tc>
+          <w:tcPr>
+            <w:tcW w:type="dxa" w:w="2160"/>
+          </w:tcPr>
+          <w:p>
+            <w:r/>
+            <w:r>
+              <w:rPr>
+                <w:rFonts w:ascii="맑은 고딕" w:hAnsi="맑은 고딕" w:eastAsia="맑은 고딕"/>
+                <w:b w:val="0"/>
+                <w:sz w:val="20"/>
+              </w:rPr>
+              <w:t>충족 (여유 있음)</w:t>
+            </w:r>
+          </w:p>
+        </w:tc>
+      </w:tr>
+      <w:tr>
+        <w:tc>
+          <w:tcPr>
+            <w:tcW w:type="dxa" w:w="2160"/>
+          </w:tcPr>
+          <w:p>
+            <w:r/>
+            <w:r>
+              <w:rPr>
+                <w:rFonts w:ascii="맑은 고딕" w:hAnsi="맑은 고딕" w:eastAsia="맑은 고딕"/>
+                <w:b w:val="0"/>
+                <w:sz w:val="20"/>
+              </w:rPr>
+              <w:t>3개 (이용자 약 20명)</w:t>
+            </w:r>
+          </w:p>
+        </w:tc>
+        <w:tc>
+          <w:tcPr>
+            <w:tcW w:type="dxa" w:w="2160"/>
+          </w:tcPr>
+          <w:p>
+            <w:r/>
+            <w:r>
+              <w:rPr>
+                <w:rFonts w:ascii="맑은 고딕" w:hAnsi="맑은 고딕" w:eastAsia="맑은 고딕"/>
+                <w:b w:val="0"/>
+                <w:sz w:val="20"/>
+              </w:rPr>
+              <w:t>19.9초</w:t>
+            </w:r>
+          </w:p>
+        </w:tc>
+        <w:tc>
+          <w:tcPr>
+            <w:tcW w:type="dxa" w:w="2160"/>
+          </w:tcPr>
+          <w:p>
+            <w:r/>
+            <w:r>
+              <w:rPr>
+                <w:rFonts w:ascii="맑은 고딕" w:hAnsi="맑은 고딕" w:eastAsia="맑은 고딕"/>
+                <w:b w:val="0"/>
+                <w:sz w:val="20"/>
+              </w:rPr>
+              <w:t>21.4초</w:t>
+            </w:r>
+          </w:p>
+        </w:tc>
+        <w:tc>
+          <w:tcPr>
+            <w:tcW w:type="dxa" w:w="2160"/>
+          </w:tcPr>
+          <w:p>
+            <w:r/>
+            <w:r>
+              <w:rPr>
+                <w:rFonts w:ascii="맑은 고딕" w:hAnsi="맑은 고딕" w:eastAsia="맑은 고딕"/>
+                <w:b w:val="0"/>
+                <w:sz w:val="20"/>
+              </w:rPr>
+              <w:t>충족 (한계선)</w:t>
+            </w:r>
+          </w:p>
+        </w:tc>
+      </w:tr>
+      <w:tr>
+        <w:tc>
+          <w:tcPr>
+            <w:tcW w:type="dxa" w:w="2160"/>
+          </w:tcPr>
+          <w:p>
+            <w:r/>
+            <w:r>
+              <w:rPr>
+                <w:rFonts w:ascii="맑은 고딕" w:hAnsi="맑은 고딕" w:eastAsia="맑은 고딕"/>
+                <w:b w:val="0"/>
+                <w:sz w:val="20"/>
+              </w:rPr>
+              <w:t>4개</w:t>
+            </w:r>
+          </w:p>
+        </w:tc>
+        <w:tc>
+          <w:tcPr>
+            <w:tcW w:type="dxa" w:w="2160"/>
+          </w:tcPr>
+          <w:p>
+            <w:r/>
+            <w:r>
+              <w:rPr>
+                <w:rFonts w:ascii="맑은 고딕" w:hAnsi="맑은 고딕" w:eastAsia="맑은 고딕"/>
+                <w:b w:val="0"/>
+                <w:sz w:val="20"/>
+              </w:rPr>
+              <w:t>26.7초</w:t>
+            </w:r>
+          </w:p>
+        </w:tc>
+        <w:tc>
+          <w:tcPr>
+            <w:tcW w:type="dxa" w:w="2160"/>
+          </w:tcPr>
+          <w:p>
+            <w:r/>
+            <w:r>
+              <w:rPr>
+                <w:rFonts w:ascii="맑은 고딕" w:hAnsi="맑은 고딕" w:eastAsia="맑은 고딕"/>
+                <w:b w:val="0"/>
+                <w:sz w:val="20"/>
+              </w:rPr>
+              <w:t>29.1초</w:t>
+            </w:r>
+          </w:p>
+        </w:tc>
+        <w:tc>
+          <w:tcPr>
+            <w:tcW w:type="dxa" w:w="2160"/>
+          </w:tcPr>
+          <w:p>
+            <w:r/>
+            <w:r>
+              <w:rPr>
+                <w:rFonts w:ascii="맑은 고딕" w:hAnsi="맑은 고딕" w:eastAsia="맑은 고딕"/>
+                <w:b w:val="0"/>
+                <w:sz w:val="20"/>
+              </w:rPr>
+              <w:t>미달</w:t>
+            </w:r>
+          </w:p>
+        </w:tc>
+      </w:tr>
+      <w:tr>
+        <w:tc>
+          <w:tcPr>
+            <w:tcW w:type="dxa" w:w="2160"/>
+          </w:tcPr>
+          <w:p>
+            <w:r/>
+            <w:r>
+              <w:rPr>
+                <w:rFonts w:ascii="맑은 고딕" w:hAnsi="맑은 고딕" w:eastAsia="맑은 고딕"/>
+                <w:b w:val="0"/>
+                <w:sz w:val="20"/>
+              </w:rPr>
+              <w:t>6개</w:t>
+            </w:r>
+          </w:p>
+        </w:tc>
+        <w:tc>
+          <w:tcPr>
+            <w:tcW w:type="dxa" w:w="2160"/>
+          </w:tcPr>
+          <w:p>
+            <w:r/>
+            <w:r>
+              <w:rPr>
+                <w:rFonts w:ascii="맑은 고딕" w:hAnsi="맑은 고딕" w:eastAsia="맑은 고딕"/>
+                <w:b w:val="0"/>
+                <w:sz w:val="20"/>
+              </w:rPr>
+              <w:t>50.7초</w:t>
+            </w:r>
+          </w:p>
+        </w:tc>
+        <w:tc>
+          <w:tcPr>
+            <w:tcW w:type="dxa" w:w="2160"/>
+          </w:tcPr>
+          <w:p>
+            <w:r/>
+            <w:r>
+              <w:rPr>
+                <w:rFonts w:ascii="맑은 고딕" w:hAnsi="맑은 고딕" w:eastAsia="맑은 고딕"/>
+                <w:b w:val="0"/>
+                <w:sz w:val="20"/>
+              </w:rPr>
+              <w:t>55.3초</w:t>
+            </w:r>
+          </w:p>
+        </w:tc>
+        <w:tc>
+          <w:tcPr>
+            <w:tcW w:type="dxa" w:w="2160"/>
+          </w:tcPr>
+          <w:p>
+            <w:r/>
+            <w:r>
+              <w:rPr>
+                <w:rFonts w:ascii="맑은 고딕" w:hAnsi="맑은 고딕" w:eastAsia="맑은 고딕"/>
+                <w:b w:val="0"/>
+                <w:sz w:val="20"/>
+              </w:rPr>
+              <w:t>미달</w:t>
+            </w:r>
+          </w:p>
+        </w:tc>
+      </w:tr>
+      <w:tr>
+        <w:tc>
+          <w:tcPr>
+            <w:tcW w:type="dxa" w:w="2160"/>
+          </w:tcPr>
+          <w:p>
+            <w:r/>
+            <w:r>
+              <w:rPr>
+                <w:rFonts w:ascii="맑은 고딕" w:hAnsi="맑은 고딕" w:eastAsia="맑은 고딕"/>
+                <w:b w:val="0"/>
+                <w:sz w:val="20"/>
+              </w:rPr>
+              <w:t>8개</w:t>
+            </w:r>
+          </w:p>
+        </w:tc>
+        <w:tc>
+          <w:tcPr>
+            <w:tcW w:type="dxa" w:w="2160"/>
+          </w:tcPr>
+          <w:p>
+            <w:r/>
+            <w:r>
+              <w:rPr>
+                <w:rFonts w:ascii="맑은 고딕" w:hAnsi="맑은 고딕" w:eastAsia="맑은 고딕"/>
+                <w:b w:val="0"/>
+                <w:sz w:val="20"/>
+              </w:rPr>
+              <w:t>76.5초</w:t>
+            </w:r>
+          </w:p>
+        </w:tc>
+        <w:tc>
+          <w:tcPr>
+            <w:tcW w:type="dxa" w:w="2160"/>
+          </w:tcPr>
+          <w:p>
+            <w:r/>
+            <w:r>
+              <w:rPr>
+                <w:rFonts w:ascii="맑은 고딕" w:hAnsi="맑은 고딕" w:eastAsia="맑은 고딕"/>
+                <w:b w:val="0"/>
+                <w:sz w:val="20"/>
+              </w:rPr>
+              <w:t>77.9초</w:t>
+            </w:r>
+          </w:p>
+        </w:tc>
+        <w:tc>
+          <w:tcPr>
+            <w:tcW w:type="dxa" w:w="2160"/>
+          </w:tcPr>
+          <w:p>
+            <w:r/>
+            <w:r>
+              <w:rPr>
+                <w:rFonts w:ascii="맑은 고딕" w:hAnsi="맑은 고딕" w:eastAsia="맑은 고딕"/>
+                <w:b w:val="0"/>
+                <w:sz w:val="20"/>
+              </w:rPr>
+              <w:t>미달</w:t>
+            </w:r>
+          </w:p>
+        </w:tc>
+      </w:tr>
+    </w:tbl>
+    <w:p/>
+    <w:p>
+      <w:pPr>
+        <w:spacing w:before="280"/>
+      </w:pPr>
+      <w:r>
+        <w:rPr>
+          <w:rFonts w:ascii="맑은 고딕" w:hAnsi="맑은 고딕" w:eastAsia="맑은 고딕"/>
+          <w:b/>
+          <w:color w:val="0F5B4F"/>
+          <w:sz w:val="26"/>
+        </w:rPr>
+        <w:t>오래 쓰거나 한꺼번에 몰릴 때</w:t>
+      </w:r>
+    </w:p>
+    <w:p>
+      <w:pPr>
+        <w:spacing w:after="120"/>
+      </w:pPr>
+      <w:r>
+        <w:rPr>
+          <w:rFonts w:ascii="맑은 고딕" w:hAnsi="맑은 고딕" w:eastAsia="맑은 고딕"/>
+          <w:b/>
+          <w:sz w:val="21"/>
+        </w:rPr>
+        <w:t>30분 연속 시험</w:t>
+      </w:r>
+      <w:r>
+        <w:rPr>
+          <w:rFonts w:ascii="맑은 고딕" w:hAnsi="맑은 고딕" w:eastAsia="맑은 고딕"/>
+          <w:b w:val="0"/>
+          <w:sz w:val="21"/>
+        </w:rPr>
+        <w:t xml:space="preserve"> — 이용자 약 20명 수준(동시 질문 3개)을 30분 내내 유지하며 271개 질문을 던졌습니다. 271개 모두 정상 응답했고 오류는 없었습니다. 시간이 갈수록 느려지는 현상이나 메모리가 계속 늘어나는 현상도 없었습니다.</w:t>
+      </w:r>
+    </w:p>
+    <w:p>
+      <w:pPr>
+        <w:spacing w:after="120"/>
+      </w:pPr>
+      <w:r>
+        <w:rPr>
+          <w:rFonts w:ascii="맑은 고딕" w:hAnsi="맑은 고딕" w:eastAsia="맑은 고딕"/>
+          <w:b/>
+          <w:sz w:val="21"/>
+        </w:rPr>
+        <w:t>한꺼번에 몰릴 때</w:t>
+      </w:r>
+      <w:r>
+        <w:rPr>
+          <w:rFonts w:ascii="맑은 고딕" w:hAnsi="맑은 고딕" w:eastAsia="맑은 고딕"/>
+          <w:b w:val="0"/>
+          <w:sz w:val="21"/>
+        </w:rPr>
+        <w:t xml:space="preserve"> — 12명이 동시에 질문을 던지면 8개까지 처리하고, 넘치는 질문에는 '지금 처리 중인 질문이 많습니다'라고 안내한 뒤 잠시 후 다시 시도하도록 합니다. 서비스가 멈추거나 오류를 내지 않고, 앞선 질문이 끝나는 대로 정상으로 돌아옵니다.</w:t>
+      </w:r>
+    </w:p>
+    <w:p>
+      <w:pPr>
+        <w:spacing w:before="280"/>
+      </w:pPr>
+      <w:r>
+        <w:rPr>
+          <w:rFonts w:ascii="맑은 고딕" w:hAnsi="맑은 고딕" w:eastAsia="맑은 고딕"/>
+          <w:b/>
+          <w:color w:val="0F5B4F"/>
+          <w:sz w:val="26"/>
+        </w:rPr>
         <w:t>지난 보고서와 비교</w:t>
       </w:r>
     </w:p>
@@ -1233,7 +1821,7 @@
           <w:b w:val="0"/>
           <w:sz w:val="21"/>
         </w:rPr>
-        <w:t xml:space="preserve"> — 지금 개선 여지가 가장 큰 부분입니다. 답변 길이를 제한하고 내부 생성 단계를 줄이면 실제 시간을 줄일 수 있으나, 정확도에 영향이 없는지 확인이 필요해 다음 과제로 남겼습니다.</w:t>
+        <w:t xml:space="preserve"> — 지금 개선 여지가 가장 큰 부분입니다. 답변 길이를 제한하고 내부 생성 단계를 줄이면 실제 시간을 줄일 수 있으나, 정확도에 영향이 없는지 확인이 필요해 다음 과제로 남겼습니다. 이용자가 20명을 넘어설 때 느려지는 것도 같은 원인이므로, 답변 한 건의 시간을 줄이면 동시 수용 인원도 함께 늘어납니다.</w:t>
       </w:r>
     </w:p>
     <w:p>
@@ -1498,6 +2086,40 @@
           </w:p>
         </w:tc>
       </w:tr>
+      <w:tr>
+        <w:tc>
+          <w:tcPr>
+            <w:tcW w:type="dxa" w:w="4320"/>
+          </w:tcPr>
+          <w:p>
+            <w:r/>
+            <w:r>
+              <w:rPr>
+                <w:rFonts w:ascii="맑은 고딕" w:hAnsi="맑은 고딕" w:eastAsia="맑은 고딕"/>
+                <w:b w:val="0"/>
+                <w:sz w:val="20"/>
+              </w:rPr>
+              <w:t>동시에 답을 만드는 질문</w:t>
+            </w:r>
+          </w:p>
+        </w:tc>
+        <w:tc>
+          <w:tcPr>
+            <w:tcW w:type="dxa" w:w="4320"/>
+          </w:tcPr>
+          <w:p>
+            <w:r/>
+            <w:r>
+              <w:rPr>
+                <w:rFonts w:ascii="맑은 고딕" w:hAnsi="맑은 고딕" w:eastAsia="맑은 고딕"/>
+                <w:b w:val="0"/>
+                <w:sz w:val="20"/>
+              </w:rPr>
+              <w:t>같은 순간에 챗봇이 처리 중인 질문의 개수. 접속자 수와는 다르다 — 사람은 답을 읽고 생각하는 동안 서버를 쓰지 않기 때문</w:t>
+            </w:r>
+          </w:p>
+        </w:tc>
+      </w:tr>
     </w:tbl>
     <w:p/>
     <w:p>
@@ -1511,7 +2133,7 @@
           <w:color w:val="6D7F78"/>
           <w:sz w:val="17"/>
         </w:rPr>
-        <w:t>측정 조건: 2학기 평가 문항 100개 중 자동 채점이 가능한 64문항 기준 (나머지는 서술형이라 자동 채점 대상이 아님). 품질 평가는 같은 문항 중 25개. 서비스 버전 6193fe5.</w:t>
+        <w:t>측정 조건: 2학기 평가 문항 100개 중 자동 채점이 가능한 64문항 기준 (나머지는 서술형이라 자동 채점 대상이 아님). 품질 평가는 같은 문항 중 25개. 서비스 버전 6193fe5. 부하 시험은 2026-09-01 운영 서버에서 측정했습니다(상세: docs/CAPACITY.md).</w:t>
       </w:r>
     </w:p>
     <w:sectPr>

--- a/REPORT_결과.docx
+++ b/REPORT_결과.docx
@@ -122,7 +122,7 @@
           <w:b w:val="0"/>
           <w:sz w:val="21"/>
         </w:rPr>
-        <w:t>여기에 더해 다른 AI 모델을 심사관으로 세워 25개 질문의 답변 품질을 별도로 평가했습니다. 답변을 만든 모델이 자기 답을 스스로 후하게 매기지 않도록, 계열이 다른 모델을 썼습니다.</w:t>
+        <w:t>여기에 더해 다른 AI 모델을 심사관으로 세워 25개 질문의 답변 품질을 RAGAS라는 평가 방식으로 별도로 평가했습니다. 답변을 만든 모델이 자기 답을 스스로 후하게 매기지 않도록, 계열이 다른 모델을 썼습니다.</w:t>
       </w:r>
     </w:p>
     <w:p>
@@ -496,6 +496,346 @@
                 <w:sz w:val="20"/>
               </w:rPr>
               <w:t>질문 100개의 중앙값. 느린 편이 15.8초</w:t>
+            </w:r>
+          </w:p>
+        </w:tc>
+      </w:tr>
+    </w:tbl>
+    <w:p/>
+    <w:p>
+      <w:pPr>
+        <w:spacing w:before="280"/>
+      </w:pPr>
+      <w:r>
+        <w:rPr>
+          <w:rFonts w:ascii="맑은 고딕" w:hAnsi="맑은 고딕" w:eastAsia="맑은 고딕"/>
+          <w:b/>
+          <w:color w:val="0F5B4F"/>
+          <w:sz w:val="26"/>
+        </w:rPr>
+        <w:t>답변 품질 세부 평가 (RAGAS)</w:t>
+      </w:r>
+    </w:p>
+    <w:p>
+      <w:pPr>
+        <w:spacing w:after="120"/>
+      </w:pPr>
+      <w:r>
+        <w:rPr>
+          <w:rFonts w:ascii="맑은 고딕" w:hAnsi="맑은 고딕" w:eastAsia="맑은 고딕"/>
+          <w:b w:val="0"/>
+          <w:sz w:val="21"/>
+        </w:rPr>
+        <w:t>RAGAS는 자료를 찾아 답하는 AI 챗봇의 품질을 재는 데 널리 쓰이는 평가 방식입니다. 답변만 보는 것이 아니라 '자료를 제대로 찾아왔는가'와 '찾아온 자료를 제대로 썼는가'를 나누어 다섯 항목으로 점수를 냅니다. 모든 항목은 0에서 1 사이이며 1에 가까울수록 좋습니다. 위 표의 근거 충실도와 정답 일치도도 이 다섯 항목 중 둘입니다.</w:t>
+      </w:r>
+    </w:p>
+    <w:tbl>
+      <w:tblPr>
+        <w:tblStyle w:val="LightGrid-Accent1"/>
+        <w:tblW w:type="auto" w:w="0"/>
+        <w:tblLook w:firstColumn="1" w:firstRow="1" w:lastColumn="0" w:lastRow="0" w:noHBand="0" w:noVBand="1" w:val="04A0"/>
+      </w:tblPr>
+      <w:tblGrid>
+        <w:gridCol w:w="2880"/>
+        <w:gridCol w:w="2880"/>
+        <w:gridCol w:w="2880"/>
+      </w:tblGrid>
+      <w:tr>
+        <w:tc>
+          <w:tcPr>
+            <w:tcW w:type="dxa" w:w="2880"/>
+          </w:tcPr>
+          <w:p>
+            <w:r/>
+            <w:r>
+              <w:rPr>
+                <w:rFonts w:ascii="맑은 고딕" w:hAnsi="맑은 고딕" w:eastAsia="맑은 고딕"/>
+                <w:b/>
+                <w:sz w:val="20"/>
+              </w:rPr>
+              <w:t>항목</w:t>
+            </w:r>
+          </w:p>
+        </w:tc>
+        <w:tc>
+          <w:tcPr>
+            <w:tcW w:type="dxa" w:w="2880"/>
+          </w:tcPr>
+          <w:p>
+            <w:r/>
+            <w:r>
+              <w:rPr>
+                <w:rFonts w:ascii="맑은 고딕" w:hAnsi="맑은 고딕" w:eastAsia="맑은 고딕"/>
+                <w:b/>
+                <w:sz w:val="20"/>
+              </w:rPr>
+              <w:t>점수</w:t>
+            </w:r>
+          </w:p>
+        </w:tc>
+        <w:tc>
+          <w:tcPr>
+            <w:tcW w:type="dxa" w:w="2880"/>
+          </w:tcPr>
+          <w:p>
+            <w:r/>
+            <w:r>
+              <w:rPr>
+                <w:rFonts w:ascii="맑은 고딕" w:hAnsi="맑은 고딕" w:eastAsia="맑은 고딕"/>
+                <w:b/>
+                <w:sz w:val="20"/>
+              </w:rPr>
+              <w:t>뜻</w:t>
+            </w:r>
+          </w:p>
+        </w:tc>
+      </w:tr>
+      <w:tr>
+        <w:tc>
+          <w:tcPr>
+            <w:tcW w:type="dxa" w:w="2880"/>
+          </w:tcPr>
+          <w:p>
+            <w:r/>
+            <w:r>
+              <w:rPr>
+                <w:rFonts w:ascii="맑은 고딕" w:hAnsi="맑은 고딕" w:eastAsia="맑은 고딕"/>
+                <w:b w:val="0"/>
+                <w:sz w:val="20"/>
+              </w:rPr>
+              <w:t>자료 정밀도</w:t>
+            </w:r>
+          </w:p>
+        </w:tc>
+        <w:tc>
+          <w:tcPr>
+            <w:tcW w:type="dxa" w:w="2880"/>
+          </w:tcPr>
+          <w:p>
+            <w:r/>
+            <w:r>
+              <w:rPr>
+                <w:rFonts w:ascii="맑은 고딕" w:hAnsi="맑은 고딕" w:eastAsia="맑은 고딕"/>
+                <w:b w:val="0"/>
+                <w:sz w:val="20"/>
+              </w:rPr>
+              <w:t>0.872</w:t>
+            </w:r>
+          </w:p>
+        </w:tc>
+        <w:tc>
+          <w:tcPr>
+            <w:tcW w:type="dxa" w:w="2880"/>
+          </w:tcPr>
+          <w:p>
+            <w:r/>
+            <w:r>
+              <w:rPr>
+                <w:rFonts w:ascii="맑은 고딕" w:hAnsi="맑은 고딕" w:eastAsia="맑은 고딕"/>
+                <w:b w:val="0"/>
+                <w:sz w:val="20"/>
+              </w:rPr>
+              <w:t>찾아온 자료 가운데 질문과 관련 있는 것의 비율. 엉뚱한 자료를 얼마나 덜 가져오는가</w:t>
+            </w:r>
+          </w:p>
+        </w:tc>
+      </w:tr>
+      <w:tr>
+        <w:tc>
+          <w:tcPr>
+            <w:tcW w:type="dxa" w:w="2880"/>
+          </w:tcPr>
+          <w:p>
+            <w:r/>
+            <w:r>
+              <w:rPr>
+                <w:rFonts w:ascii="맑은 고딕" w:hAnsi="맑은 고딕" w:eastAsia="맑은 고딕"/>
+                <w:b w:val="0"/>
+                <w:sz w:val="20"/>
+              </w:rPr>
+              <w:t>자료 재현율</w:t>
+            </w:r>
+          </w:p>
+        </w:tc>
+        <w:tc>
+          <w:tcPr>
+            <w:tcW w:type="dxa" w:w="2880"/>
+          </w:tcPr>
+          <w:p>
+            <w:r/>
+            <w:r>
+              <w:rPr>
+                <w:rFonts w:ascii="맑은 고딕" w:hAnsi="맑은 고딕" w:eastAsia="맑은 고딕"/>
+                <w:b w:val="0"/>
+                <w:sz w:val="20"/>
+              </w:rPr>
+              <w:t>0.820</w:t>
+            </w:r>
+          </w:p>
+        </w:tc>
+        <w:tc>
+          <w:tcPr>
+            <w:tcW w:type="dxa" w:w="2880"/>
+          </w:tcPr>
+          <w:p>
+            <w:r/>
+            <w:r>
+              <w:rPr>
+                <w:rFonts w:ascii="맑은 고딕" w:hAnsi="맑은 고딕" w:eastAsia="맑은 고딕"/>
+                <w:b w:val="0"/>
+                <w:sz w:val="20"/>
+              </w:rPr>
+              <w:t>정답을 만드는 데 필요한 근거를 빠짐없이 찾아왔는가</w:t>
+            </w:r>
+          </w:p>
+        </w:tc>
+      </w:tr>
+      <w:tr>
+        <w:tc>
+          <w:tcPr>
+            <w:tcW w:type="dxa" w:w="2880"/>
+          </w:tcPr>
+          <w:p>
+            <w:r/>
+            <w:r>
+              <w:rPr>
+                <w:rFonts w:ascii="맑은 고딕" w:hAnsi="맑은 고딕" w:eastAsia="맑은 고딕"/>
+                <w:b w:val="0"/>
+                <w:sz w:val="20"/>
+              </w:rPr>
+              <w:t>근거 충실도</w:t>
+            </w:r>
+          </w:p>
+        </w:tc>
+        <w:tc>
+          <w:tcPr>
+            <w:tcW w:type="dxa" w:w="2880"/>
+          </w:tcPr>
+          <w:p>
+            <w:r/>
+            <w:r>
+              <w:rPr>
+                <w:rFonts w:ascii="맑은 고딕" w:hAnsi="맑은 고딕" w:eastAsia="맑은 고딕"/>
+                <w:b w:val="0"/>
+                <w:sz w:val="20"/>
+              </w:rPr>
+              <w:t>0.840</w:t>
+            </w:r>
+          </w:p>
+        </w:tc>
+        <w:tc>
+          <w:tcPr>
+            <w:tcW w:type="dxa" w:w="2880"/>
+          </w:tcPr>
+          <w:p>
+            <w:r/>
+            <w:r>
+              <w:rPr>
+                <w:rFonts w:ascii="맑은 고딕" w:hAnsi="맑은 고딕" w:eastAsia="맑은 고딕"/>
+                <w:b w:val="0"/>
+                <w:sz w:val="20"/>
+              </w:rPr>
+              <w:t>찾아온 자료에 없는 내용을 지어내지 않았는가</w:t>
+            </w:r>
+          </w:p>
+        </w:tc>
+      </w:tr>
+      <w:tr>
+        <w:tc>
+          <w:tcPr>
+            <w:tcW w:type="dxa" w:w="2880"/>
+          </w:tcPr>
+          <w:p>
+            <w:r/>
+            <w:r>
+              <w:rPr>
+                <w:rFonts w:ascii="맑은 고딕" w:hAnsi="맑은 고딕" w:eastAsia="맑은 고딕"/>
+                <w:b w:val="0"/>
+                <w:sz w:val="20"/>
+              </w:rPr>
+              <w:t>답변 관련성</w:t>
+            </w:r>
+          </w:p>
+        </w:tc>
+        <w:tc>
+          <w:tcPr>
+            <w:tcW w:type="dxa" w:w="2880"/>
+          </w:tcPr>
+          <w:p>
+            <w:r/>
+            <w:r>
+              <w:rPr>
+                <w:rFonts w:ascii="맑은 고딕" w:hAnsi="맑은 고딕" w:eastAsia="맑은 고딕"/>
+                <w:b w:val="0"/>
+                <w:sz w:val="20"/>
+              </w:rPr>
+              <w:t>0.888</w:t>
+            </w:r>
+          </w:p>
+        </w:tc>
+        <w:tc>
+          <w:tcPr>
+            <w:tcW w:type="dxa" w:w="2880"/>
+          </w:tcPr>
+          <w:p>
+            <w:r/>
+            <w:r>
+              <w:rPr>
+                <w:rFonts w:ascii="맑은 고딕" w:hAnsi="맑은 고딕" w:eastAsia="맑은 고딕"/>
+                <w:b w:val="0"/>
+                <w:sz w:val="20"/>
+              </w:rPr>
+              <w:t>질문이 묻는 것에 맞게 답했는가 (동문서답이 아닌가)</w:t>
+            </w:r>
+          </w:p>
+        </w:tc>
+      </w:tr>
+      <w:tr>
+        <w:tc>
+          <w:tcPr>
+            <w:tcW w:type="dxa" w:w="2880"/>
+          </w:tcPr>
+          <w:p>
+            <w:r/>
+            <w:r>
+              <w:rPr>
+                <w:rFonts w:ascii="맑은 고딕" w:hAnsi="맑은 고딕" w:eastAsia="맑은 고딕"/>
+                <w:b w:val="0"/>
+                <w:sz w:val="20"/>
+              </w:rPr>
+              <w:t>정답 일치도</w:t>
+            </w:r>
+          </w:p>
+        </w:tc>
+        <w:tc>
+          <w:tcPr>
+            <w:tcW w:type="dxa" w:w="2880"/>
+          </w:tcPr>
+          <w:p>
+            <w:r/>
+            <w:r>
+              <w:rPr>
+                <w:rFonts w:ascii="맑은 고딕" w:hAnsi="맑은 고딕" w:eastAsia="맑은 고딕"/>
+                <w:b w:val="0"/>
+                <w:sz w:val="20"/>
+              </w:rPr>
+              <w:t>0.756</w:t>
+            </w:r>
+          </w:p>
+        </w:tc>
+        <w:tc>
+          <w:tcPr>
+            <w:tcW w:type="dxa" w:w="2880"/>
+          </w:tcPr>
+          <w:p>
+            <w:r/>
+            <w:r>
+              <w:rPr>
+                <w:rFonts w:ascii="맑은 고딕" w:hAnsi="맑은 고딕" w:eastAsia="맑은 고딕"/>
+                <w:b w:val="0"/>
+                <w:sz w:val="20"/>
+              </w:rPr>
+              <w:t>모범답안과 내용이 얼마나 같은가</w:t>
             </w:r>
           </w:p>
         </w:tc>
@@ -1425,7 +1765,7 @@
           <w:b w:val="0"/>
           <w:sz w:val="21"/>
         </w:rPr>
-        <w:t>지난 보고서(2026-06-08)와는 평가 문항과 심사 모델이 달라 숫자를 직접 빼서 비교하기는 어렵습니다. 다만 심사 모델이 바뀌었는데도 근거 충실도가 거의 같게 나온 것은 두 평가의 잣대가 크게 다르지 않다는 뜻입니다.</w:t>
+        <w:t>지난 보고서(2026-06-08)와는 평가 문항과 심사 모델이 달라 숫자를 직접 빼서 비교하기는 어렵습니다. 다만 심사 모델이 바뀌었는데도 근거 충실도가 거의 같게 나온 것은 두 평가의 잣대가 크게 다르지 않다는 뜻입니다. 자료 정밀도·재현율의 상승 폭에는 심사 모델 차이도 섞여 있으므로 그대로 개선 폭으로 읽으면 안 됩니다.</w:t>
       </w:r>
     </w:p>
     <w:tbl>
@@ -1602,6 +1942,106 @@
                 <w:b w:val="0"/>
                 <w:sz w:val="20"/>
               </w:rPr>
+              <w:t>자료 정밀도</w:t>
+            </w:r>
+          </w:p>
+        </w:tc>
+        <w:tc>
+          <w:tcPr>
+            <w:tcW w:type="dxa" w:w="2880"/>
+          </w:tcPr>
+          <w:p>
+            <w:r/>
+            <w:r>
+              <w:rPr>
+                <w:rFonts w:ascii="맑은 고딕" w:hAnsi="맑은 고딕" w:eastAsia="맑은 고딕"/>
+                <w:b w:val="0"/>
+                <w:sz w:val="20"/>
+              </w:rPr>
+              <w:t>0.632</w:t>
+            </w:r>
+          </w:p>
+        </w:tc>
+        <w:tc>
+          <w:tcPr>
+            <w:tcW w:type="dxa" w:w="2880"/>
+          </w:tcPr>
+          <w:p>
+            <w:r/>
+            <w:r>
+              <w:rPr>
+                <w:rFonts w:ascii="맑은 고딕" w:hAnsi="맑은 고딕" w:eastAsia="맑은 고딕"/>
+                <w:b w:val="0"/>
+                <w:sz w:val="20"/>
+              </w:rPr>
+              <w:t>0.872</w:t>
+            </w:r>
+          </w:p>
+        </w:tc>
+      </w:tr>
+      <w:tr>
+        <w:tc>
+          <w:tcPr>
+            <w:tcW w:type="dxa" w:w="2880"/>
+          </w:tcPr>
+          <w:p>
+            <w:r/>
+            <w:r>
+              <w:rPr>
+                <w:rFonts w:ascii="맑은 고딕" w:hAnsi="맑은 고딕" w:eastAsia="맑은 고딕"/>
+                <w:b w:val="0"/>
+                <w:sz w:val="20"/>
+              </w:rPr>
+              <w:t>자료 재현율</w:t>
+            </w:r>
+          </w:p>
+        </w:tc>
+        <w:tc>
+          <w:tcPr>
+            <w:tcW w:type="dxa" w:w="2880"/>
+          </w:tcPr>
+          <w:p>
+            <w:r/>
+            <w:r>
+              <w:rPr>
+                <w:rFonts w:ascii="맑은 고딕" w:hAnsi="맑은 고딕" w:eastAsia="맑은 고딕"/>
+                <w:b w:val="0"/>
+                <w:sz w:val="20"/>
+              </w:rPr>
+              <w:t>0.68</w:t>
+            </w:r>
+          </w:p>
+        </w:tc>
+        <w:tc>
+          <w:tcPr>
+            <w:tcW w:type="dxa" w:w="2880"/>
+          </w:tcPr>
+          <w:p>
+            <w:r/>
+            <w:r>
+              <w:rPr>
+                <w:rFonts w:ascii="맑은 고딕" w:hAnsi="맑은 고딕" w:eastAsia="맑은 고딕"/>
+                <w:b w:val="0"/>
+                <w:sz w:val="20"/>
+              </w:rPr>
+              <w:t>0.820</w:t>
+            </w:r>
+          </w:p>
+        </w:tc>
+      </w:tr>
+      <w:tr>
+        <w:tc>
+          <w:tcPr>
+            <w:tcW w:type="dxa" w:w="2880"/>
+          </w:tcPr>
+          <w:p>
+            <w:r/>
+            <w:r>
+              <w:rPr>
+                <w:rFonts w:ascii="맑은 고딕" w:hAnsi="맑은 고딕" w:eastAsia="맑은 고딕"/>
+                <w:b w:val="0"/>
+                <w:sz w:val="20"/>
+              </w:rPr>
               <w:t>근거 충실도</w:t>
             </w:r>
           </w:p>
@@ -1635,6 +2075,56 @@
                 <w:sz w:val="20"/>
               </w:rPr>
               <w:t>0.840</w:t>
+            </w:r>
+          </w:p>
+        </w:tc>
+      </w:tr>
+      <w:tr>
+        <w:tc>
+          <w:tcPr>
+            <w:tcW w:type="dxa" w:w="2880"/>
+          </w:tcPr>
+          <w:p>
+            <w:r/>
+            <w:r>
+              <w:rPr>
+                <w:rFonts w:ascii="맑은 고딕" w:hAnsi="맑은 고딕" w:eastAsia="맑은 고딕"/>
+                <w:b w:val="0"/>
+                <w:sz w:val="20"/>
+              </w:rPr>
+              <w:t>답변 관련성</w:t>
+            </w:r>
+          </w:p>
+        </w:tc>
+        <w:tc>
+          <w:tcPr>
+            <w:tcW w:type="dxa" w:w="2880"/>
+          </w:tcPr>
+          <w:p>
+            <w:r/>
+            <w:r>
+              <w:rPr>
+                <w:rFonts w:ascii="맑은 고딕" w:hAnsi="맑은 고딕" w:eastAsia="맑은 고딕"/>
+                <w:b w:val="0"/>
+                <w:sz w:val="20"/>
+              </w:rPr>
+              <w:t>0.78</w:t>
+            </w:r>
+          </w:p>
+        </w:tc>
+        <w:tc>
+          <w:tcPr>
+            <w:tcW w:type="dxa" w:w="2880"/>
+          </w:tcPr>
+          <w:p>
+            <w:r/>
+            <w:r>
+              <w:rPr>
+                <w:rFonts w:ascii="맑은 고딕" w:hAnsi="맑은 고딕" w:eastAsia="맑은 고딕"/>
+                <w:b w:val="0"/>
+                <w:sz w:val="20"/>
+              </w:rPr>
+              <w:t>0.888</w:t>
             </w:r>
           </w:p>
         </w:tc>
@@ -1997,6 +2487,108 @@
                 <w:b w:val="0"/>
                 <w:sz w:val="20"/>
               </w:rPr>
+              <w:t>RAGAS</w:t>
+            </w:r>
+          </w:p>
+        </w:tc>
+        <w:tc>
+          <w:tcPr>
+            <w:tcW w:type="dxa" w:w="4320"/>
+          </w:tcPr>
+          <w:p>
+            <w:r/>
+            <w:r>
+              <w:rPr>
+                <w:rFonts w:ascii="맑은 고딕" w:hAnsi="맑은 고딕" w:eastAsia="맑은 고딕"/>
+                <w:b w:val="0"/>
+                <w:sz w:val="20"/>
+              </w:rPr>
+              <w:t>자료를 찾아 답하는 AI 챗봇의 품질을 다섯 항목으로 재는 평가 방식. 다른 AI 모델이 심사관 역할을 함</w:t>
+            </w:r>
+          </w:p>
+        </w:tc>
+      </w:tr>
+      <w:tr>
+        <w:tc>
+          <w:tcPr>
+            <w:tcW w:type="dxa" w:w="4320"/>
+          </w:tcPr>
+          <w:p>
+            <w:r/>
+            <w:r>
+              <w:rPr>
+                <w:rFonts w:ascii="맑은 고딕" w:hAnsi="맑은 고딕" w:eastAsia="맑은 고딕"/>
+                <w:b w:val="0"/>
+                <w:sz w:val="20"/>
+              </w:rPr>
+              <w:t>자료 정밀도</w:t>
+            </w:r>
+          </w:p>
+        </w:tc>
+        <w:tc>
+          <w:tcPr>
+            <w:tcW w:type="dxa" w:w="4320"/>
+          </w:tcPr>
+          <w:p>
+            <w:r/>
+            <w:r>
+              <w:rPr>
+                <w:rFonts w:ascii="맑은 고딕" w:hAnsi="맑은 고딕" w:eastAsia="맑은 고딕"/>
+                <w:b w:val="0"/>
+                <w:sz w:val="20"/>
+              </w:rPr>
+              <w:t>찾아온 자료 중 질문과 관련 있는 것의 비율</w:t>
+            </w:r>
+          </w:p>
+        </w:tc>
+      </w:tr>
+      <w:tr>
+        <w:tc>
+          <w:tcPr>
+            <w:tcW w:type="dxa" w:w="4320"/>
+          </w:tcPr>
+          <w:p>
+            <w:r/>
+            <w:r>
+              <w:rPr>
+                <w:rFonts w:ascii="맑은 고딕" w:hAnsi="맑은 고딕" w:eastAsia="맑은 고딕"/>
+                <w:b w:val="0"/>
+                <w:sz w:val="20"/>
+              </w:rPr>
+              <w:t>자료 재현율</w:t>
+            </w:r>
+          </w:p>
+        </w:tc>
+        <w:tc>
+          <w:tcPr>
+            <w:tcW w:type="dxa" w:w="4320"/>
+          </w:tcPr>
+          <w:p>
+            <w:r/>
+            <w:r>
+              <w:rPr>
+                <w:rFonts w:ascii="맑은 고딕" w:hAnsi="맑은 고딕" w:eastAsia="맑은 고딕"/>
+                <w:b w:val="0"/>
+                <w:sz w:val="20"/>
+              </w:rPr>
+              <w:t>정답에 필요한 근거를 빠짐없이 찾아왔는가</w:t>
+            </w:r>
+          </w:p>
+        </w:tc>
+      </w:tr>
+      <w:tr>
+        <w:tc>
+          <w:tcPr>
+            <w:tcW w:type="dxa" w:w="4320"/>
+          </w:tcPr>
+          <w:p>
+            <w:r/>
+            <w:r>
+              <w:rPr>
+                <w:rFonts w:ascii="맑은 고딕" w:hAnsi="맑은 고딕" w:eastAsia="맑은 고딕"/>
+                <w:b w:val="0"/>
+                <w:sz w:val="20"/>
+              </w:rPr>
               <w:t>근거 충실도</w:t>
             </w:r>
           </w:p>
@@ -2014,6 +2606,40 @@
                 <w:sz w:val="20"/>
               </w:rPr>
               <w:t>찾아온 자료에 없는 내용을 지어내지 않았는가</w:t>
+            </w:r>
+          </w:p>
+        </w:tc>
+      </w:tr>
+      <w:tr>
+        <w:tc>
+          <w:tcPr>
+            <w:tcW w:type="dxa" w:w="4320"/>
+          </w:tcPr>
+          <w:p>
+            <w:r/>
+            <w:r>
+              <w:rPr>
+                <w:rFonts w:ascii="맑은 고딕" w:hAnsi="맑은 고딕" w:eastAsia="맑은 고딕"/>
+                <w:b w:val="0"/>
+                <w:sz w:val="20"/>
+              </w:rPr>
+              <w:t>답변 관련성</w:t>
+            </w:r>
+          </w:p>
+        </w:tc>
+        <w:tc>
+          <w:tcPr>
+            <w:tcW w:type="dxa" w:w="4320"/>
+          </w:tcPr>
+          <w:p>
+            <w:r/>
+            <w:r>
+              <w:rPr>
+                <w:rFonts w:ascii="맑은 고딕" w:hAnsi="맑은 고딕" w:eastAsia="맑은 고딕"/>
+                <w:b w:val="0"/>
+                <w:sz w:val="20"/>
+              </w:rPr>
+              <w:t>질문이 묻는 것에 맞게 답했는가</w:t>
             </w:r>
           </w:p>
         </w:tc>
@@ -2133,7 +2759,7 @@
           <w:color w:val="6D7F78"/>
           <w:sz w:val="17"/>
         </w:rPr>
-        <w:t>측정 조건: 2학기 평가 문항 100개 중 자동 채점이 가능한 64문항 기준 (나머지는 서술형이라 자동 채점 대상이 아님). 품질 평가는 같은 문항 중 25개. 서비스 버전 6193fe5. 부하 시험은 2026-09-01 운영 서버에서 측정했습니다(상세: docs/CAPACITY.md).</w:t>
+        <w:t>측정 조건: 2학기 평가 문항 100개 중 자동 채점이 가능한 64문항 기준 (나머지는 서술형이라 자동 채점 대상이 아님). 품질 평가(RAGAS)는 같은 문항 중 25개, 심사 모델 gemma4:26b. 서비스 버전 6193fe5. 부하 시험은 2026-09-01 운영 서버에서 측정했습니다(상세: docs/CAPACITY.md).</w:t>
       </w:r>
     </w:p>
     <w:sectPr>

--- a/REPORT_결과.docx
+++ b/REPORT_결과.docx
@@ -122,7 +122,7 @@
           <w:b w:val="0"/>
           <w:sz w:val="21"/>
         </w:rPr>
-        <w:t>여기에 더해 다른 AI 모델을 심사관으로 세워 25개 질문의 답변 품질을 별도로 평가했습니다. 답변을 만든 모델이 자기 답을 스스로 후하게 매기지 않도록, 계열이 다른 모델을 썼습니다.</w:t>
+        <w:t>여기에 더해 다른 AI 모델을 심사관으로 세워 25개 질문의 답변 품질을 RAGAS라는 평가 방식으로 별도로 평가했습니다. 답변을 만든 모델이 자기 답을 스스로 후하게 매기지 않도록, 계열이 다른 모델을 썼습니다.</w:t>
       </w:r>
     </w:p>
     <w:p>
@@ -513,6 +513,346 @@
           <w:color w:val="0F5B4F"/>
           <w:sz w:val="26"/>
         </w:rPr>
+        <w:t>답변 품질 세부 평가 (RAGAS)</w:t>
+      </w:r>
+    </w:p>
+    <w:p>
+      <w:pPr>
+        <w:spacing w:after="120"/>
+      </w:pPr>
+      <w:r>
+        <w:rPr>
+          <w:rFonts w:ascii="맑은 고딕" w:hAnsi="맑은 고딕" w:eastAsia="맑은 고딕"/>
+          <w:b w:val="0"/>
+          <w:sz w:val="21"/>
+        </w:rPr>
+        <w:t>RAGAS는 자료를 찾아 답하는 AI 챗봇의 품질을 재는 데 널리 쓰이는 평가 방식입니다. 답변만 보는 것이 아니라 '자료를 제대로 찾아왔는가'와 '찾아온 자료를 제대로 썼는가'를 나누어 다섯 항목으로 점수를 냅니다. 모든 항목은 0에서 1 사이이며 1에 가까울수록 좋습니다. 위 표의 근거 충실도와 정답 일치도도 이 다섯 항목 중 둘입니다.</w:t>
+      </w:r>
+    </w:p>
+    <w:tbl>
+      <w:tblPr>
+        <w:tblStyle w:val="LightGrid-Accent1"/>
+        <w:tblW w:type="auto" w:w="0"/>
+        <w:tblLook w:firstColumn="1" w:firstRow="1" w:lastColumn="0" w:lastRow="0" w:noHBand="0" w:noVBand="1" w:val="04A0"/>
+      </w:tblPr>
+      <w:tblGrid>
+        <w:gridCol w:w="2880"/>
+        <w:gridCol w:w="2880"/>
+        <w:gridCol w:w="2880"/>
+      </w:tblGrid>
+      <w:tr>
+        <w:tc>
+          <w:tcPr>
+            <w:tcW w:type="dxa" w:w="2880"/>
+          </w:tcPr>
+          <w:p>
+            <w:r/>
+            <w:r>
+              <w:rPr>
+                <w:rFonts w:ascii="맑은 고딕" w:hAnsi="맑은 고딕" w:eastAsia="맑은 고딕"/>
+                <w:b/>
+                <w:sz w:val="20"/>
+              </w:rPr>
+              <w:t>항목</w:t>
+            </w:r>
+          </w:p>
+        </w:tc>
+        <w:tc>
+          <w:tcPr>
+            <w:tcW w:type="dxa" w:w="2880"/>
+          </w:tcPr>
+          <w:p>
+            <w:r/>
+            <w:r>
+              <w:rPr>
+                <w:rFonts w:ascii="맑은 고딕" w:hAnsi="맑은 고딕" w:eastAsia="맑은 고딕"/>
+                <w:b/>
+                <w:sz w:val="20"/>
+              </w:rPr>
+              <w:t>점수</w:t>
+            </w:r>
+          </w:p>
+        </w:tc>
+        <w:tc>
+          <w:tcPr>
+            <w:tcW w:type="dxa" w:w="2880"/>
+          </w:tcPr>
+          <w:p>
+            <w:r/>
+            <w:r>
+              <w:rPr>
+                <w:rFonts w:ascii="맑은 고딕" w:hAnsi="맑은 고딕" w:eastAsia="맑은 고딕"/>
+                <w:b/>
+                <w:sz w:val="20"/>
+              </w:rPr>
+              <w:t>뜻</w:t>
+            </w:r>
+          </w:p>
+        </w:tc>
+      </w:tr>
+      <w:tr>
+        <w:tc>
+          <w:tcPr>
+            <w:tcW w:type="dxa" w:w="2880"/>
+          </w:tcPr>
+          <w:p>
+            <w:r/>
+            <w:r>
+              <w:rPr>
+                <w:rFonts w:ascii="맑은 고딕" w:hAnsi="맑은 고딕" w:eastAsia="맑은 고딕"/>
+                <w:b w:val="0"/>
+                <w:sz w:val="20"/>
+              </w:rPr>
+              <w:t>자료 정밀도</w:t>
+            </w:r>
+          </w:p>
+        </w:tc>
+        <w:tc>
+          <w:tcPr>
+            <w:tcW w:type="dxa" w:w="2880"/>
+          </w:tcPr>
+          <w:p>
+            <w:r/>
+            <w:r>
+              <w:rPr>
+                <w:rFonts w:ascii="맑은 고딕" w:hAnsi="맑은 고딕" w:eastAsia="맑은 고딕"/>
+                <w:b w:val="0"/>
+                <w:sz w:val="20"/>
+              </w:rPr>
+              <w:t>0.872</w:t>
+            </w:r>
+          </w:p>
+        </w:tc>
+        <w:tc>
+          <w:tcPr>
+            <w:tcW w:type="dxa" w:w="2880"/>
+          </w:tcPr>
+          <w:p>
+            <w:r/>
+            <w:r>
+              <w:rPr>
+                <w:rFonts w:ascii="맑은 고딕" w:hAnsi="맑은 고딕" w:eastAsia="맑은 고딕"/>
+                <w:b w:val="0"/>
+                <w:sz w:val="20"/>
+              </w:rPr>
+              <w:t>찾아온 자료 가운데 질문과 관련 있는 것의 비율. 엉뚱한 자료를 얼마나 덜 가져오는가</w:t>
+            </w:r>
+          </w:p>
+        </w:tc>
+      </w:tr>
+      <w:tr>
+        <w:tc>
+          <w:tcPr>
+            <w:tcW w:type="dxa" w:w="2880"/>
+          </w:tcPr>
+          <w:p>
+            <w:r/>
+            <w:r>
+              <w:rPr>
+                <w:rFonts w:ascii="맑은 고딕" w:hAnsi="맑은 고딕" w:eastAsia="맑은 고딕"/>
+                <w:b w:val="0"/>
+                <w:sz w:val="20"/>
+              </w:rPr>
+              <w:t>자료 재현율</w:t>
+            </w:r>
+          </w:p>
+        </w:tc>
+        <w:tc>
+          <w:tcPr>
+            <w:tcW w:type="dxa" w:w="2880"/>
+          </w:tcPr>
+          <w:p>
+            <w:r/>
+            <w:r>
+              <w:rPr>
+                <w:rFonts w:ascii="맑은 고딕" w:hAnsi="맑은 고딕" w:eastAsia="맑은 고딕"/>
+                <w:b w:val="0"/>
+                <w:sz w:val="20"/>
+              </w:rPr>
+              <w:t>0.820</w:t>
+            </w:r>
+          </w:p>
+        </w:tc>
+        <w:tc>
+          <w:tcPr>
+            <w:tcW w:type="dxa" w:w="2880"/>
+          </w:tcPr>
+          <w:p>
+            <w:r/>
+            <w:r>
+              <w:rPr>
+                <w:rFonts w:ascii="맑은 고딕" w:hAnsi="맑은 고딕" w:eastAsia="맑은 고딕"/>
+                <w:b w:val="0"/>
+                <w:sz w:val="20"/>
+              </w:rPr>
+              <w:t>정답을 만드는 데 필요한 근거를 빠짐없이 찾아왔는가</w:t>
+            </w:r>
+          </w:p>
+        </w:tc>
+      </w:tr>
+      <w:tr>
+        <w:tc>
+          <w:tcPr>
+            <w:tcW w:type="dxa" w:w="2880"/>
+          </w:tcPr>
+          <w:p>
+            <w:r/>
+            <w:r>
+              <w:rPr>
+                <w:rFonts w:ascii="맑은 고딕" w:hAnsi="맑은 고딕" w:eastAsia="맑은 고딕"/>
+                <w:b w:val="0"/>
+                <w:sz w:val="20"/>
+              </w:rPr>
+              <w:t>근거 충실도</w:t>
+            </w:r>
+          </w:p>
+        </w:tc>
+        <w:tc>
+          <w:tcPr>
+            <w:tcW w:type="dxa" w:w="2880"/>
+          </w:tcPr>
+          <w:p>
+            <w:r/>
+            <w:r>
+              <w:rPr>
+                <w:rFonts w:ascii="맑은 고딕" w:hAnsi="맑은 고딕" w:eastAsia="맑은 고딕"/>
+                <w:b w:val="0"/>
+                <w:sz w:val="20"/>
+              </w:rPr>
+              <w:t>0.840</w:t>
+            </w:r>
+          </w:p>
+        </w:tc>
+        <w:tc>
+          <w:tcPr>
+            <w:tcW w:type="dxa" w:w="2880"/>
+          </w:tcPr>
+          <w:p>
+            <w:r/>
+            <w:r>
+              <w:rPr>
+                <w:rFonts w:ascii="맑은 고딕" w:hAnsi="맑은 고딕" w:eastAsia="맑은 고딕"/>
+                <w:b w:val="0"/>
+                <w:sz w:val="20"/>
+              </w:rPr>
+              <w:t>찾아온 자료에 없는 내용을 지어내지 않았는가</w:t>
+            </w:r>
+          </w:p>
+        </w:tc>
+      </w:tr>
+      <w:tr>
+        <w:tc>
+          <w:tcPr>
+            <w:tcW w:type="dxa" w:w="2880"/>
+          </w:tcPr>
+          <w:p>
+            <w:r/>
+            <w:r>
+              <w:rPr>
+                <w:rFonts w:ascii="맑은 고딕" w:hAnsi="맑은 고딕" w:eastAsia="맑은 고딕"/>
+                <w:b w:val="0"/>
+                <w:sz w:val="20"/>
+              </w:rPr>
+              <w:t>답변 관련성</w:t>
+            </w:r>
+          </w:p>
+        </w:tc>
+        <w:tc>
+          <w:tcPr>
+            <w:tcW w:type="dxa" w:w="2880"/>
+          </w:tcPr>
+          <w:p>
+            <w:r/>
+            <w:r>
+              <w:rPr>
+                <w:rFonts w:ascii="맑은 고딕" w:hAnsi="맑은 고딕" w:eastAsia="맑은 고딕"/>
+                <w:b w:val="0"/>
+                <w:sz w:val="20"/>
+              </w:rPr>
+              <w:t>0.888</w:t>
+            </w:r>
+          </w:p>
+        </w:tc>
+        <w:tc>
+          <w:tcPr>
+            <w:tcW w:type="dxa" w:w="2880"/>
+          </w:tcPr>
+          <w:p>
+            <w:r/>
+            <w:r>
+              <w:rPr>
+                <w:rFonts w:ascii="맑은 고딕" w:hAnsi="맑은 고딕" w:eastAsia="맑은 고딕"/>
+                <w:b w:val="0"/>
+                <w:sz w:val="20"/>
+              </w:rPr>
+              <w:t>질문이 묻는 것에 맞게 답했는가 (동문서답이 아닌가)</w:t>
+            </w:r>
+          </w:p>
+        </w:tc>
+      </w:tr>
+      <w:tr>
+        <w:tc>
+          <w:tcPr>
+            <w:tcW w:type="dxa" w:w="2880"/>
+          </w:tcPr>
+          <w:p>
+            <w:r/>
+            <w:r>
+              <w:rPr>
+                <w:rFonts w:ascii="맑은 고딕" w:hAnsi="맑은 고딕" w:eastAsia="맑은 고딕"/>
+                <w:b w:val="0"/>
+                <w:sz w:val="20"/>
+              </w:rPr>
+              <w:t>정답 일치도</w:t>
+            </w:r>
+          </w:p>
+        </w:tc>
+        <w:tc>
+          <w:tcPr>
+            <w:tcW w:type="dxa" w:w="2880"/>
+          </w:tcPr>
+          <w:p>
+            <w:r/>
+            <w:r>
+              <w:rPr>
+                <w:rFonts w:ascii="맑은 고딕" w:hAnsi="맑은 고딕" w:eastAsia="맑은 고딕"/>
+                <w:b w:val="0"/>
+                <w:sz w:val="20"/>
+              </w:rPr>
+              <w:t>0.756</w:t>
+            </w:r>
+          </w:p>
+        </w:tc>
+        <w:tc>
+          <w:tcPr>
+            <w:tcW w:type="dxa" w:w="2880"/>
+          </w:tcPr>
+          <w:p>
+            <w:r/>
+            <w:r>
+              <w:rPr>
+                <w:rFonts w:ascii="맑은 고딕" w:hAnsi="맑은 고딕" w:eastAsia="맑은 고딕"/>
+                <w:b w:val="0"/>
+                <w:sz w:val="20"/>
+              </w:rPr>
+              <w:t>모범답안과 내용이 얼마나 같은가</w:t>
+            </w:r>
+          </w:p>
+        </w:tc>
+      </w:tr>
+    </w:tbl>
+    <w:p/>
+    <w:p>
+      <w:pPr>
+        <w:spacing w:before="280"/>
+      </w:pPr>
+      <w:r>
+        <w:rPr>
+          <w:rFonts w:ascii="맑은 고딕" w:hAnsi="맑은 고딕" w:eastAsia="맑은 고딕"/>
+          <w:b/>
+          <w:color w:val="0F5B4F"/>
+          <w:sz w:val="26"/>
+        </w:rPr>
         <w:t>분야별 정확도</w:t>
       </w:r>
     </w:p>
@@ -824,6 +1164,594 @@
           <w:color w:val="0F5B4F"/>
           <w:sz w:val="26"/>
         </w:rPr>
+        <w:t>여러 명이 동시에 쓸 때 (부하 시험)</w:t>
+      </w:r>
+    </w:p>
+    <w:p>
+      <w:pPr>
+        <w:spacing w:after="120"/>
+      </w:pPr>
+      <w:r>
+        <w:rPr>
+          <w:rFonts w:ascii="맑은 고딕" w:hAnsi="맑은 고딕" w:eastAsia="맑은 고딕"/>
+          <w:b w:val="0"/>
+          <w:sz w:val="21"/>
+        </w:rPr>
+        <w:t xml:space="preserve">학생이 몰리는 상황을 가정해, 가상 이용자를 1명부터 늘려 가며 실제 운영 서버의 응답 시간을 쟀습니다. 챗봇이 같은 순간에 답을 만들고 있는 질문이 3개일 때까지는 응답 시간 기준을 지킵니다. 이용자 한 명이 2분에 한 번꼴로 질문한다고 보면 </w:t>
+      </w:r>
+      <w:r>
+        <w:rPr>
+          <w:rFonts w:ascii="맑은 고딕" w:hAnsi="맑은 고딕" w:eastAsia="맑은 고딕"/>
+          <w:b/>
+          <w:sz w:val="21"/>
+        </w:rPr>
+        <w:t>약 20명이 상시 이용하는 부하</w:t>
+      </w:r>
+      <w:r>
+        <w:rPr>
+          <w:rFonts w:ascii="맑은 고딕" w:hAnsi="맑은 고딕" w:eastAsia="맑은 고딕"/>
+          <w:b w:val="0"/>
+          <w:sz w:val="21"/>
+        </w:rPr>
+        <w:t>에 해당하며, 이 구간까지는 눈에 띄는 성능 저하가 없습니다.</w:t>
+      </w:r>
+    </w:p>
+    <w:p>
+      <w:pPr>
+        <w:spacing w:after="120"/>
+      </w:pPr>
+      <w:r>
+        <w:rPr>
+          <w:rFonts w:ascii="맑은 고딕" w:hAnsi="맑은 고딕" w:eastAsia="맑은 고딕"/>
+          <w:b w:val="0"/>
+          <w:sz w:val="21"/>
+        </w:rPr>
+        <w:t>그보다 많아지면 뒤에 온 질문이 앞 질문이 끝나기를 기다리게 되어 응답이 점점 느려집니다. 다만 느려질 뿐이고, 아래 모든 단계에서 오류나 중단은 한 건도 없었습니다.</w:t>
+      </w:r>
+    </w:p>
+    <w:tbl>
+      <w:tblPr>
+        <w:tblStyle w:val="LightGrid-Accent1"/>
+        <w:tblW w:type="auto" w:w="0"/>
+        <w:tblLook w:firstColumn="1" w:firstRow="1" w:lastColumn="0" w:lastRow="0" w:noHBand="0" w:noVBand="1" w:val="04A0"/>
+      </w:tblPr>
+      <w:tblGrid>
+        <w:gridCol w:w="2160"/>
+        <w:gridCol w:w="2160"/>
+        <w:gridCol w:w="2160"/>
+        <w:gridCol w:w="2160"/>
+      </w:tblGrid>
+      <w:tr>
+        <w:tc>
+          <w:tcPr>
+            <w:tcW w:type="dxa" w:w="2160"/>
+          </w:tcPr>
+          <w:p>
+            <w:r/>
+            <w:r>
+              <w:rPr>
+                <w:rFonts w:ascii="맑은 고딕" w:hAnsi="맑은 고딕" w:eastAsia="맑은 고딕"/>
+                <w:b/>
+                <w:sz w:val="20"/>
+              </w:rPr>
+              <w:t>동시에 답을 만드는 질문</w:t>
+            </w:r>
+          </w:p>
+        </w:tc>
+        <w:tc>
+          <w:tcPr>
+            <w:tcW w:type="dxa" w:w="2160"/>
+          </w:tcPr>
+          <w:p>
+            <w:r/>
+            <w:r>
+              <w:rPr>
+                <w:rFonts w:ascii="맑은 고딕" w:hAnsi="맑은 고딕" w:eastAsia="맑은 고딕"/>
+                <w:b/>
+                <w:sz w:val="20"/>
+              </w:rPr>
+              <w:t>첫 글자가 뜰 때까지</w:t>
+            </w:r>
+          </w:p>
+        </w:tc>
+        <w:tc>
+          <w:tcPr>
+            <w:tcW w:type="dxa" w:w="2160"/>
+          </w:tcPr>
+          <w:p>
+            <w:r/>
+            <w:r>
+              <w:rPr>
+                <w:rFonts w:ascii="맑은 고딕" w:hAnsi="맑은 고딕" w:eastAsia="맑은 고딕"/>
+                <w:b/>
+                <w:sz w:val="20"/>
+              </w:rPr>
+              <w:t>답변 완료까지</w:t>
+            </w:r>
+          </w:p>
+        </w:tc>
+        <w:tc>
+          <w:tcPr>
+            <w:tcW w:type="dxa" w:w="2160"/>
+          </w:tcPr>
+          <w:p>
+            <w:r/>
+            <w:r>
+              <w:rPr>
+                <w:rFonts w:ascii="맑은 고딕" w:hAnsi="맑은 고딕" w:eastAsia="맑은 고딕"/>
+                <w:b/>
+                <w:sz w:val="20"/>
+              </w:rPr>
+              <w:t>기준 (20초 / 30초)</w:t>
+            </w:r>
+          </w:p>
+        </w:tc>
+      </w:tr>
+      <w:tr>
+        <w:tc>
+          <w:tcPr>
+            <w:tcW w:type="dxa" w:w="2160"/>
+          </w:tcPr>
+          <w:p>
+            <w:r/>
+            <w:r>
+              <w:rPr>
+                <w:rFonts w:ascii="맑은 고딕" w:hAnsi="맑은 고딕" w:eastAsia="맑은 고딕"/>
+                <w:b w:val="0"/>
+                <w:sz w:val="20"/>
+              </w:rPr>
+              <w:t>1개</w:t>
+            </w:r>
+          </w:p>
+        </w:tc>
+        <w:tc>
+          <w:tcPr>
+            <w:tcW w:type="dxa" w:w="2160"/>
+          </w:tcPr>
+          <w:p>
+            <w:r/>
+            <w:r>
+              <w:rPr>
+                <w:rFonts w:ascii="맑은 고딕" w:hAnsi="맑은 고딕" w:eastAsia="맑은 고딕"/>
+                <w:b w:val="0"/>
+                <w:sz w:val="20"/>
+              </w:rPr>
+              <w:t>6.6초</w:t>
+            </w:r>
+          </w:p>
+        </w:tc>
+        <w:tc>
+          <w:tcPr>
+            <w:tcW w:type="dxa" w:w="2160"/>
+          </w:tcPr>
+          <w:p>
+            <w:r/>
+            <w:r>
+              <w:rPr>
+                <w:rFonts w:ascii="맑은 고딕" w:hAnsi="맑은 고딕" w:eastAsia="맑은 고딕"/>
+                <w:b w:val="0"/>
+                <w:sz w:val="20"/>
+              </w:rPr>
+              <w:t>8.7초</w:t>
+            </w:r>
+          </w:p>
+        </w:tc>
+        <w:tc>
+          <w:tcPr>
+            <w:tcW w:type="dxa" w:w="2160"/>
+          </w:tcPr>
+          <w:p>
+            <w:r/>
+            <w:r>
+              <w:rPr>
+                <w:rFonts w:ascii="맑은 고딕" w:hAnsi="맑은 고딕" w:eastAsia="맑은 고딕"/>
+                <w:b w:val="0"/>
+                <w:sz w:val="20"/>
+              </w:rPr>
+              <w:t>충족</w:t>
+            </w:r>
+          </w:p>
+        </w:tc>
+      </w:tr>
+      <w:tr>
+        <w:tc>
+          <w:tcPr>
+            <w:tcW w:type="dxa" w:w="2160"/>
+          </w:tcPr>
+          <w:p>
+            <w:r/>
+            <w:r>
+              <w:rPr>
+                <w:rFonts w:ascii="맑은 고딕" w:hAnsi="맑은 고딕" w:eastAsia="맑은 고딕"/>
+                <w:b w:val="0"/>
+                <w:sz w:val="20"/>
+              </w:rPr>
+              <w:t>2개</w:t>
+            </w:r>
+          </w:p>
+        </w:tc>
+        <w:tc>
+          <w:tcPr>
+            <w:tcW w:type="dxa" w:w="2160"/>
+          </w:tcPr>
+          <w:p>
+            <w:r/>
+            <w:r>
+              <w:rPr>
+                <w:rFonts w:ascii="맑은 고딕" w:hAnsi="맑은 고딕" w:eastAsia="맑은 고딕"/>
+                <w:b w:val="0"/>
+                <w:sz w:val="20"/>
+              </w:rPr>
+              <w:t>12.9초</w:t>
+            </w:r>
+          </w:p>
+        </w:tc>
+        <w:tc>
+          <w:tcPr>
+            <w:tcW w:type="dxa" w:w="2160"/>
+          </w:tcPr>
+          <w:p>
+            <w:r/>
+            <w:r>
+              <w:rPr>
+                <w:rFonts w:ascii="맑은 고딕" w:hAnsi="맑은 고딕" w:eastAsia="맑은 고딕"/>
+                <w:b w:val="0"/>
+                <w:sz w:val="20"/>
+              </w:rPr>
+              <w:t>14.7초</w:t>
+            </w:r>
+          </w:p>
+        </w:tc>
+        <w:tc>
+          <w:tcPr>
+            <w:tcW w:type="dxa" w:w="2160"/>
+          </w:tcPr>
+          <w:p>
+            <w:r/>
+            <w:r>
+              <w:rPr>
+                <w:rFonts w:ascii="맑은 고딕" w:hAnsi="맑은 고딕" w:eastAsia="맑은 고딕"/>
+                <w:b w:val="0"/>
+                <w:sz w:val="20"/>
+              </w:rPr>
+              <w:t>충족 (여유 있음)</w:t>
+            </w:r>
+          </w:p>
+        </w:tc>
+      </w:tr>
+      <w:tr>
+        <w:tc>
+          <w:tcPr>
+            <w:tcW w:type="dxa" w:w="2160"/>
+          </w:tcPr>
+          <w:p>
+            <w:r/>
+            <w:r>
+              <w:rPr>
+                <w:rFonts w:ascii="맑은 고딕" w:hAnsi="맑은 고딕" w:eastAsia="맑은 고딕"/>
+                <w:b w:val="0"/>
+                <w:sz w:val="20"/>
+              </w:rPr>
+              <w:t>3개 (이용자 약 20명)</w:t>
+            </w:r>
+          </w:p>
+        </w:tc>
+        <w:tc>
+          <w:tcPr>
+            <w:tcW w:type="dxa" w:w="2160"/>
+          </w:tcPr>
+          <w:p>
+            <w:r/>
+            <w:r>
+              <w:rPr>
+                <w:rFonts w:ascii="맑은 고딕" w:hAnsi="맑은 고딕" w:eastAsia="맑은 고딕"/>
+                <w:b w:val="0"/>
+                <w:sz w:val="20"/>
+              </w:rPr>
+              <w:t>19.9초</w:t>
+            </w:r>
+          </w:p>
+        </w:tc>
+        <w:tc>
+          <w:tcPr>
+            <w:tcW w:type="dxa" w:w="2160"/>
+          </w:tcPr>
+          <w:p>
+            <w:r/>
+            <w:r>
+              <w:rPr>
+                <w:rFonts w:ascii="맑은 고딕" w:hAnsi="맑은 고딕" w:eastAsia="맑은 고딕"/>
+                <w:b w:val="0"/>
+                <w:sz w:val="20"/>
+              </w:rPr>
+              <w:t>21.4초</w:t>
+            </w:r>
+          </w:p>
+        </w:tc>
+        <w:tc>
+          <w:tcPr>
+            <w:tcW w:type="dxa" w:w="2160"/>
+          </w:tcPr>
+          <w:p>
+            <w:r/>
+            <w:r>
+              <w:rPr>
+                <w:rFonts w:ascii="맑은 고딕" w:hAnsi="맑은 고딕" w:eastAsia="맑은 고딕"/>
+                <w:b w:val="0"/>
+                <w:sz w:val="20"/>
+              </w:rPr>
+              <w:t>충족 (한계선)</w:t>
+            </w:r>
+          </w:p>
+        </w:tc>
+      </w:tr>
+      <w:tr>
+        <w:tc>
+          <w:tcPr>
+            <w:tcW w:type="dxa" w:w="2160"/>
+          </w:tcPr>
+          <w:p>
+            <w:r/>
+            <w:r>
+              <w:rPr>
+                <w:rFonts w:ascii="맑은 고딕" w:hAnsi="맑은 고딕" w:eastAsia="맑은 고딕"/>
+                <w:b w:val="0"/>
+                <w:sz w:val="20"/>
+              </w:rPr>
+              <w:t>4개</w:t>
+            </w:r>
+          </w:p>
+        </w:tc>
+        <w:tc>
+          <w:tcPr>
+            <w:tcW w:type="dxa" w:w="2160"/>
+          </w:tcPr>
+          <w:p>
+            <w:r/>
+            <w:r>
+              <w:rPr>
+                <w:rFonts w:ascii="맑은 고딕" w:hAnsi="맑은 고딕" w:eastAsia="맑은 고딕"/>
+                <w:b w:val="0"/>
+                <w:sz w:val="20"/>
+              </w:rPr>
+              <w:t>26.7초</w:t>
+            </w:r>
+          </w:p>
+        </w:tc>
+        <w:tc>
+          <w:tcPr>
+            <w:tcW w:type="dxa" w:w="2160"/>
+          </w:tcPr>
+          <w:p>
+            <w:r/>
+            <w:r>
+              <w:rPr>
+                <w:rFonts w:ascii="맑은 고딕" w:hAnsi="맑은 고딕" w:eastAsia="맑은 고딕"/>
+                <w:b w:val="0"/>
+                <w:sz w:val="20"/>
+              </w:rPr>
+              <w:t>29.1초</w:t>
+            </w:r>
+          </w:p>
+        </w:tc>
+        <w:tc>
+          <w:tcPr>
+            <w:tcW w:type="dxa" w:w="2160"/>
+          </w:tcPr>
+          <w:p>
+            <w:r/>
+            <w:r>
+              <w:rPr>
+                <w:rFonts w:ascii="맑은 고딕" w:hAnsi="맑은 고딕" w:eastAsia="맑은 고딕"/>
+                <w:b w:val="0"/>
+                <w:sz w:val="20"/>
+              </w:rPr>
+              <w:t>미달</w:t>
+            </w:r>
+          </w:p>
+        </w:tc>
+      </w:tr>
+      <w:tr>
+        <w:tc>
+          <w:tcPr>
+            <w:tcW w:type="dxa" w:w="2160"/>
+          </w:tcPr>
+          <w:p>
+            <w:r/>
+            <w:r>
+              <w:rPr>
+                <w:rFonts w:ascii="맑은 고딕" w:hAnsi="맑은 고딕" w:eastAsia="맑은 고딕"/>
+                <w:b w:val="0"/>
+                <w:sz w:val="20"/>
+              </w:rPr>
+              <w:t>6개</w:t>
+            </w:r>
+          </w:p>
+        </w:tc>
+        <w:tc>
+          <w:tcPr>
+            <w:tcW w:type="dxa" w:w="2160"/>
+          </w:tcPr>
+          <w:p>
+            <w:r/>
+            <w:r>
+              <w:rPr>
+                <w:rFonts w:ascii="맑은 고딕" w:hAnsi="맑은 고딕" w:eastAsia="맑은 고딕"/>
+                <w:b w:val="0"/>
+                <w:sz w:val="20"/>
+              </w:rPr>
+              <w:t>50.7초</w:t>
+            </w:r>
+          </w:p>
+        </w:tc>
+        <w:tc>
+          <w:tcPr>
+            <w:tcW w:type="dxa" w:w="2160"/>
+          </w:tcPr>
+          <w:p>
+            <w:r/>
+            <w:r>
+              <w:rPr>
+                <w:rFonts w:ascii="맑은 고딕" w:hAnsi="맑은 고딕" w:eastAsia="맑은 고딕"/>
+                <w:b w:val="0"/>
+                <w:sz w:val="20"/>
+              </w:rPr>
+              <w:t>55.3초</w:t>
+            </w:r>
+          </w:p>
+        </w:tc>
+        <w:tc>
+          <w:tcPr>
+            <w:tcW w:type="dxa" w:w="2160"/>
+          </w:tcPr>
+          <w:p>
+            <w:r/>
+            <w:r>
+              <w:rPr>
+                <w:rFonts w:ascii="맑은 고딕" w:hAnsi="맑은 고딕" w:eastAsia="맑은 고딕"/>
+                <w:b w:val="0"/>
+                <w:sz w:val="20"/>
+              </w:rPr>
+              <w:t>미달</w:t>
+            </w:r>
+          </w:p>
+        </w:tc>
+      </w:tr>
+      <w:tr>
+        <w:tc>
+          <w:tcPr>
+            <w:tcW w:type="dxa" w:w="2160"/>
+          </w:tcPr>
+          <w:p>
+            <w:r/>
+            <w:r>
+              <w:rPr>
+                <w:rFonts w:ascii="맑은 고딕" w:hAnsi="맑은 고딕" w:eastAsia="맑은 고딕"/>
+                <w:b w:val="0"/>
+                <w:sz w:val="20"/>
+              </w:rPr>
+              <w:t>8개</w:t>
+            </w:r>
+          </w:p>
+        </w:tc>
+        <w:tc>
+          <w:tcPr>
+            <w:tcW w:type="dxa" w:w="2160"/>
+          </w:tcPr>
+          <w:p>
+            <w:r/>
+            <w:r>
+              <w:rPr>
+                <w:rFonts w:ascii="맑은 고딕" w:hAnsi="맑은 고딕" w:eastAsia="맑은 고딕"/>
+                <w:b w:val="0"/>
+                <w:sz w:val="20"/>
+              </w:rPr>
+              <w:t>76.5초</w:t>
+            </w:r>
+          </w:p>
+        </w:tc>
+        <w:tc>
+          <w:tcPr>
+            <w:tcW w:type="dxa" w:w="2160"/>
+          </w:tcPr>
+          <w:p>
+            <w:r/>
+            <w:r>
+              <w:rPr>
+                <w:rFonts w:ascii="맑은 고딕" w:hAnsi="맑은 고딕" w:eastAsia="맑은 고딕"/>
+                <w:b w:val="0"/>
+                <w:sz w:val="20"/>
+              </w:rPr>
+              <w:t>77.9초</w:t>
+            </w:r>
+          </w:p>
+        </w:tc>
+        <w:tc>
+          <w:tcPr>
+            <w:tcW w:type="dxa" w:w="2160"/>
+          </w:tcPr>
+          <w:p>
+            <w:r/>
+            <w:r>
+              <w:rPr>
+                <w:rFonts w:ascii="맑은 고딕" w:hAnsi="맑은 고딕" w:eastAsia="맑은 고딕"/>
+                <w:b w:val="0"/>
+                <w:sz w:val="20"/>
+              </w:rPr>
+              <w:t>미달</w:t>
+            </w:r>
+          </w:p>
+        </w:tc>
+      </w:tr>
+    </w:tbl>
+    <w:p/>
+    <w:p>
+      <w:pPr>
+        <w:spacing w:before="280"/>
+      </w:pPr>
+      <w:r>
+        <w:rPr>
+          <w:rFonts w:ascii="맑은 고딕" w:hAnsi="맑은 고딕" w:eastAsia="맑은 고딕"/>
+          <w:b/>
+          <w:color w:val="0F5B4F"/>
+          <w:sz w:val="26"/>
+        </w:rPr>
+        <w:t>오래 쓰거나 한꺼번에 몰릴 때</w:t>
+      </w:r>
+    </w:p>
+    <w:p>
+      <w:pPr>
+        <w:spacing w:after="120"/>
+      </w:pPr>
+      <w:r>
+        <w:rPr>
+          <w:rFonts w:ascii="맑은 고딕" w:hAnsi="맑은 고딕" w:eastAsia="맑은 고딕"/>
+          <w:b/>
+          <w:sz w:val="21"/>
+        </w:rPr>
+        <w:t>30분 연속 시험</w:t>
+      </w:r>
+      <w:r>
+        <w:rPr>
+          <w:rFonts w:ascii="맑은 고딕" w:hAnsi="맑은 고딕" w:eastAsia="맑은 고딕"/>
+          <w:b w:val="0"/>
+          <w:sz w:val="21"/>
+        </w:rPr>
+        <w:t xml:space="preserve"> — 이용자 약 20명 수준(동시 질문 3개)을 30분 내내 유지하며 271개 질문을 던졌습니다. 271개 모두 정상 응답했고 오류는 없었습니다. 시간이 갈수록 느려지는 현상이나 메모리가 계속 늘어나는 현상도 없었습니다.</w:t>
+      </w:r>
+    </w:p>
+    <w:p>
+      <w:pPr>
+        <w:spacing w:after="120"/>
+      </w:pPr>
+      <w:r>
+        <w:rPr>
+          <w:rFonts w:ascii="맑은 고딕" w:hAnsi="맑은 고딕" w:eastAsia="맑은 고딕"/>
+          <w:b/>
+          <w:sz w:val="21"/>
+        </w:rPr>
+        <w:t>한꺼번에 몰릴 때</w:t>
+      </w:r>
+      <w:r>
+        <w:rPr>
+          <w:rFonts w:ascii="맑은 고딕" w:hAnsi="맑은 고딕" w:eastAsia="맑은 고딕"/>
+          <w:b w:val="0"/>
+          <w:sz w:val="21"/>
+        </w:rPr>
+        <w:t xml:space="preserve"> — 12명이 동시에 질문을 던지면 8개까지 처리하고, 넘치는 질문에는 '지금 처리 중인 질문이 많습니다'라고 안내한 뒤 잠시 후 다시 시도하도록 합니다. 서비스가 멈추거나 오류를 내지 않고, 앞선 질문이 끝나는 대로 정상으로 돌아옵니다.</w:t>
+      </w:r>
+    </w:p>
+    <w:p>
+      <w:pPr>
+        <w:spacing w:before="280"/>
+      </w:pPr>
+      <w:r>
+        <w:rPr>
+          <w:rFonts w:ascii="맑은 고딕" w:hAnsi="맑은 고딕" w:eastAsia="맑은 고딕"/>
+          <w:b/>
+          <w:color w:val="0F5B4F"/>
+          <w:sz w:val="26"/>
+        </w:rPr>
         <w:t>지난 보고서와 비교</w:t>
       </w:r>
     </w:p>
@@ -837,7 +1765,7 @@
           <w:b w:val="0"/>
           <w:sz w:val="21"/>
         </w:rPr>
-        <w:t>지난 보고서(2026-06-08)와는 평가 문항과 심사 모델이 달라 숫자를 직접 빼서 비교하기는 어렵습니다. 다만 심사 모델이 바뀌었는데도 근거 충실도가 거의 같게 나온 것은 두 평가의 잣대가 크게 다르지 않다는 뜻입니다.</w:t>
+        <w:t>지난 보고서(2026-06-08)와는 평가 문항과 심사 모델이 달라 숫자를 직접 빼서 비교하기는 어렵습니다. 다만 심사 모델이 바뀌었는데도 근거 충실도가 거의 같게 나온 것은 두 평가의 잣대가 크게 다르지 않다는 뜻입니다. 자료 정밀도·재현율의 상승 폭에는 심사 모델 차이도 섞여 있으므로 그대로 개선 폭으로 읽으면 안 됩니다.</w:t>
       </w:r>
     </w:p>
     <w:tbl>
@@ -1014,6 +1942,106 @@
                 <w:b w:val="0"/>
                 <w:sz w:val="20"/>
               </w:rPr>
+              <w:t>자료 정밀도</w:t>
+            </w:r>
+          </w:p>
+        </w:tc>
+        <w:tc>
+          <w:tcPr>
+            <w:tcW w:type="dxa" w:w="2880"/>
+          </w:tcPr>
+          <w:p>
+            <w:r/>
+            <w:r>
+              <w:rPr>
+                <w:rFonts w:ascii="맑은 고딕" w:hAnsi="맑은 고딕" w:eastAsia="맑은 고딕"/>
+                <w:b w:val="0"/>
+                <w:sz w:val="20"/>
+              </w:rPr>
+              <w:t>0.632</w:t>
+            </w:r>
+          </w:p>
+        </w:tc>
+        <w:tc>
+          <w:tcPr>
+            <w:tcW w:type="dxa" w:w="2880"/>
+          </w:tcPr>
+          <w:p>
+            <w:r/>
+            <w:r>
+              <w:rPr>
+                <w:rFonts w:ascii="맑은 고딕" w:hAnsi="맑은 고딕" w:eastAsia="맑은 고딕"/>
+                <w:b w:val="0"/>
+                <w:sz w:val="20"/>
+              </w:rPr>
+              <w:t>0.872</w:t>
+            </w:r>
+          </w:p>
+        </w:tc>
+      </w:tr>
+      <w:tr>
+        <w:tc>
+          <w:tcPr>
+            <w:tcW w:type="dxa" w:w="2880"/>
+          </w:tcPr>
+          <w:p>
+            <w:r/>
+            <w:r>
+              <w:rPr>
+                <w:rFonts w:ascii="맑은 고딕" w:hAnsi="맑은 고딕" w:eastAsia="맑은 고딕"/>
+                <w:b w:val="0"/>
+                <w:sz w:val="20"/>
+              </w:rPr>
+              <w:t>자료 재현율</w:t>
+            </w:r>
+          </w:p>
+        </w:tc>
+        <w:tc>
+          <w:tcPr>
+            <w:tcW w:type="dxa" w:w="2880"/>
+          </w:tcPr>
+          <w:p>
+            <w:r/>
+            <w:r>
+              <w:rPr>
+                <w:rFonts w:ascii="맑은 고딕" w:hAnsi="맑은 고딕" w:eastAsia="맑은 고딕"/>
+                <w:b w:val="0"/>
+                <w:sz w:val="20"/>
+              </w:rPr>
+              <w:t>0.68</w:t>
+            </w:r>
+          </w:p>
+        </w:tc>
+        <w:tc>
+          <w:tcPr>
+            <w:tcW w:type="dxa" w:w="2880"/>
+          </w:tcPr>
+          <w:p>
+            <w:r/>
+            <w:r>
+              <w:rPr>
+                <w:rFonts w:ascii="맑은 고딕" w:hAnsi="맑은 고딕" w:eastAsia="맑은 고딕"/>
+                <w:b w:val="0"/>
+                <w:sz w:val="20"/>
+              </w:rPr>
+              <w:t>0.820</w:t>
+            </w:r>
+          </w:p>
+        </w:tc>
+      </w:tr>
+      <w:tr>
+        <w:tc>
+          <w:tcPr>
+            <w:tcW w:type="dxa" w:w="2880"/>
+          </w:tcPr>
+          <w:p>
+            <w:r/>
+            <w:r>
+              <w:rPr>
+                <w:rFonts w:ascii="맑은 고딕" w:hAnsi="맑은 고딕" w:eastAsia="맑은 고딕"/>
+                <w:b w:val="0"/>
+                <w:sz w:val="20"/>
+              </w:rPr>
               <w:t>근거 충실도</w:t>
             </w:r>
           </w:p>
@@ -1047,6 +2075,56 @@
                 <w:sz w:val="20"/>
               </w:rPr>
               <w:t>0.840</w:t>
+            </w:r>
+          </w:p>
+        </w:tc>
+      </w:tr>
+      <w:tr>
+        <w:tc>
+          <w:tcPr>
+            <w:tcW w:type="dxa" w:w="2880"/>
+          </w:tcPr>
+          <w:p>
+            <w:r/>
+            <w:r>
+              <w:rPr>
+                <w:rFonts w:ascii="맑은 고딕" w:hAnsi="맑은 고딕" w:eastAsia="맑은 고딕"/>
+                <w:b w:val="0"/>
+                <w:sz w:val="20"/>
+              </w:rPr>
+              <w:t>답변 관련성</w:t>
+            </w:r>
+          </w:p>
+        </w:tc>
+        <w:tc>
+          <w:tcPr>
+            <w:tcW w:type="dxa" w:w="2880"/>
+          </w:tcPr>
+          <w:p>
+            <w:r/>
+            <w:r>
+              <w:rPr>
+                <w:rFonts w:ascii="맑은 고딕" w:hAnsi="맑은 고딕" w:eastAsia="맑은 고딕"/>
+                <w:b w:val="0"/>
+                <w:sz w:val="20"/>
+              </w:rPr>
+              <w:t>0.78</w:t>
+            </w:r>
+          </w:p>
+        </w:tc>
+        <w:tc>
+          <w:tcPr>
+            <w:tcW w:type="dxa" w:w="2880"/>
+          </w:tcPr>
+          <w:p>
+            <w:r/>
+            <w:r>
+              <w:rPr>
+                <w:rFonts w:ascii="맑은 고딕" w:hAnsi="맑은 고딕" w:eastAsia="맑은 고딕"/>
+                <w:b w:val="0"/>
+                <w:sz w:val="20"/>
+              </w:rPr>
+              <w:t>0.888</w:t>
             </w:r>
           </w:p>
         </w:tc>
@@ -1233,7 +2311,7 @@
           <w:b w:val="0"/>
           <w:sz w:val="21"/>
         </w:rPr>
-        <w:t xml:space="preserve"> — 지금 개선 여지가 가장 큰 부분입니다. 답변 길이를 제한하고 내부 생성 단계를 줄이면 실제 시간을 줄일 수 있으나, 정확도에 영향이 없는지 확인이 필요해 다음 과제로 남겼습니다.</w:t>
+        <w:t xml:space="preserve"> — 지금 개선 여지가 가장 큰 부분입니다. 답변 길이를 제한하고 내부 생성 단계를 줄이면 실제 시간을 줄일 수 있으나, 정확도에 영향이 없는지 확인이 필요해 다음 과제로 남겼습니다. 이용자가 20명을 넘어설 때 느려지는 것도 같은 원인이므로, 답변 한 건의 시간을 줄이면 동시 수용 인원도 함께 늘어납니다.</w:t>
       </w:r>
     </w:p>
     <w:p>
@@ -1409,6 +2487,108 @@
                 <w:b w:val="0"/>
                 <w:sz w:val="20"/>
               </w:rPr>
+              <w:t>RAGAS</w:t>
+            </w:r>
+          </w:p>
+        </w:tc>
+        <w:tc>
+          <w:tcPr>
+            <w:tcW w:type="dxa" w:w="4320"/>
+          </w:tcPr>
+          <w:p>
+            <w:r/>
+            <w:r>
+              <w:rPr>
+                <w:rFonts w:ascii="맑은 고딕" w:hAnsi="맑은 고딕" w:eastAsia="맑은 고딕"/>
+                <w:b w:val="0"/>
+                <w:sz w:val="20"/>
+              </w:rPr>
+              <w:t>자료를 찾아 답하는 AI 챗봇의 품질을 다섯 항목으로 재는 평가 방식. 다른 AI 모델이 심사관 역할을 함</w:t>
+            </w:r>
+          </w:p>
+        </w:tc>
+      </w:tr>
+      <w:tr>
+        <w:tc>
+          <w:tcPr>
+            <w:tcW w:type="dxa" w:w="4320"/>
+          </w:tcPr>
+          <w:p>
+            <w:r/>
+            <w:r>
+              <w:rPr>
+                <w:rFonts w:ascii="맑은 고딕" w:hAnsi="맑은 고딕" w:eastAsia="맑은 고딕"/>
+                <w:b w:val="0"/>
+                <w:sz w:val="20"/>
+              </w:rPr>
+              <w:t>자료 정밀도</w:t>
+            </w:r>
+          </w:p>
+        </w:tc>
+        <w:tc>
+          <w:tcPr>
+            <w:tcW w:type="dxa" w:w="4320"/>
+          </w:tcPr>
+          <w:p>
+            <w:r/>
+            <w:r>
+              <w:rPr>
+                <w:rFonts w:ascii="맑은 고딕" w:hAnsi="맑은 고딕" w:eastAsia="맑은 고딕"/>
+                <w:b w:val="0"/>
+                <w:sz w:val="20"/>
+              </w:rPr>
+              <w:t>찾아온 자료 중 질문과 관련 있는 것의 비율</w:t>
+            </w:r>
+          </w:p>
+        </w:tc>
+      </w:tr>
+      <w:tr>
+        <w:tc>
+          <w:tcPr>
+            <w:tcW w:type="dxa" w:w="4320"/>
+          </w:tcPr>
+          <w:p>
+            <w:r/>
+            <w:r>
+              <w:rPr>
+                <w:rFonts w:ascii="맑은 고딕" w:hAnsi="맑은 고딕" w:eastAsia="맑은 고딕"/>
+                <w:b w:val="0"/>
+                <w:sz w:val="20"/>
+              </w:rPr>
+              <w:t>자료 재현율</w:t>
+            </w:r>
+          </w:p>
+        </w:tc>
+        <w:tc>
+          <w:tcPr>
+            <w:tcW w:type="dxa" w:w="4320"/>
+          </w:tcPr>
+          <w:p>
+            <w:r/>
+            <w:r>
+              <w:rPr>
+                <w:rFonts w:ascii="맑은 고딕" w:hAnsi="맑은 고딕" w:eastAsia="맑은 고딕"/>
+                <w:b w:val="0"/>
+                <w:sz w:val="20"/>
+              </w:rPr>
+              <w:t>정답에 필요한 근거를 빠짐없이 찾아왔는가</w:t>
+            </w:r>
+          </w:p>
+        </w:tc>
+      </w:tr>
+      <w:tr>
+        <w:tc>
+          <w:tcPr>
+            <w:tcW w:type="dxa" w:w="4320"/>
+          </w:tcPr>
+          <w:p>
+            <w:r/>
+            <w:r>
+              <w:rPr>
+                <w:rFonts w:ascii="맑은 고딕" w:hAnsi="맑은 고딕" w:eastAsia="맑은 고딕"/>
+                <w:b w:val="0"/>
+                <w:sz w:val="20"/>
+              </w:rPr>
               <w:t>근거 충실도</w:t>
             </w:r>
           </w:p>
@@ -1426,6 +2606,40 @@
                 <w:sz w:val="20"/>
               </w:rPr>
               <w:t>찾아온 자료에 없는 내용을 지어내지 않았는가</w:t>
+            </w:r>
+          </w:p>
+        </w:tc>
+      </w:tr>
+      <w:tr>
+        <w:tc>
+          <w:tcPr>
+            <w:tcW w:type="dxa" w:w="4320"/>
+          </w:tcPr>
+          <w:p>
+            <w:r/>
+            <w:r>
+              <w:rPr>
+                <w:rFonts w:ascii="맑은 고딕" w:hAnsi="맑은 고딕" w:eastAsia="맑은 고딕"/>
+                <w:b w:val="0"/>
+                <w:sz w:val="20"/>
+              </w:rPr>
+              <w:t>답변 관련성</w:t>
+            </w:r>
+          </w:p>
+        </w:tc>
+        <w:tc>
+          <w:tcPr>
+            <w:tcW w:type="dxa" w:w="4320"/>
+          </w:tcPr>
+          <w:p>
+            <w:r/>
+            <w:r>
+              <w:rPr>
+                <w:rFonts w:ascii="맑은 고딕" w:hAnsi="맑은 고딕" w:eastAsia="맑은 고딕"/>
+                <w:b w:val="0"/>
+                <w:sz w:val="20"/>
+              </w:rPr>
+              <w:t>질문이 묻는 것에 맞게 답했는가</w:t>
             </w:r>
           </w:p>
         </w:tc>
@@ -1498,6 +2712,40 @@
           </w:p>
         </w:tc>
       </w:tr>
+      <w:tr>
+        <w:tc>
+          <w:tcPr>
+            <w:tcW w:type="dxa" w:w="4320"/>
+          </w:tcPr>
+          <w:p>
+            <w:r/>
+            <w:r>
+              <w:rPr>
+                <w:rFonts w:ascii="맑은 고딕" w:hAnsi="맑은 고딕" w:eastAsia="맑은 고딕"/>
+                <w:b w:val="0"/>
+                <w:sz w:val="20"/>
+              </w:rPr>
+              <w:t>동시에 답을 만드는 질문</w:t>
+            </w:r>
+          </w:p>
+        </w:tc>
+        <w:tc>
+          <w:tcPr>
+            <w:tcW w:type="dxa" w:w="4320"/>
+          </w:tcPr>
+          <w:p>
+            <w:r/>
+            <w:r>
+              <w:rPr>
+                <w:rFonts w:ascii="맑은 고딕" w:hAnsi="맑은 고딕" w:eastAsia="맑은 고딕"/>
+                <w:b w:val="0"/>
+                <w:sz w:val="20"/>
+              </w:rPr>
+              <w:t>같은 순간에 챗봇이 처리 중인 질문의 개수. 접속자 수와는 다르다 — 사람은 답을 읽고 생각하는 동안 서버를 쓰지 않기 때문</w:t>
+            </w:r>
+          </w:p>
+        </w:tc>
+      </w:tr>
     </w:tbl>
     <w:p/>
     <w:p>
@@ -1511,7 +2759,7 @@
           <w:color w:val="6D7F78"/>
           <w:sz w:val="17"/>
         </w:rPr>
-        <w:t>측정 조건: 2학기 평가 문항 100개 중 자동 채점이 가능한 64문항 기준 (나머지는 서술형이라 자동 채점 대상이 아님). 품질 평가는 같은 문항 중 25개. 서비스 버전 6193fe5.</w:t>
+        <w:t>측정 조건: 2학기 평가 문항 100개 중 자동 채점이 가능한 64문항 기준 (나머지는 서술형이라 자동 채점 대상이 아님). 품질 평가(RAGAS)는 같은 문항 중 25개, 심사 모델 gemma4:26b. 서비스 버전 6193fe5. 부하 시험은 2026-09-01 운영 서버에서 측정했습니다(상세: docs/CAPACITY.md).</w:t>
       </w:r>
     </w:p>
     <w:sectPr>

--- a/REPORT_결과.docx
+++ b/REPORT_결과.docx
@@ -83,6 +83,19 @@
           <w:sz w:val="21"/>
         </w:rPr>
         <w:t>지난 6월 보고서의 85.2%와 같은 수준이며, 그 사이 지식 자료를 2학기 기준으로 교체했는데도 정확도가 유지됐습니다.</w:t>
+      </w:r>
+    </w:p>
+    <w:p>
+      <w:pPr>
+        <w:spacing w:after="120"/>
+      </w:pPr>
+      <w:r>
+        <w:rPr>
+          <w:rFonts w:ascii="맑은 고딕" w:hAnsi="맑은 고딕" w:eastAsia="맑은 고딕"/>
+          <w:b w:val="0"/>
+          <w:sz w:val="21"/>
+        </w:rPr>
+        <w:t>답변 품질을 국제적으로 통용되는 방식(RAGAS)으로 따로 채점한 결과, 업계에서 실서비스 기준으로 통용되는 최소 점수를 대부분 항목에서 넘었습니다(기준이 있는 4개 항목 중 3개 초과, 나머지 1개는 0.01 차이).</w:t>
       </w:r>
     </w:p>
     <w:p>
@@ -842,6 +855,456 @@
       </w:tr>
     </w:tbl>
     <w:p/>
+    <w:p>
+      <w:pPr>
+        <w:spacing w:before="280"/>
+      </w:pPr>
+      <w:r>
+        <w:rPr>
+          <w:rFonts w:ascii="맑은 고딕" w:hAnsi="맑은 고딕" w:eastAsia="맑은 고딕"/>
+          <w:b/>
+          <w:color w:val="0F5B4F"/>
+          <w:sz w:val="26"/>
+        </w:rPr>
+        <w:t>다른 대학 챗봇과 비교하면</w:t>
+      </w:r>
+    </w:p>
+    <w:p>
+      <w:pPr>
+        <w:spacing w:after="120"/>
+      </w:pPr>
+      <w:r>
+        <w:rPr>
+          <w:rFonts w:ascii="맑은 고딕" w:hAnsi="맑은 고딕" w:eastAsia="맑은 고딕"/>
+          <w:b w:val="0"/>
+          <w:sz w:val="21"/>
+        </w:rPr>
+        <w:t>같은 방식(RAGAS)으로 평가 결과를 공개한 다른 대학의 학사 챗봇 사례 세 건과, 업계에서 '실서비스에 올려도 된다'고 통용되는 최소 점수(운영 기준선)를 나란히 놓았습니다. 각 사례는 자기 대학 문항과 자기 심사 모델로 쟀기 때문에 소수점 둘째 자리까지 비교하는 것은 의미가 없고, '같은 급인가'만 보면 됩니다.</w:t>
+      </w:r>
+    </w:p>
+    <w:tbl>
+      <w:tblPr>
+        <w:tblStyle w:val="LightGrid-Accent1"/>
+        <w:tblW w:type="auto" w:w="0"/>
+        <w:tblLook w:firstColumn="1" w:firstRow="1" w:lastColumn="0" w:lastRow="0" w:noHBand="0" w:noVBand="1" w:val="04A0"/>
+      </w:tblPr>
+      <w:tblGrid>
+        <w:gridCol w:w="2160"/>
+        <w:gridCol w:w="2160"/>
+        <w:gridCol w:w="2160"/>
+        <w:gridCol w:w="2160"/>
+      </w:tblGrid>
+      <w:tr>
+        <w:tc>
+          <w:tcPr>
+            <w:tcW w:type="dxa" w:w="2160"/>
+          </w:tcPr>
+          <w:p>
+            <w:r/>
+            <w:r>
+              <w:rPr>
+                <w:rFonts w:ascii="맑은 고딕" w:hAnsi="맑은 고딕" w:eastAsia="맑은 고딕"/>
+                <w:b/>
+                <w:sz w:val="20"/>
+              </w:rPr>
+              <w:t>항목</w:t>
+            </w:r>
+          </w:p>
+        </w:tc>
+        <w:tc>
+          <w:tcPr>
+            <w:tcW w:type="dxa" w:w="2160"/>
+          </w:tcPr>
+          <w:p>
+            <w:r/>
+            <w:r>
+              <w:rPr>
+                <w:rFonts w:ascii="맑은 고딕" w:hAnsi="맑은 고딕" w:eastAsia="맑은 고딕"/>
+                <w:b/>
+                <w:sz w:val="20"/>
+              </w:rPr>
+              <w:t>이번</w:t>
+            </w:r>
+          </w:p>
+        </w:tc>
+        <w:tc>
+          <w:tcPr>
+            <w:tcW w:type="dxa" w:w="2160"/>
+          </w:tcPr>
+          <w:p>
+            <w:r/>
+            <w:r>
+              <w:rPr>
+                <w:rFonts w:ascii="맑은 고딕" w:hAnsi="맑은 고딕" w:eastAsia="맑은 고딕"/>
+                <w:b/>
+                <w:sz w:val="20"/>
+              </w:rPr>
+              <w:t>운영 기준선</w:t>
+            </w:r>
+          </w:p>
+        </w:tc>
+        <w:tc>
+          <w:tcPr>
+            <w:tcW w:type="dxa" w:w="2160"/>
+          </w:tcPr>
+          <w:p>
+            <w:r/>
+            <w:r>
+              <w:rPr>
+                <w:rFonts w:ascii="맑은 고딕" w:hAnsi="맑은 고딕" w:eastAsia="맑은 고딕"/>
+                <w:b/>
+                <w:sz w:val="20"/>
+              </w:rPr>
+              <w:t>다른 대학 사례</w:t>
+            </w:r>
+          </w:p>
+        </w:tc>
+      </w:tr>
+      <w:tr>
+        <w:tc>
+          <w:tcPr>
+            <w:tcW w:type="dxa" w:w="2160"/>
+          </w:tcPr>
+          <w:p>
+            <w:r/>
+            <w:r>
+              <w:rPr>
+                <w:rFonts w:ascii="맑은 고딕" w:hAnsi="맑은 고딕" w:eastAsia="맑은 고딕"/>
+                <w:b w:val="0"/>
+                <w:sz w:val="20"/>
+              </w:rPr>
+              <w:t>자료 정밀도</w:t>
+            </w:r>
+          </w:p>
+        </w:tc>
+        <w:tc>
+          <w:tcPr>
+            <w:tcW w:type="dxa" w:w="2160"/>
+          </w:tcPr>
+          <w:p>
+            <w:r/>
+            <w:r>
+              <w:rPr>
+                <w:rFonts w:ascii="맑은 고딕" w:hAnsi="맑은 고딕" w:eastAsia="맑은 고딕"/>
+                <w:b w:val="0"/>
+                <w:sz w:val="20"/>
+              </w:rPr>
+              <w:t>0.872</w:t>
+            </w:r>
+          </w:p>
+        </w:tc>
+        <w:tc>
+          <w:tcPr>
+            <w:tcW w:type="dxa" w:w="2160"/>
+          </w:tcPr>
+          <w:p>
+            <w:r/>
+            <w:r>
+              <w:rPr>
+                <w:rFonts w:ascii="맑은 고딕" w:hAnsi="맑은 고딕" w:eastAsia="맑은 고딕"/>
+                <w:b w:val="0"/>
+                <w:sz w:val="20"/>
+              </w:rPr>
+              <w:t>0.75 이상</w:t>
+            </w:r>
+          </w:p>
+        </w:tc>
+        <w:tc>
+          <w:tcPr>
+            <w:tcW w:type="dxa" w:w="2160"/>
+          </w:tcPr>
+          <w:p>
+            <w:r/>
+            <w:r>
+              <w:rPr>
+                <w:rFonts w:ascii="맑은 고딕" w:hAnsi="맑은 고딕" w:eastAsia="맑은 고딕"/>
+                <w:b w:val="0"/>
+                <w:sz w:val="20"/>
+              </w:rPr>
+              <w:t>0.88 ~ 0.89</w:t>
+            </w:r>
+          </w:p>
+        </w:tc>
+      </w:tr>
+      <w:tr>
+        <w:tc>
+          <w:tcPr>
+            <w:tcW w:type="dxa" w:w="2160"/>
+          </w:tcPr>
+          <w:p>
+            <w:r/>
+            <w:r>
+              <w:rPr>
+                <w:rFonts w:ascii="맑은 고딕" w:hAnsi="맑은 고딕" w:eastAsia="맑은 고딕"/>
+                <w:b w:val="0"/>
+                <w:sz w:val="20"/>
+              </w:rPr>
+              <w:t>자료 재현율</w:t>
+            </w:r>
+          </w:p>
+        </w:tc>
+        <w:tc>
+          <w:tcPr>
+            <w:tcW w:type="dxa" w:w="2160"/>
+          </w:tcPr>
+          <w:p>
+            <w:r/>
+            <w:r>
+              <w:rPr>
+                <w:rFonts w:ascii="맑은 고딕" w:hAnsi="맑은 고딕" w:eastAsia="맑은 고딕"/>
+                <w:b w:val="0"/>
+                <w:sz w:val="20"/>
+              </w:rPr>
+              <w:t>0.820</w:t>
+            </w:r>
+          </w:p>
+        </w:tc>
+        <w:tc>
+          <w:tcPr>
+            <w:tcW w:type="dxa" w:w="2160"/>
+          </w:tcPr>
+          <w:p>
+            <w:r/>
+            <w:r>
+              <w:rPr>
+                <w:rFonts w:ascii="맑은 고딕" w:hAnsi="맑은 고딕" w:eastAsia="맑은 고딕"/>
+                <w:b w:val="0"/>
+                <w:sz w:val="20"/>
+              </w:rPr>
+              <w:t>0.80 이상</w:t>
+            </w:r>
+          </w:p>
+        </w:tc>
+        <w:tc>
+          <w:tcPr>
+            <w:tcW w:type="dxa" w:w="2160"/>
+          </w:tcPr>
+          <w:p>
+            <w:r/>
+            <w:r>
+              <w:rPr>
+                <w:rFonts w:ascii="맑은 고딕" w:hAnsi="맑은 고딕" w:eastAsia="맑은 고딕"/>
+                <w:b w:val="0"/>
+                <w:sz w:val="20"/>
+              </w:rPr>
+              <w:t>0.85 ~ 0.89</w:t>
+            </w:r>
+          </w:p>
+        </w:tc>
+      </w:tr>
+      <w:tr>
+        <w:tc>
+          <w:tcPr>
+            <w:tcW w:type="dxa" w:w="2160"/>
+          </w:tcPr>
+          <w:p>
+            <w:r/>
+            <w:r>
+              <w:rPr>
+                <w:rFonts w:ascii="맑은 고딕" w:hAnsi="맑은 고딕" w:eastAsia="맑은 고딕"/>
+                <w:b w:val="0"/>
+                <w:sz w:val="20"/>
+              </w:rPr>
+              <w:t>근거 충실도</w:t>
+            </w:r>
+          </w:p>
+        </w:tc>
+        <w:tc>
+          <w:tcPr>
+            <w:tcW w:type="dxa" w:w="2160"/>
+          </w:tcPr>
+          <w:p>
+            <w:r/>
+            <w:r>
+              <w:rPr>
+                <w:rFonts w:ascii="맑은 고딕" w:hAnsi="맑은 고딕" w:eastAsia="맑은 고딕"/>
+                <w:b w:val="0"/>
+                <w:sz w:val="20"/>
+              </w:rPr>
+              <w:t>0.840</w:t>
+            </w:r>
+          </w:p>
+        </w:tc>
+        <w:tc>
+          <w:tcPr>
+            <w:tcW w:type="dxa" w:w="2160"/>
+          </w:tcPr>
+          <w:p>
+            <w:r/>
+            <w:r>
+              <w:rPr>
+                <w:rFonts w:ascii="맑은 고딕" w:hAnsi="맑은 고딕" w:eastAsia="맑은 고딕"/>
+                <w:b w:val="0"/>
+                <w:sz w:val="20"/>
+              </w:rPr>
+              <w:t>0.85 이상</w:t>
+            </w:r>
+          </w:p>
+        </w:tc>
+        <w:tc>
+          <w:tcPr>
+            <w:tcW w:type="dxa" w:w="2160"/>
+          </w:tcPr>
+          <w:p>
+            <w:r/>
+            <w:r>
+              <w:rPr>
+                <w:rFonts w:ascii="맑은 고딕" w:hAnsi="맑은 고딕" w:eastAsia="맑은 고딕"/>
+                <w:b w:val="0"/>
+                <w:sz w:val="20"/>
+              </w:rPr>
+              <w:t>0.89 ~ 0.91</w:t>
+            </w:r>
+          </w:p>
+        </w:tc>
+      </w:tr>
+      <w:tr>
+        <w:tc>
+          <w:tcPr>
+            <w:tcW w:type="dxa" w:w="2160"/>
+          </w:tcPr>
+          <w:p>
+            <w:r/>
+            <w:r>
+              <w:rPr>
+                <w:rFonts w:ascii="맑은 고딕" w:hAnsi="맑은 고딕" w:eastAsia="맑은 고딕"/>
+                <w:b w:val="0"/>
+                <w:sz w:val="20"/>
+              </w:rPr>
+              <w:t>답변 관련성</w:t>
+            </w:r>
+          </w:p>
+        </w:tc>
+        <w:tc>
+          <w:tcPr>
+            <w:tcW w:type="dxa" w:w="2160"/>
+          </w:tcPr>
+          <w:p>
+            <w:r/>
+            <w:r>
+              <w:rPr>
+                <w:rFonts w:ascii="맑은 고딕" w:hAnsi="맑은 고딕" w:eastAsia="맑은 고딕"/>
+                <w:b w:val="0"/>
+                <w:sz w:val="20"/>
+              </w:rPr>
+              <w:t>0.888</w:t>
+            </w:r>
+          </w:p>
+        </w:tc>
+        <w:tc>
+          <w:tcPr>
+            <w:tcW w:type="dxa" w:w="2160"/>
+          </w:tcPr>
+          <w:p>
+            <w:r/>
+            <w:r>
+              <w:rPr>
+                <w:rFonts w:ascii="맑은 고딕" w:hAnsi="맑은 고딕" w:eastAsia="맑은 고딕"/>
+                <w:b w:val="0"/>
+                <w:sz w:val="20"/>
+              </w:rPr>
+              <w:t>0.80 이상</w:t>
+            </w:r>
+          </w:p>
+        </w:tc>
+        <w:tc>
+          <w:tcPr>
+            <w:tcW w:type="dxa" w:w="2160"/>
+          </w:tcPr>
+          <w:p>
+            <w:r/>
+            <w:r>
+              <w:rPr>
+                <w:rFonts w:ascii="맑은 고딕" w:hAnsi="맑은 고딕" w:eastAsia="맑은 고딕"/>
+                <w:b w:val="0"/>
+                <w:sz w:val="20"/>
+              </w:rPr>
+              <w:t>0.91</w:t>
+            </w:r>
+          </w:p>
+        </w:tc>
+      </w:tr>
+      <w:tr>
+        <w:tc>
+          <w:tcPr>
+            <w:tcW w:type="dxa" w:w="2160"/>
+          </w:tcPr>
+          <w:p>
+            <w:r/>
+            <w:r>
+              <w:rPr>
+                <w:rFonts w:ascii="맑은 고딕" w:hAnsi="맑은 고딕" w:eastAsia="맑은 고딕"/>
+                <w:b w:val="0"/>
+                <w:sz w:val="20"/>
+              </w:rPr>
+              <w:t>정답 일치도</w:t>
+            </w:r>
+          </w:p>
+        </w:tc>
+        <w:tc>
+          <w:tcPr>
+            <w:tcW w:type="dxa" w:w="2160"/>
+          </w:tcPr>
+          <w:p>
+            <w:r/>
+            <w:r>
+              <w:rPr>
+                <w:rFonts w:ascii="맑은 고딕" w:hAnsi="맑은 고딕" w:eastAsia="맑은 고딕"/>
+                <w:b w:val="0"/>
+                <w:sz w:val="20"/>
+              </w:rPr>
+              <w:t>0.756</w:t>
+            </w:r>
+          </w:p>
+        </w:tc>
+        <w:tc>
+          <w:tcPr>
+            <w:tcW w:type="dxa" w:w="2160"/>
+          </w:tcPr>
+          <w:p>
+            <w:r/>
+            <w:r>
+              <w:rPr>
+                <w:rFonts w:ascii="맑은 고딕" w:hAnsi="맑은 고딕" w:eastAsia="맑은 고딕"/>
+                <w:b w:val="0"/>
+                <w:sz w:val="20"/>
+              </w:rPr>
+              <w:t>(통용 기준 없음)</w:t>
+            </w:r>
+          </w:p>
+        </w:tc>
+        <w:tc>
+          <w:tcPr>
+            <w:tcW w:type="dxa" w:w="2160"/>
+          </w:tcPr>
+          <w:p>
+            <w:r/>
+            <w:r>
+              <w:rPr>
+                <w:rFonts w:ascii="맑은 고딕" w:hAnsi="맑은 고딕" w:eastAsia="맑은 고딕"/>
+                <w:b w:val="0"/>
+                <w:sz w:val="20"/>
+              </w:rPr>
+              <w:t>0.815</w:t>
+            </w:r>
+          </w:p>
+        </w:tc>
+      </w:tr>
+    </w:tbl>
+    <w:p/>
+    <w:p>
+      <w:pPr>
+        <w:spacing w:after="120"/>
+      </w:pPr>
+      <w:r>
+        <w:rPr>
+          <w:rFonts w:ascii="맑은 고딕" w:hAnsi="맑은 고딕" w:eastAsia="맑은 고딕"/>
+          <w:b w:val="0"/>
+          <w:sz w:val="21"/>
+        </w:rPr>
+        <w:t>기준선이 있는 네 항목 중 세 항목이 운영 기준선을 넘습니다. 자료를 찾아오는 능력(정밀도·재현율)과 답변 관련성은 기준선을 여유 있게 넘고 다른 대학 사례와 같은 급입니다. 근거 충실도는 기준선에 0.01 못 미치고, 정답 일치도는 비교 가능한 사례보다 한 급 아래입니다. 뒤처지는 두 항목의 원인은 같습니다 — 자료는 제대로 찾아오지만, 표 안에서 질문에 맞는 행을 고르는 단계에서 틀립니다. '남은 과제'의 '표 안의 세부 숫자'가 바로 이 부분입니다.</w:t>
+      </w:r>
+    </w:p>
     <w:p>
       <w:pPr>
         <w:spacing w:before="280"/>
@@ -1752,6 +2215,409 @@
           <w:color w:val="0F5B4F"/>
           <w:sz w:val="26"/>
         </w:rPr>
+        <w:t>학생이 실제로 느낄 것</w:t>
+      </w:r>
+    </w:p>
+    <w:p>
+      <w:pPr>
+        <w:spacing w:after="120"/>
+      </w:pPr>
+      <w:r>
+        <w:rPr>
+          <w:rFonts w:ascii="맑은 고딕" w:hAnsi="맑은 고딕" w:eastAsia="맑은 고딕"/>
+          <w:b w:val="0"/>
+          <w:sz w:val="21"/>
+        </w:rPr>
+        <w:t>위 측정값을 '몇 번 물어보면 몇 번'으로 바꾸면 학생 입장의 체감에 가깝습니다.</w:t>
+      </w:r>
+    </w:p>
+    <w:tbl>
+      <w:tblPr>
+        <w:tblStyle w:val="LightGrid-Accent1"/>
+        <w:tblW w:type="auto" w:w="0"/>
+        <w:tblLook w:firstColumn="1" w:firstRow="1" w:lastColumn="0" w:lastRow="0" w:noHBand="0" w:noVBand="1" w:val="04A0"/>
+      </w:tblPr>
+      <w:tblGrid>
+        <w:gridCol w:w="2880"/>
+        <w:gridCol w:w="2880"/>
+        <w:gridCol w:w="2880"/>
+      </w:tblGrid>
+      <w:tr>
+        <w:tc>
+          <w:tcPr>
+            <w:tcW w:type="dxa" w:w="2880"/>
+          </w:tcPr>
+          <w:p>
+            <w:r/>
+            <w:r>
+              <w:rPr>
+                <w:rFonts w:ascii="맑은 고딕" w:hAnsi="맑은 고딕" w:eastAsia="맑은 고딕"/>
+                <w:b/>
+                <w:sz w:val="20"/>
+              </w:rPr>
+              <w:t>학생이 겪는 일</w:t>
+            </w:r>
+          </w:p>
+        </w:tc>
+        <w:tc>
+          <w:tcPr>
+            <w:tcW w:type="dxa" w:w="2880"/>
+          </w:tcPr>
+          <w:p>
+            <w:r/>
+            <w:r>
+              <w:rPr>
+                <w:rFonts w:ascii="맑은 고딕" w:hAnsi="맑은 고딕" w:eastAsia="맑은 고딕"/>
+                <w:b/>
+                <w:sz w:val="20"/>
+              </w:rPr>
+              <w:t>빈도</w:t>
+            </w:r>
+          </w:p>
+        </w:tc>
+        <w:tc>
+          <w:tcPr>
+            <w:tcW w:type="dxa" w:w="2880"/>
+          </w:tcPr>
+          <w:p>
+            <w:r/>
+            <w:r>
+              <w:rPr>
+                <w:rFonts w:ascii="맑은 고딕" w:hAnsi="맑은 고딕" w:eastAsia="맑은 고딕"/>
+                <w:b/>
+                <w:sz w:val="20"/>
+              </w:rPr>
+              <w:t>근거</w:t>
+            </w:r>
+          </w:p>
+        </w:tc>
+      </w:tr>
+      <w:tr>
+        <w:tc>
+          <w:tcPr>
+            <w:tcW w:type="dxa" w:w="2880"/>
+          </w:tcPr>
+          <w:p>
+            <w:r/>
+            <w:r>
+              <w:rPr>
+                <w:rFonts w:ascii="맑은 고딕" w:hAnsi="맑은 고딕" w:eastAsia="맑은 고딕"/>
+                <w:b w:val="0"/>
+                <w:sz w:val="20"/>
+              </w:rPr>
+              <w:t>핵심 정보(날짜·숫자·이름)가 맞는 답을 받는다</w:t>
+            </w:r>
+          </w:p>
+        </w:tc>
+        <w:tc>
+          <w:tcPr>
+            <w:tcW w:type="dxa" w:w="2880"/>
+          </w:tcPr>
+          <w:p>
+            <w:r/>
+            <w:r>
+              <w:rPr>
+                <w:rFonts w:ascii="맑은 고딕" w:hAnsi="맑은 고딕" w:eastAsia="맑은 고딕"/>
+                <w:b w:val="0"/>
+                <w:sz w:val="20"/>
+              </w:rPr>
+              <w:t>10번 중 9번</w:t>
+            </w:r>
+          </w:p>
+        </w:tc>
+        <w:tc>
+          <w:tcPr>
+            <w:tcW w:type="dxa" w:w="2880"/>
+          </w:tcPr>
+          <w:p>
+            <w:r/>
+            <w:r>
+              <w:rPr>
+                <w:rFonts w:ascii="맑은 고딕" w:hAnsi="맑은 고딕" w:eastAsia="맑은 고딕"/>
+                <w:b w:val="0"/>
+                <w:sz w:val="20"/>
+              </w:rPr>
+              <w:t>응답 정확도 89.1%</w:t>
+            </w:r>
+          </w:p>
+        </w:tc>
+      </w:tr>
+      <w:tr>
+        <w:tc>
+          <w:tcPr>
+            <w:tcW w:type="dxa" w:w="2880"/>
+          </w:tcPr>
+          <w:p>
+            <w:r/>
+            <w:r>
+              <w:rPr>
+                <w:rFonts w:ascii="맑은 고딕" w:hAnsi="맑은 고딕" w:eastAsia="맑은 고딕"/>
+                <w:b w:val="0"/>
+                <w:sz w:val="20"/>
+              </w:rPr>
+              <w:t>세부 항목까지 하나도 빠지지 않은 답을 받는다</w:t>
+            </w:r>
+          </w:p>
+        </w:tc>
+        <w:tc>
+          <w:tcPr>
+            <w:tcW w:type="dxa" w:w="2880"/>
+          </w:tcPr>
+          <w:p>
+            <w:r/>
+            <w:r>
+              <w:rPr>
+                <w:rFonts w:ascii="맑은 고딕" w:hAnsi="맑은 고딕" w:eastAsia="맑은 고딕"/>
+                <w:b w:val="0"/>
+                <w:sz w:val="20"/>
+              </w:rPr>
+              <w:t>3번 중 2번</w:t>
+            </w:r>
+          </w:p>
+        </w:tc>
+        <w:tc>
+          <w:tcPr>
+            <w:tcW w:type="dxa" w:w="2880"/>
+          </w:tcPr>
+          <w:p>
+            <w:r/>
+            <w:r>
+              <w:rPr>
+                <w:rFonts w:ascii="맑은 고딕" w:hAnsi="맑은 고딕" w:eastAsia="맑은 고딕"/>
+                <w:b w:val="0"/>
+                <w:sz w:val="20"/>
+              </w:rPr>
+              <w:t>완전 정답률 65.6%</w:t>
+            </w:r>
+          </w:p>
+        </w:tc>
+      </w:tr>
+      <w:tr>
+        <w:tc>
+          <w:tcPr>
+            <w:tcW w:type="dxa" w:w="2880"/>
+          </w:tcPr>
+          <w:p>
+            <w:r/>
+            <w:r>
+              <w:rPr>
+                <w:rFonts w:ascii="맑은 고딕" w:hAnsi="맑은 고딕" w:eastAsia="맑은 고딕"/>
+                <w:b w:val="0"/>
+                <w:sz w:val="20"/>
+              </w:rPr>
+              <w:t>답이 크게 틀리거나 반쪽짜리다</w:t>
+            </w:r>
+          </w:p>
+        </w:tc>
+        <w:tc>
+          <w:tcPr>
+            <w:tcW w:type="dxa" w:w="2880"/>
+          </w:tcPr>
+          <w:p>
+            <w:r/>
+            <w:r>
+              <w:rPr>
+                <w:rFonts w:ascii="맑은 고딕" w:hAnsi="맑은 고딕" w:eastAsia="맑은 고딕"/>
+                <w:b w:val="0"/>
+                <w:sz w:val="20"/>
+              </w:rPr>
+              <w:t>5번 중 1번</w:t>
+            </w:r>
+          </w:p>
+        </w:tc>
+        <w:tc>
+          <w:tcPr>
+            <w:tcW w:type="dxa" w:w="2880"/>
+          </w:tcPr>
+          <w:p>
+            <w:r/>
+            <w:r>
+              <w:rPr>
+                <w:rFonts w:ascii="맑은 고딕" w:hAnsi="맑은 고딕" w:eastAsia="맑은 고딕"/>
+                <w:b w:val="0"/>
+                <w:sz w:val="20"/>
+              </w:rPr>
+              <w:t>정답 일치도 0.5 미만 5/25문항 — 학년별 수강신청일, 재수강 성적 취소일처럼 표에서 자기 행을 골라야 하는 질문</w:t>
+            </w:r>
+          </w:p>
+        </w:tc>
+      </w:tr>
+      <w:tr>
+        <w:tc>
+          <w:tcPr>
+            <w:tcW w:type="dxa" w:w="2880"/>
+          </w:tcPr>
+          <w:p>
+            <w:r/>
+            <w:r>
+              <w:rPr>
+                <w:rFonts w:ascii="맑은 고딕" w:hAnsi="맑은 고딕" w:eastAsia="맑은 고딕"/>
+                <w:b w:val="0"/>
+                <w:sz w:val="20"/>
+              </w:rPr>
+              <w:t>다른 기간의 날짜처럼 들어가면 안 되는 내용이 섞인다</w:t>
+            </w:r>
+          </w:p>
+        </w:tc>
+        <w:tc>
+          <w:tcPr>
+            <w:tcW w:type="dxa" w:w="2880"/>
+          </w:tcPr>
+          <w:p>
+            <w:r/>
+            <w:r>
+              <w:rPr>
+                <w:rFonts w:ascii="맑은 고딕" w:hAnsi="맑은 고딕" w:eastAsia="맑은 고딕"/>
+                <w:b w:val="0"/>
+                <w:sz w:val="20"/>
+              </w:rPr>
+              <w:t>8번 중 1번</w:t>
+            </w:r>
+          </w:p>
+        </w:tc>
+        <w:tc>
+          <w:tcPr>
+            <w:tcW w:type="dxa" w:w="2880"/>
+          </w:tcPr>
+          <w:p>
+            <w:r/>
+            <w:r>
+              <w:rPr>
+                <w:rFonts w:ascii="맑은 고딕" w:hAnsi="맑은 고딕" w:eastAsia="맑은 고딕"/>
+                <w:b w:val="0"/>
+                <w:sz w:val="20"/>
+              </w:rPr>
+              <w:t>금지 내용 포함 3/25문항</w:t>
+            </w:r>
+          </w:p>
+        </w:tc>
+      </w:tr>
+      <w:tr>
+        <w:tc>
+          <w:tcPr>
+            <w:tcW w:type="dxa" w:w="2880"/>
+          </w:tcPr>
+          <w:p>
+            <w:r/>
+            <w:r>
+              <w:rPr>
+                <w:rFonts w:ascii="맑은 고딕" w:hAnsi="맑은 고딕" w:eastAsia="맑은 고딕"/>
+                <w:b w:val="0"/>
+                <w:sz w:val="20"/>
+              </w:rPr>
+              <w:t>질문에 맞는 문서를 아예 못 찾는다</w:t>
+            </w:r>
+          </w:p>
+        </w:tc>
+        <w:tc>
+          <w:tcPr>
+            <w:tcW w:type="dxa" w:w="2880"/>
+          </w:tcPr>
+          <w:p>
+            <w:r/>
+            <w:r>
+              <w:rPr>
+                <w:rFonts w:ascii="맑은 고딕" w:hAnsi="맑은 고딕" w:eastAsia="맑은 고딕"/>
+                <w:b w:val="0"/>
+                <w:sz w:val="20"/>
+              </w:rPr>
+              <w:t>없음</w:t>
+            </w:r>
+          </w:p>
+        </w:tc>
+        <w:tc>
+          <w:tcPr>
+            <w:tcW w:type="dxa" w:w="2880"/>
+          </w:tcPr>
+          <w:p>
+            <w:r/>
+            <w:r>
+              <w:rPr>
+                <w:rFonts w:ascii="맑은 고딕" w:hAnsi="맑은 고딕" w:eastAsia="맑은 고딕"/>
+                <w:b w:val="0"/>
+                <w:sz w:val="20"/>
+              </w:rPr>
+              <w:t>자료 찾기 성공률 100%</w:t>
+            </w:r>
+          </w:p>
+        </w:tc>
+      </w:tr>
+    </w:tbl>
+    <w:p/>
+    <w:p>
+      <w:pPr>
+        <w:spacing w:after="120"/>
+      </w:pPr>
+      <w:r>
+        <w:rPr>
+          <w:rFonts w:ascii="맑은 고딕" w:hAnsi="맑은 고딕" w:eastAsia="맑은 고딕"/>
+          <w:b/>
+          <w:sz w:val="21"/>
+        </w:rPr>
+        <w:t>정확도</w:t>
+      </w:r>
+      <w:r>
+        <w:rPr>
+          <w:rFonts w:ascii="맑은 고딕" w:hAnsi="맑은 고딕" w:eastAsia="맑은 고딕"/>
+          <w:b w:val="0"/>
+          <w:sz w:val="21"/>
+        </w:rPr>
+        <w:t xml:space="preserve"> — 학사일정·수강신청 일반 질문(정확도 93~100%)은 안심하고 쓸 수 있는 수준입니다. 다만 '나는 언제 신청하나'처럼 표에서 자기 학년·학번 행을 골라야 하는 질문에서 5번 중 1번꼴로 틀리는데, 이 유형이 학생이 가장 확인하고 싶어 하는 질문이라 체감 신뢰도는 정확도 수치(89%)보다 낮게 형성될 수 있습니다.</w:t>
+      </w:r>
+    </w:p>
+    <w:p>
+      <w:pPr>
+        <w:spacing w:after="120"/>
+      </w:pPr>
+      <w:r>
+        <w:rPr>
+          <w:rFonts w:ascii="맑은 고딕" w:hAnsi="맑은 고딕" w:eastAsia="맑은 고딕"/>
+          <w:b/>
+          <w:sz w:val="21"/>
+        </w:rPr>
+        <w:t>속도</w:t>
+      </w:r>
+      <w:r>
+        <w:rPr>
+          <w:rFonts w:ascii="맑은 고딕" w:hAnsi="맑은 고딕" w:eastAsia="맑은 고딕"/>
+          <w:b w:val="0"/>
+          <w:sz w:val="21"/>
+        </w:rPr>
+        <w:t xml:space="preserve"> — 첫 글자까지 6초는 ChatGPT(0.7초)에 익숙한 학생에게 느리게 느껴집니다. 다만 240명을 대상으로 한 2026년 실험에서 첫 글자 9초는 2초보다 '유용하다'는 평가가 오히려 높았고, 20초까지는 신뢰도가 떨어지지 않았습니다. 진행 표시가 있어 멈춘 것으로 읽히지도 않습니다. 20초를 넘기면 10명 중 8명이 기다림을 의식하므로, 아래 몰리는 날이 문제가 됩니다.</w:t>
+      </w:r>
+    </w:p>
+    <w:p>
+      <w:pPr>
+        <w:spacing w:after="120"/>
+      </w:pPr>
+      <w:r>
+        <w:rPr>
+          <w:rFonts w:ascii="맑은 고딕" w:hAnsi="맑은 고딕" w:eastAsia="맑은 고딕"/>
+          <w:b/>
+          <w:sz w:val="21"/>
+        </w:rPr>
+        <w:t>몰리는 날</w:t>
+      </w:r>
+      <w:r>
+        <w:rPr>
+          <w:rFonts w:ascii="맑은 고딕" w:hAnsi="맑은 고딕" w:eastAsia="맑은 고딕"/>
+          <w:b w:val="0"/>
+          <w:sz w:val="21"/>
+        </w:rPr>
+        <w:t xml:space="preserve"> — 평상시(상시 20명 이내)에는 '정확한 편인데 조금 느린 안내'로 느끼지만, 수강신청 첫날이나 성적 공개일처럼 같은 시간에 40명이 몰리면 첫 글자까지 50초가 걸리고 절반은 '지금 처리 중인 질문이 많습니다' 안내를 받습니다. 학생은 이런 날의 경험으로 챗봇을 기억하므로, 이것이 실제 운영에서 가장 먼저 대비할 항목입니다.</w:t>
+      </w:r>
+    </w:p>
+    <w:p>
+      <w:pPr>
+        <w:spacing w:before="280"/>
+      </w:pPr>
+      <w:r>
+        <w:rPr>
+          <w:rFonts w:ascii="맑은 고딕" w:hAnsi="맑은 고딕" w:eastAsia="맑은 고딕"/>
+          <w:b/>
+          <w:color w:val="0F5B4F"/>
+          <w:sz w:val="26"/>
+        </w:rPr>
         <w:t>지난 보고서와 비교</w:t>
       </w:r>
     </w:p>
@@ -2342,6 +3208,27 @@
       <w:r>
         <w:rPr>
           <w:rFonts w:ascii="맑은 고딕" w:hAnsi="맑은 고딕" w:eastAsia="맑은 고딕"/>
+          <w:b/>
+          <w:sz w:val="21"/>
+        </w:rPr>
+        <w:t>몰리는 날 대비</w:t>
+      </w:r>
+      <w:r>
+        <w:rPr>
+          <w:rFonts w:ascii="맑은 고딕" w:hAnsi="맑은 고딕" w:eastAsia="맑은 고딕"/>
+          <w:b w:val="0"/>
+          <w:sz w:val="21"/>
+        </w:rPr>
+        <w:t xml:space="preserve"> — 수강신청·성적 공개·등록금 납부 마감처럼 질문이 몰리는 날은 학사 일정상 미리 알 수 있습니다. 자주 묻는 질문의 답을 미리 준비해 두는 방법, GPU를 한 구역 더 배정하는 방법, 혼잡 시간대를 안내하는 방법을 그 날짜에 맞춰 검토합니다.</w:t>
+      </w:r>
+    </w:p>
+    <w:p>
+      <w:pPr>
+        <w:spacing w:after="120"/>
+      </w:pPr>
+      <w:r>
+        <w:rPr>
+          <w:rFonts w:ascii="맑은 고딕" w:hAnsi="맑은 고딕" w:eastAsia="맑은 고딕"/>
           <w:b w:val="0"/>
           <w:sz w:val="21"/>
         </w:rPr>
@@ -2504,6 +3391,40 @@
                 <w:sz w:val="20"/>
               </w:rPr>
               <w:t>자료를 찾아 답하는 AI 챗봇의 품질을 다섯 항목으로 재는 평가 방식. 다른 AI 모델이 심사관 역할을 함</w:t>
+            </w:r>
+          </w:p>
+        </w:tc>
+      </w:tr>
+      <w:tr>
+        <w:tc>
+          <w:tcPr>
+            <w:tcW w:type="dxa" w:w="4320"/>
+          </w:tcPr>
+          <w:p>
+            <w:r/>
+            <w:r>
+              <w:rPr>
+                <w:rFonts w:ascii="맑은 고딕" w:hAnsi="맑은 고딕" w:eastAsia="맑은 고딕"/>
+                <w:b w:val="0"/>
+                <w:sz w:val="20"/>
+              </w:rPr>
+              <w:t>운영 기준선</w:t>
+            </w:r>
+          </w:p>
+        </w:tc>
+        <w:tc>
+          <w:tcPr>
+            <w:tcW w:type="dxa" w:w="4320"/>
+          </w:tcPr>
+          <w:p>
+            <w:r/>
+            <w:r>
+              <w:rPr>
+                <w:rFonts w:ascii="맑은 고딕" w:hAnsi="맑은 고딕" w:eastAsia="맑은 고딕"/>
+                <w:b w:val="0"/>
+                <w:sz w:val="20"/>
+              </w:rPr>
+              <w:t>업계에서 실서비스에 올려도 된다고 통용되는 RAGAS 최소 점수</w:t>
             </w:r>
           </w:p>
         </w:tc>
@@ -2760,6 +3681,50 @@
           <w:sz w:val="17"/>
         </w:rPr>
         <w:t>측정 조건: 2학기 평가 문항 100개 중 자동 채점이 가능한 64문항 기준 (나머지는 서술형이라 자동 채점 대상이 아님). 품질 평가(RAGAS)는 같은 문항 중 25개, 심사 모델 gemma4:26b. 서비스 버전 6193fe5. 부하 시험은 2026-09-01 운영 서버에서 측정했습니다(상세: docs/CAPACITY.md).</w:t>
+      </w:r>
+    </w:p>
+    <w:p>
+      <w:r>
+        <w:rPr>
+          <w:rFonts w:ascii="맑은 고딕" w:hAnsi="맑은 고딕" w:eastAsia="맑은 고딕"/>
+          <w:b w:val="0"/>
+          <w:color w:val="6D7F78"/>
+          <w:sz w:val="17"/>
+        </w:rPr>
+        <w:t>· 운영 기준선: RAG Evaluation 2026 (benchmarkingagents.com/rag-eval)</w:t>
+      </w:r>
+    </w:p>
+    <w:p>
+      <w:r>
+        <w:rPr>
+          <w:rFonts w:ascii="맑은 고딕" w:hAnsi="맑은 고딕" w:eastAsia="맑은 고딕"/>
+          <w:b w:val="0"/>
+          <w:color w:val="6D7F78"/>
+          <w:sz w:val="17"/>
+        </w:rPr>
+        <w:t>· 다른 대학 사례: UPN Veteran Yogyakarta 학사 서비스 챗봇 (2026, LLaMA 3.1) · 학사 서비스 챗봇 (Brilliance, 2025) · ARGObot 학생 편람 상담 챗봇 (ACM SE 2025, arXiv 2606.02983에서 인용)</w:t>
+      </w:r>
+    </w:p>
+    <w:p>
+      <w:r>
+        <w:rPr>
+          <w:rFonts w:ascii="맑은 고딕" w:hAnsi="맑은 고딕" w:eastAsia="맑은 고딕"/>
+          <w:b w:val="0"/>
+          <w:color w:val="6D7F78"/>
+          <w:sz w:val="17"/>
+        </w:rPr>
+        <w:t>· 응답 지연 실험: The Impact of Response Latency and Task Type on Human-LLM Interaction (CHI 2026, 240명) · Nielsen, Response Times: The 3 Important Limits</w:t>
+      </w:r>
+    </w:p>
+    <w:p>
+      <w:r>
+        <w:rPr>
+          <w:rFonts w:ascii="맑은 고딕" w:hAnsi="맑은 고딕" w:eastAsia="맑은 고딕"/>
+          <w:b w:val="0"/>
+          <w:color w:val="6D7F78"/>
+          <w:sz w:val="17"/>
+        </w:rPr>
+        <w:t>· 상용 챗봇 첫 글자 시간: ICT Research Institute 측정 (ChatGPT 0.70초, 2026)</w:t>
       </w:r>
     </w:p>
     <w:sectPr>
